--- a/academic_documentation/Smart_Hire_Use_Case_Diagrams_Documentation.docx
+++ b/academic_documentation/Smart_Hire_Use_Case_Diagrams_Documentation.docx
@@ -4,114 +4,99 @@
   <w:body>
     <w:p>
       <w:pPr>
+        <w:spacing w:before="1760"/>
         <w:jc w:val="center"/>
       </w:pPr>
       <w:r>
         <w:rPr>
           <w:b/>
-          <w:sz w:val="28"/>
+          <w:color w:val="007C83"/>
+          <w:sz w:val="26"/>
         </w:rPr>
-        <w:t>C-CLARKE INTERNATIONAL INSTITUTE OF DIGITAL SCIENCES</w:t>
+        <w:t>C-CLARKE INTERNATIONAL INSTITUTE</w:t>
+        <w:br/>
+        <w:t>OF DIGITAL SCIENCES</w:t>
       </w:r>
     </w:p>
     <w:p>
       <w:pPr>
-        <w:jc w:val="center"/>
-      </w:pPr>
-      <w:r>
-        <w:t>Diploma in Advanced AI &amp; Software Engineering | Batch 25/26</w:t>
-      </w:r>
-    </w:p>
-    <w:p/>
-    <w:p/>
-    <w:p/>
-    <w:p/>
-    <w:p/>
-    <w:p>
-      <w:pPr>
+        <w:spacing w:before="900"/>
         <w:jc w:val="center"/>
       </w:pPr>
       <w:r>
         <w:rPr>
           <w:b/>
-          <w:sz w:val="56"/>
+          <w:color w:val="173B5B"/>
+          <w:sz w:val="72"/>
         </w:rPr>
         <w:t>SMART HIRE</w:t>
       </w:r>
     </w:p>
     <w:p>
       <w:pPr>
+        <w:spacing w:before="240"/>
         <w:jc w:val="center"/>
       </w:pPr>
       <w:r>
         <w:rPr>
           <w:b/>
-          <w:color w:val="1F5A85"/>
-          <w:sz w:val="40"/>
+          <w:color w:val="267CA8"/>
+          <w:sz w:val="44"/>
         </w:rPr>
         <w:t>Use Case Diagrams Documentation</w:t>
       </w:r>
     </w:p>
     <w:p>
       <w:pPr>
+        <w:spacing w:before="480"/>
         <w:jc w:val="center"/>
       </w:pPr>
       <w:r>
         <w:rPr>
+          <w:i/>
+          <w:color w:val="566573"/>
           <w:sz w:val="24"/>
         </w:rPr>
-        <w:t>Software Requirements / System Modelling Deliverable</w:t>
+        <w:t>UML-style interaction model for delivered Smart Hire functions</w:t>
       </w:r>
     </w:p>
     <w:p/>
-    <w:p/>
-    <w:p/>
-    <w:p/>
     <w:tbl>
       <w:tblPr>
-        <w:tblStyle w:val="TableGrid"/>
+        <w:tblStyle w:val="LightShading-Accent1"/>
         <w:tblW w:type="auto" w:w="0"/>
         <w:jc w:val="center"/>
         <w:tblLook w:firstColumn="1" w:firstRow="1" w:lastColumn="0" w:lastRow="0" w:noHBand="0" w:noVBand="1" w:val="04A0"/>
       </w:tblPr>
       <w:tblGrid>
-        <w:gridCol w:w="5040"/>
-        <w:gridCol w:w="5040"/>
+        <w:gridCol w:w="5185"/>
+        <w:gridCol w:w="5185"/>
       </w:tblGrid>
       <w:tr>
         <w:tc>
           <w:tcPr>
-            <w:tcW w:type="dxa" w:w="5040"/>
+            <w:tcW w:type="dxa" w:w="5185"/>
             <w:vAlign w:val="center"/>
+            <w:shd w:fill="EAF2F8"/>
           </w:tcPr>
           <w:p>
-            <w:pPr>
-              <w:spacing w:after="0"/>
-            </w:pPr>
-            <w:r/>
             <w:r>
               <w:rPr>
-                <w:b/>
-                <w:sz w:val="20"/>
+                <w:sz w:val="18"/>
               </w:rPr>
-              <w:t>Program</w:t>
+              <w:t>Programme</w:t>
             </w:r>
           </w:p>
         </w:tc>
         <w:tc>
           <w:tcPr>
-            <w:tcW w:type="dxa" w:w="5040"/>
+            <w:tcW w:type="dxa" w:w="5185"/>
             <w:vAlign w:val="center"/>
           </w:tcPr>
           <w:p>
-            <w:pPr>
-              <w:spacing w:after="0"/>
-            </w:pPr>
-            <w:r/>
             <w:r>
               <w:rPr>
-                <w:b w:val="0"/>
-                <w:sz w:val="20"/>
+                <w:sz w:val="18"/>
               </w:rPr>
               <w:t>Diploma in Advanced AI &amp; Software Engineering</w:t>
             </w:r>
@@ -121,39 +106,30 @@
       <w:tr>
         <w:tc>
           <w:tcPr>
-            <w:tcW w:type="dxa" w:w="5040"/>
+            <w:tcW w:type="dxa" w:w="5185"/>
             <w:vAlign w:val="center"/>
+            <w:shd w:fill="EAF2F8"/>
           </w:tcPr>
           <w:p>
-            <w:pPr>
-              <w:spacing w:after="0"/>
-            </w:pPr>
-            <w:r/>
             <w:r>
               <w:rPr>
-                <w:b/>
-                <w:sz w:val="20"/>
+                <w:sz w:val="18"/>
               </w:rPr>
-              <w:t>Batch</w:t>
+              <w:t>Repository baseline</w:t>
             </w:r>
           </w:p>
         </w:tc>
         <w:tc>
           <w:tcPr>
-            <w:tcW w:type="dxa" w:w="5040"/>
+            <w:tcW w:type="dxa" w:w="5185"/>
             <w:vAlign w:val="center"/>
           </w:tcPr>
           <w:p>
-            <w:pPr>
-              <w:spacing w:after="0"/>
-            </w:pPr>
-            <w:r/>
             <w:r>
               <w:rPr>
-                <w:b w:val="0"/>
-                <w:sz w:val="20"/>
+                <w:sz w:val="18"/>
               </w:rPr>
-              <w:t>25 / 26</w:t>
+              <w:t>main at b653835</w:t>
             </w:r>
           </w:p>
         </w:tc>
@@ -161,39 +137,30 @@
       <w:tr>
         <w:tc>
           <w:tcPr>
-            <w:tcW w:type="dxa" w:w="5040"/>
+            <w:tcW w:type="dxa" w:w="5185"/>
             <w:vAlign w:val="center"/>
+            <w:shd w:fill="EAF2F8"/>
           </w:tcPr>
           <w:p>
-            <w:pPr>
-              <w:spacing w:after="0"/>
-            </w:pPr>
-            <w:r/>
             <w:r>
               <w:rPr>
-                <w:b/>
-                <w:sz w:val="20"/>
+                <w:sz w:val="18"/>
               </w:rPr>
-              <w:t>Assessment</w:t>
+              <w:t>Documentation baseline</w:t>
             </w:r>
           </w:p>
         </w:tc>
         <w:tc>
           <w:tcPr>
-            <w:tcW w:type="dxa" w:w="5040"/>
+            <w:tcW w:type="dxa" w:w="5185"/>
             <w:vAlign w:val="center"/>
           </w:tcPr>
           <w:p>
-            <w:pPr>
-              <w:spacing w:after="0"/>
-            </w:pPr>
-            <w:r/>
             <w:r>
               <w:rPr>
-                <w:b w:val="0"/>
-                <w:sz w:val="20"/>
+                <w:sz w:val="18"/>
               </w:rPr>
-              <w:t>Group Software Development Assignment</w:t>
+              <w:t>Current FastAPI, Angular, models and QA artefacts</w:t>
             </w:r>
           </w:p>
         </w:tc>
@@ -201,119 +168,30 @@
       <w:tr>
         <w:tc>
           <w:tcPr>
-            <w:tcW w:type="dxa" w:w="5040"/>
+            <w:tcW w:type="dxa" w:w="5185"/>
             <w:vAlign w:val="center"/>
+            <w:shd w:fill="EAF2F8"/>
           </w:tcPr>
           <w:p>
-            <w:pPr>
-              <w:spacing w:after="0"/>
-            </w:pPr>
-            <w:r/>
             <w:r>
               <w:rPr>
-                <w:b/>
-                <w:sz w:val="20"/>
+                <w:sz w:val="18"/>
               </w:rPr>
-              <w:t>Deliverable</w:t>
+              <w:t>Revision</w:t>
             </w:r>
           </w:p>
         </w:tc>
         <w:tc>
           <w:tcPr>
-            <w:tcW w:type="dxa" w:w="5040"/>
+            <w:tcW w:type="dxa" w:w="5185"/>
             <w:vAlign w:val="center"/>
           </w:tcPr>
           <w:p>
-            <w:pPr>
-              <w:spacing w:after="0"/>
-            </w:pPr>
-            <w:r/>
             <w:r>
               <w:rPr>
-                <w:b w:val="0"/>
-                <w:sz w:val="20"/>
+                <w:sz w:val="18"/>
               </w:rPr>
-              <w:t>Use Case Diagrams</w:t>
-            </w:r>
-          </w:p>
-        </w:tc>
-      </w:tr>
-      <w:tr>
-        <w:tc>
-          <w:tcPr>
-            <w:tcW w:type="dxa" w:w="5040"/>
-            <w:vAlign w:val="center"/>
-          </w:tcPr>
-          <w:p>
-            <w:pPr>
-              <w:spacing w:after="0"/>
-            </w:pPr>
-            <w:r/>
-            <w:r>
-              <w:rPr>
-                <w:b/>
-                <w:sz w:val="20"/>
-              </w:rPr>
-              <w:t>Submission Date</w:t>
-            </w:r>
-          </w:p>
-        </w:tc>
-        <w:tc>
-          <w:tcPr>
-            <w:tcW w:type="dxa" w:w="5040"/>
-            <w:vAlign w:val="center"/>
-          </w:tcPr>
-          <w:p>
-            <w:pPr>
-              <w:spacing w:after="0"/>
-            </w:pPr>
-            <w:r/>
-            <w:r>
-              <w:rPr>
-                <w:b w:val="0"/>
-                <w:sz w:val="20"/>
-              </w:rPr>
-              <w:t>22 July 2026</w:t>
-            </w:r>
-          </w:p>
-        </w:tc>
-      </w:tr>
-      <w:tr>
-        <w:tc>
-          <w:tcPr>
-            <w:tcW w:type="dxa" w:w="5040"/>
-            <w:vAlign w:val="center"/>
-          </w:tcPr>
-          <w:p>
-            <w:pPr>
-              <w:spacing w:after="0"/>
-            </w:pPr>
-            <w:r/>
-            <w:r>
-              <w:rPr>
-                <w:b/>
-                <w:sz w:val="20"/>
-              </w:rPr>
-              <w:t>Prepared by</w:t>
-            </w:r>
-          </w:p>
-        </w:tc>
-        <w:tc>
-          <w:tcPr>
-            <w:tcW w:type="dxa" w:w="5040"/>
-            <w:vAlign w:val="center"/>
-          </w:tcPr>
-          <w:p>
-            <w:pPr>
-              <w:spacing w:after="0"/>
-            </w:pPr>
-            <w:r/>
-            <w:r>
-              <w:rPr>
-                <w:b w:val="0"/>
-                <w:sz w:val="20"/>
-              </w:rPr>
-              <w:t>[Team Member Names – to be completed]</w:t>
+              <w:t>21 July 2026</w:t>
             </w:r>
           </w:p>
         </w:tc>
@@ -327,80 +205,258 @@
     <w:p>
       <w:pPr>
         <w:pStyle w:val="Heading1"/>
+        <w:keepNext/>
       </w:pPr>
       <w:r>
-        <w:t>Table of Contents</w:t>
+        <w:t>1. System boundary and actors</w:t>
       </w:r>
     </w:p>
     <w:p>
+      <w:pPr>
+        <w:spacing w:after="100"/>
+      </w:pPr>
       <w:r>
-        <w:t>1. Introduction</w:t>
+        <w:rPr>
+          <w:b w:val="0"/>
+        </w:rPr>
+        <w:t>The use cases below are restricted to the current repository. In particular, payments are simulated, provider verification is an administrator-set status (not an external document workflow), and AI booking is explicitly confirmed and validated.</w:t>
       </w:r>
     </w:p>
+    <w:tbl>
+      <w:tblPr>
+        <w:tblStyle w:val="LightShading-Accent1"/>
+        <w:tblW w:type="auto" w:w="0"/>
+        <w:jc w:val="center"/>
+        <w:tblLook w:firstColumn="1" w:firstRow="1" w:lastColumn="0" w:lastRow="0" w:noHBand="0" w:noVBand="1" w:val="04A0"/>
+      </w:tblPr>
+      <w:tblGrid>
+        <w:gridCol w:w="5185"/>
+        <w:gridCol w:w="5185"/>
+      </w:tblGrid>
+      <w:tr>
+        <w:trPr>
+          <w:tblHeader w:val="true"/>
+        </w:trPr>
+        <w:tc>
+          <w:tcPr>
+            <w:tcW w:type="dxa" w:w="1927"/>
+            <w:shd w:fill="173B5B"/>
+            <w:vAlign w:val="center"/>
+          </w:tcPr>
+          <w:p>
+            <w:r>
+              <w:rPr>
+                <w:b/>
+                <w:color w:val="FFFFFF"/>
+                <w:sz w:val="16"/>
+              </w:rPr>
+              <w:t>Actor</w:t>
+            </w:r>
+          </w:p>
+        </w:tc>
+        <w:tc>
+          <w:tcPr>
+            <w:tcW w:type="dxa" w:w="7597"/>
+            <w:shd w:fill="173B5B"/>
+            <w:vAlign w:val="center"/>
+          </w:tcPr>
+          <w:p>
+            <w:r>
+              <w:rPr>
+                <w:b/>
+                <w:color w:val="FFFFFF"/>
+                <w:sz w:val="16"/>
+              </w:rPr>
+              <w:t>System interaction</w:t>
+            </w:r>
+          </w:p>
+        </w:tc>
+      </w:tr>
+      <w:tr>
+        <w:tc>
+          <w:tcPr>
+            <w:tcW w:type="dxa" w:w="1927"/>
+            <w:vAlign w:val="center"/>
+          </w:tcPr>
+          <w:p>
+            <w:pPr>
+              <w:spacing w:after="20" w:before="20"/>
+            </w:pPr>
+            <w:r>
+              <w:rPr>
+                <w:sz w:val="16"/>
+              </w:rPr>
+              <w:t>Customer</w:t>
+            </w:r>
+          </w:p>
+        </w:tc>
+        <w:tc>
+          <w:tcPr>
+            <w:tcW w:type="dxa" w:w="7597"/>
+            <w:vAlign w:val="center"/>
+          </w:tcPr>
+          <w:p>
+            <w:pPr>
+              <w:spacing w:after="20" w:before="20"/>
+            </w:pPr>
+            <w:r>
+              <w:rPr>
+                <w:sz w:val="16"/>
+              </w:rPr>
+              <w:t>Account, discovery, favourites, booking, payment/review, notifications/messages and assistant.</w:t>
+            </w:r>
+          </w:p>
+        </w:tc>
+      </w:tr>
+      <w:tr>
+        <w:tc>
+          <w:tcPr>
+            <w:tcW w:type="dxa" w:w="1927"/>
+            <w:vAlign w:val="center"/>
+          </w:tcPr>
+          <w:p>
+            <w:pPr>
+              <w:spacing w:after="20" w:before="20"/>
+            </w:pPr>
+            <w:r>
+              <w:rPr>
+                <w:sz w:val="16"/>
+              </w:rPr>
+              <w:t>Provider</w:t>
+            </w:r>
+          </w:p>
+        </w:tc>
+        <w:tc>
+          <w:tcPr>
+            <w:tcW w:type="dxa" w:w="7597"/>
+            <w:vAlign w:val="center"/>
+          </w:tcPr>
+          <w:p>
+            <w:pPr>
+              <w:spacing w:after="20" w:before="20"/>
+            </w:pPr>
+            <w:r>
+              <w:rPr>
+                <w:sz w:val="16"/>
+              </w:rPr>
+              <w:t>Profile/catalogue/areas/availability, booking decision/completion, messages and review insight.</w:t>
+            </w:r>
+          </w:p>
+        </w:tc>
+      </w:tr>
+      <w:tr>
+        <w:tc>
+          <w:tcPr>
+            <w:tcW w:type="dxa" w:w="1927"/>
+            <w:vAlign w:val="center"/>
+          </w:tcPr>
+          <w:p>
+            <w:pPr>
+              <w:spacing w:after="20" w:before="20"/>
+            </w:pPr>
+            <w:r>
+              <w:rPr>
+                <w:sz w:val="16"/>
+              </w:rPr>
+              <w:t>Administrator</w:t>
+            </w:r>
+          </w:p>
+        </w:tc>
+        <w:tc>
+          <w:tcPr>
+            <w:tcW w:type="dxa" w:w="7597"/>
+            <w:vAlign w:val="center"/>
+          </w:tcPr>
+          <w:p>
+            <w:pPr>
+              <w:spacing w:after="20" w:before="20"/>
+            </w:pPr>
+            <w:r>
+              <w:rPr>
+                <w:sz w:val="16"/>
+              </w:rPr>
+              <w:t>Management dashboard, users/verification, categories/services, bookings/reviews/payments.</w:t>
+            </w:r>
+          </w:p>
+        </w:tc>
+      </w:tr>
+      <w:tr>
+        <w:tc>
+          <w:tcPr>
+            <w:tcW w:type="dxa" w:w="1927"/>
+            <w:vAlign w:val="center"/>
+          </w:tcPr>
+          <w:p>
+            <w:pPr>
+              <w:spacing w:after="20" w:before="20"/>
+            </w:pPr>
+            <w:r>
+              <w:rPr>
+                <w:sz w:val="16"/>
+              </w:rPr>
+              <w:t>OpenAI</w:t>
+            </w:r>
+          </w:p>
+        </w:tc>
+        <w:tc>
+          <w:tcPr>
+            <w:tcW w:type="dxa" w:w="7597"/>
+            <w:vAlign w:val="center"/>
+          </w:tcPr>
+          <w:p>
+            <w:pPr>
+              <w:spacing w:after="20" w:before="20"/>
+            </w:pPr>
+            <w:r>
+              <w:rPr>
+                <w:sz w:val="16"/>
+              </w:rPr>
+              <w:t>Backend-only model response and optional function calls.</w:t>
+            </w:r>
+          </w:p>
+        </w:tc>
+      </w:tr>
+      <w:tr>
+        <w:tc>
+          <w:tcPr>
+            <w:tcW w:type="dxa" w:w="1927"/>
+            <w:vAlign w:val="center"/>
+          </w:tcPr>
+          <w:p>
+            <w:pPr>
+              <w:spacing w:after="20" w:before="20"/>
+            </w:pPr>
+            <w:r>
+              <w:rPr>
+                <w:sz w:val="16"/>
+              </w:rPr>
+              <w:t>External MCP client</w:t>
+            </w:r>
+          </w:p>
+        </w:tc>
+        <w:tc>
+          <w:tcPr>
+            <w:tcW w:type="dxa" w:w="7597"/>
+            <w:vAlign w:val="center"/>
+          </w:tcPr>
+          <w:p>
+            <w:pPr>
+              <w:spacing w:after="20" w:before="20"/>
+            </w:pPr>
+            <w:r>
+              <w:rPr>
+                <w:sz w:val="16"/>
+              </w:rPr>
+              <w:t>Stdio tool protocol to separate MCP server.</w:t>
+            </w:r>
+          </w:p>
+        </w:tc>
+      </w:tr>
+    </w:tbl>
     <w:p>
-      <w:r>
-        <w:t>2. System Scope</w:t>
-      </w:r>
-    </w:p>
-    <w:p>
-      <w:r>
-        <w:t>3. Actors</w:t>
-      </w:r>
-    </w:p>
-    <w:p>
-      <w:r>
-        <w:t>4. Use Case Diagram Notation</w:t>
-      </w:r>
-    </w:p>
-    <w:p>
-      <w:r>
-        <w:t>5. Main Use Case Diagram</w:t>
-      </w:r>
-    </w:p>
-    <w:p>
-      <w:r>
-        <w:t>6. Customer Use Case Diagram</w:t>
-      </w:r>
-    </w:p>
-    <w:p>
-      <w:r>
-        <w:t>7. Service Provider Use Case Diagram</w:t>
-      </w:r>
-    </w:p>
-    <w:p>
-      <w:r>
-        <w:t>8. Admin Use Case Diagram</w:t>
-      </w:r>
-    </w:p>
-    <w:p>
-      <w:r>
-        <w:t>9. AI Assistant Use Case Diagram</w:t>
-      </w:r>
-    </w:p>
-    <w:p>
-      <w:r>
-        <w:t>10. Use Case Specifications</w:t>
-      </w:r>
-    </w:p>
-    <w:p>
-      <w:r>
-        <w:t>11. Include / Extend Relationships</w:t>
-      </w:r>
-    </w:p>
-    <w:p>
-      <w:r>
-        <w:t>12. Use Case Traceability Matrix</w:t>
-      </w:r>
-    </w:p>
-    <w:p>
-      <w:r>
-        <w:t>13. Assumptions and Constraints</w:t>
-      </w:r>
-    </w:p>
-    <w:p>
-      <w:r>
-        <w:t>14. Conclusion</w:t>
-      </w:r>
+      <w:pPr>
+        <w:spacing w:after="40"/>
+      </w:pPr>
     </w:p>
     <w:p>
       <w:r>
@@ -410,633 +466,10 @@
     <w:p>
       <w:pPr>
         <w:pStyle w:val="Heading1"/>
+        <w:keepNext/>
       </w:pPr>
       <w:r>
-        <w:t>1. Introduction</w:t>
-      </w:r>
-    </w:p>
-    <w:p>
-      <w:pPr>
-        <w:pStyle w:val="Heading2"/>
-      </w:pPr>
-      <w:r>
-        <w:t>1.1 Purpose</w:t>
-      </w:r>
-    </w:p>
-    <w:p>
-      <w:pPr>
-        <w:spacing w:after="120"/>
-      </w:pPr>
-      <w:r>
-        <w:t>This document specifies the use case model for the Smart Hire platform. It identifies the external actors, their goals, the system functions they interact with, and the relationships between the main use cases. The document is prepared as part of the Smart Hire group software development assignment deliverables.</w:t>
-      </w:r>
-    </w:p>
-    <w:p>
-      <w:pPr>
-        <w:pStyle w:val="Heading2"/>
-      </w:pPr>
-      <w:r>
-        <w:t>1.2 Project Background</w:t>
-      </w:r>
-    </w:p>
-    <w:p>
-      <w:pPr>
-        <w:spacing w:after="120"/>
-      </w:pPr>
-      <w:r>
-        <w:t>Smart Hire is a centralized digital marketplace that connects customers with skilled service providers. Customers can discover trustworthy professionals for services such as plumbing, electrical work, home maintenance, tutoring, cleaning, repairs, and technical support. Service providers can publish their skills and reach customers through one unified platform.</w:t>
-      </w:r>
-    </w:p>
-    <w:p>
-      <w:pPr>
-        <w:pStyle w:val="Heading2"/>
-      </w:pPr>
-      <w:r>
-        <w:t>1.3 Reference Documents</w:t>
-      </w:r>
-    </w:p>
-    <w:p>
-      <w:pPr>
-        <w:pStyle w:val="ListBullet"/>
-      </w:pPr>
-      <w:r>
-        <w:t>Smart Hire Final Group Assignment brief, C-Clarke International Institute of Digital Sciences.</w:t>
-      </w:r>
-    </w:p>
-    <w:p>
-      <w:pPr>
-        <w:pStyle w:val="ListBullet"/>
-      </w:pPr>
-      <w:r>
-        <w:t>Smart Hire Database Design Document (PostgreSQL), Document Version 1.0.</w:t>
-      </w:r>
-    </w:p>
-    <w:p>
-      <w:pPr>
-        <w:pStyle w:val="Heading1"/>
-      </w:pPr>
-      <w:r>
-        <w:t>2. System Scope</w:t>
-      </w:r>
-    </w:p>
-    <w:p>
-      <w:pPr>
-        <w:pStyle w:val="Heading2"/>
-      </w:pPr>
-      <w:r>
-        <w:t>2.1 In Scope</w:t>
-      </w:r>
-    </w:p>
-    <w:p>
-      <w:pPr>
-        <w:pStyle w:val="ListBullet"/>
-      </w:pPr>
-      <w:r>
-        <w:t>Customer account registration, login and profile management.</w:t>
-      </w:r>
-    </w:p>
-    <w:p>
-      <w:pPr>
-        <w:pStyle w:val="ListBullet"/>
-      </w:pPr>
-      <w:r>
-        <w:t>Service provider registration, verification, profile, service publishing and job management.</w:t>
-      </w:r>
-    </w:p>
-    <w:p>
-      <w:pPr>
-        <w:pStyle w:val="ListBullet"/>
-      </w:pPr>
-      <w:r>
-        <w:t>Service searching, filtering, booking, payment, reviews and notifications.</w:t>
-      </w:r>
-    </w:p>
-    <w:p>
-      <w:pPr>
-        <w:pStyle w:val="ListBullet"/>
-      </w:pPr>
-      <w:r>
-        <w:t>Admin management of users, categories, provider verification, reports and system monitoring.</w:t>
-      </w:r>
-    </w:p>
-    <w:p>
-      <w:pPr>
-        <w:pStyle w:val="ListBullet"/>
-      </w:pPr>
-      <w:r>
-        <w:t>AI features such as service recommendation, support assistant and review summarization.</w:t>
-      </w:r>
-    </w:p>
-    <w:p>
-      <w:pPr>
-        <w:pStyle w:val="Heading2"/>
-      </w:pPr>
-      <w:r>
-        <w:t>2.2 Out of Scope</w:t>
-      </w:r>
-    </w:p>
-    <w:p>
-      <w:pPr>
-        <w:pStyle w:val="ListBullet"/>
-      </w:pPr>
-      <w:r>
-        <w:t>Physical service delivery after a booking is completed.</w:t>
-      </w:r>
-    </w:p>
-    <w:p>
-      <w:pPr>
-        <w:pStyle w:val="ListBullet"/>
-      </w:pPr>
-      <w:r>
-        <w:t>External payment gateway internals.</w:t>
-      </w:r>
-    </w:p>
-    <w:p>
-      <w:pPr>
-        <w:pStyle w:val="ListBullet"/>
-      </w:pPr>
-      <w:r>
-        <w:t>Government or third-party provider verification systems.</w:t>
-      </w:r>
-    </w:p>
-    <w:p>
-      <w:pPr>
-        <w:pStyle w:val="ListBullet"/>
-      </w:pPr>
-      <w:r>
-        <w:t>Full accounting or payroll features.</w:t>
-      </w:r>
-    </w:p>
-    <w:p>
-      <w:pPr>
-        <w:pStyle w:val="Heading1"/>
-      </w:pPr>
-      <w:r>
-        <w:t>3. Actors</w:t>
-      </w:r>
-    </w:p>
-    <w:tbl>
-      <w:tblPr>
-        <w:tblStyle w:val="TableGrid"/>
-        <w:tblW w:type="auto" w:w="0"/>
-        <w:jc w:val="center"/>
-        <w:tblLook w:firstColumn="1" w:firstRow="1" w:lastColumn="0" w:lastRow="0" w:noHBand="0" w:noVBand="1" w:val="04A0"/>
-      </w:tblPr>
-      <w:tblGrid>
-        <w:gridCol w:w="3360"/>
-        <w:gridCol w:w="3360"/>
-        <w:gridCol w:w="3360"/>
-      </w:tblGrid>
-      <w:tr>
-        <w:tc>
-          <w:tcPr>
-            <w:tcW w:type="dxa" w:w="3360"/>
-            <w:shd w:fill="1f5a85"/>
-            <w:vAlign w:val="center"/>
-          </w:tcPr>
-          <w:p>
-            <w:pPr>
-              <w:spacing w:after="0"/>
-            </w:pPr>
-            <w:r/>
-            <w:r>
-              <w:rPr>
-                <w:b/>
-                <w:color w:val="FFFFFF"/>
-                <w:sz w:val="20"/>
-              </w:rPr>
-              <w:t>Actor</w:t>
-            </w:r>
-          </w:p>
-        </w:tc>
-        <w:tc>
-          <w:tcPr>
-            <w:tcW w:type="dxa" w:w="3360"/>
-            <w:shd w:fill="1f5a85"/>
-            <w:vAlign w:val="center"/>
-          </w:tcPr>
-          <w:p>
-            <w:pPr>
-              <w:spacing w:after="0"/>
-            </w:pPr>
-            <w:r/>
-            <w:r>
-              <w:rPr>
-                <w:b/>
-                <w:color w:val="FFFFFF"/>
-                <w:sz w:val="20"/>
-              </w:rPr>
-              <w:t>Type</w:t>
-            </w:r>
-          </w:p>
-        </w:tc>
-        <w:tc>
-          <w:tcPr>
-            <w:tcW w:type="dxa" w:w="3360"/>
-            <w:shd w:fill="1f5a85"/>
-            <w:vAlign w:val="center"/>
-          </w:tcPr>
-          <w:p>
-            <w:pPr>
-              <w:spacing w:after="0"/>
-            </w:pPr>
-            <w:r/>
-            <w:r>
-              <w:rPr>
-                <w:b/>
-                <w:color w:val="FFFFFF"/>
-                <w:sz w:val="20"/>
-              </w:rPr>
-              <w:t>Description</w:t>
-            </w:r>
-          </w:p>
-        </w:tc>
-      </w:tr>
-      <w:tr>
-        <w:tc>
-          <w:tcPr>
-            <w:tcW w:type="dxa" w:w="3360"/>
-            <w:vAlign w:val="center"/>
-          </w:tcPr>
-          <w:p>
-            <w:pPr>
-              <w:spacing w:after="0"/>
-            </w:pPr>
-            <w:r/>
-            <w:r>
-              <w:rPr>
-                <w:b/>
-                <w:sz w:val="20"/>
-              </w:rPr>
-              <w:t>Customer</w:t>
-            </w:r>
-          </w:p>
-        </w:tc>
-        <w:tc>
-          <w:tcPr>
-            <w:tcW w:type="dxa" w:w="3360"/>
-            <w:vAlign w:val="center"/>
-          </w:tcPr>
-          <w:p>
-            <w:pPr>
-              <w:spacing w:after="0"/>
-            </w:pPr>
-            <w:r/>
-            <w:r>
-              <w:rPr>
-                <w:b w:val="0"/>
-                <w:sz w:val="20"/>
-              </w:rPr>
-              <w:t>Primary</w:t>
-            </w:r>
-          </w:p>
-        </w:tc>
-        <w:tc>
-          <w:tcPr>
-            <w:tcW w:type="dxa" w:w="3360"/>
-            <w:vAlign w:val="center"/>
-          </w:tcPr>
-          <w:p>
-            <w:pPr>
-              <w:spacing w:after="0"/>
-            </w:pPr>
-            <w:r/>
-            <w:r>
-              <w:rPr>
-                <w:b w:val="0"/>
-                <w:sz w:val="20"/>
-              </w:rPr>
-              <w:t>A user who searches for services, books providers, pays for bookings and writes reviews.</w:t>
-            </w:r>
-          </w:p>
-        </w:tc>
-      </w:tr>
-      <w:tr>
-        <w:tc>
-          <w:tcPr>
-            <w:tcW w:type="dxa" w:w="3360"/>
-            <w:vAlign w:val="center"/>
-          </w:tcPr>
-          <w:p>
-            <w:pPr>
-              <w:spacing w:after="0"/>
-            </w:pPr>
-            <w:r/>
-            <w:r>
-              <w:rPr>
-                <w:b/>
-                <w:sz w:val="20"/>
-              </w:rPr>
-              <w:t>Service Provider</w:t>
-            </w:r>
-          </w:p>
-        </w:tc>
-        <w:tc>
-          <w:tcPr>
-            <w:tcW w:type="dxa" w:w="3360"/>
-            <w:vAlign w:val="center"/>
-          </w:tcPr>
-          <w:p>
-            <w:pPr>
-              <w:spacing w:after="0"/>
-            </w:pPr>
-            <w:r/>
-            <w:r>
-              <w:rPr>
-                <w:b w:val="0"/>
-                <w:sz w:val="20"/>
-              </w:rPr>
-              <w:t>Primary</w:t>
-            </w:r>
-          </w:p>
-        </w:tc>
-        <w:tc>
-          <w:tcPr>
-            <w:tcW w:type="dxa" w:w="3360"/>
-            <w:vAlign w:val="center"/>
-          </w:tcPr>
-          <w:p>
-            <w:pPr>
-              <w:spacing w:after="0"/>
-            </w:pPr>
-            <w:r/>
-            <w:r>
-              <w:rPr>
-                <w:b w:val="0"/>
-                <w:sz w:val="20"/>
-              </w:rPr>
-              <w:t>A skilled worker or business that publishes services, manages availability and handles customer bookings.</w:t>
-            </w:r>
-          </w:p>
-        </w:tc>
-      </w:tr>
-      <w:tr>
-        <w:tc>
-          <w:tcPr>
-            <w:tcW w:type="dxa" w:w="3360"/>
-            <w:vAlign w:val="center"/>
-          </w:tcPr>
-          <w:p>
-            <w:pPr>
-              <w:spacing w:after="0"/>
-            </w:pPr>
-            <w:r/>
-            <w:r>
-              <w:rPr>
-                <w:b/>
-                <w:sz w:val="20"/>
-              </w:rPr>
-              <w:t>Admin</w:t>
-            </w:r>
-          </w:p>
-        </w:tc>
-        <w:tc>
-          <w:tcPr>
-            <w:tcW w:type="dxa" w:w="3360"/>
-            <w:vAlign w:val="center"/>
-          </w:tcPr>
-          <w:p>
-            <w:pPr>
-              <w:spacing w:after="0"/>
-            </w:pPr>
-            <w:r/>
-            <w:r>
-              <w:rPr>
-                <w:b w:val="0"/>
-                <w:sz w:val="20"/>
-              </w:rPr>
-              <w:t>Primary</w:t>
-            </w:r>
-          </w:p>
-        </w:tc>
-        <w:tc>
-          <w:tcPr>
-            <w:tcW w:type="dxa" w:w="3360"/>
-            <w:vAlign w:val="center"/>
-          </w:tcPr>
-          <w:p>
-            <w:pPr>
-              <w:spacing w:after="0"/>
-            </w:pPr>
-            <w:r/>
-            <w:r>
-              <w:rPr>
-                <w:b w:val="0"/>
-                <w:sz w:val="20"/>
-              </w:rPr>
-              <w:t>A system authority who verifies providers, manages categories, monitors platform activity and handles reports.</w:t>
-            </w:r>
-          </w:p>
-        </w:tc>
-      </w:tr>
-      <w:tr>
-        <w:tc>
-          <w:tcPr>
-            <w:tcW w:type="dxa" w:w="3360"/>
-            <w:vAlign w:val="center"/>
-          </w:tcPr>
-          <w:p>
-            <w:pPr>
-              <w:spacing w:after="0"/>
-            </w:pPr>
-            <w:r/>
-            <w:r>
-              <w:rPr>
-                <w:b/>
-                <w:sz w:val="20"/>
-              </w:rPr>
-              <w:t>AI Assistant</w:t>
-            </w:r>
-          </w:p>
-        </w:tc>
-        <w:tc>
-          <w:tcPr>
-            <w:tcW w:type="dxa" w:w="3360"/>
-            <w:vAlign w:val="center"/>
-          </w:tcPr>
-          <w:p>
-            <w:pPr>
-              <w:spacing w:after="0"/>
-            </w:pPr>
-            <w:r/>
-            <w:r>
-              <w:rPr>
-                <w:b w:val="0"/>
-                <w:sz w:val="20"/>
-              </w:rPr>
-              <w:t>Supporting</w:t>
-            </w:r>
-          </w:p>
-        </w:tc>
-        <w:tc>
-          <w:tcPr>
-            <w:tcW w:type="dxa" w:w="3360"/>
-            <w:vAlign w:val="center"/>
-          </w:tcPr>
-          <w:p>
-            <w:pPr>
-              <w:spacing w:after="0"/>
-            </w:pPr>
-            <w:r/>
-            <w:r>
-              <w:rPr>
-                <w:b w:val="0"/>
-                <w:sz w:val="20"/>
-              </w:rPr>
-              <w:t>A system component that provides recommendations, support responses and review summaries.</w:t>
-            </w:r>
-          </w:p>
-        </w:tc>
-      </w:tr>
-      <w:tr>
-        <w:tc>
-          <w:tcPr>
-            <w:tcW w:type="dxa" w:w="3360"/>
-            <w:vAlign w:val="center"/>
-          </w:tcPr>
-          <w:p>
-            <w:pPr>
-              <w:spacing w:after="0"/>
-            </w:pPr>
-            <w:r/>
-            <w:r>
-              <w:rPr>
-                <w:b/>
-                <w:sz w:val="20"/>
-              </w:rPr>
-              <w:t>Payment Gateway</w:t>
-            </w:r>
-          </w:p>
-        </w:tc>
-        <w:tc>
-          <w:tcPr>
-            <w:tcW w:type="dxa" w:w="3360"/>
-            <w:vAlign w:val="center"/>
-          </w:tcPr>
-          <w:p>
-            <w:pPr>
-              <w:spacing w:after="0"/>
-            </w:pPr>
-            <w:r/>
-            <w:r>
-              <w:rPr>
-                <w:b w:val="0"/>
-                <w:sz w:val="20"/>
-              </w:rPr>
-              <w:t>External Supporting</w:t>
-            </w:r>
-          </w:p>
-        </w:tc>
-        <w:tc>
-          <w:tcPr>
-            <w:tcW w:type="dxa" w:w="3360"/>
-            <w:vAlign w:val="center"/>
-          </w:tcPr>
-          <w:p>
-            <w:pPr>
-              <w:spacing w:after="0"/>
-            </w:pPr>
-            <w:r/>
-            <w:r>
-              <w:rPr>
-                <w:b w:val="0"/>
-                <w:sz w:val="20"/>
-              </w:rPr>
-              <w:t>An external service used to process online payments and provide transaction status.</w:t>
-            </w:r>
-          </w:p>
-        </w:tc>
-      </w:tr>
-      <w:tr>
-        <w:tc>
-          <w:tcPr>
-            <w:tcW w:type="dxa" w:w="3360"/>
-            <w:vAlign w:val="center"/>
-          </w:tcPr>
-          <w:p>
-            <w:pPr>
-              <w:spacing w:after="0"/>
-            </w:pPr>
-            <w:r/>
-            <w:r>
-              <w:rPr>
-                <w:b/>
-                <w:sz w:val="20"/>
-              </w:rPr>
-              <w:t>Email / Notification Service</w:t>
-            </w:r>
-          </w:p>
-        </w:tc>
-        <w:tc>
-          <w:tcPr>
-            <w:tcW w:type="dxa" w:w="3360"/>
-            <w:vAlign w:val="center"/>
-          </w:tcPr>
-          <w:p>
-            <w:pPr>
-              <w:spacing w:after="0"/>
-            </w:pPr>
-            <w:r/>
-            <w:r>
-              <w:rPr>
-                <w:b w:val="0"/>
-                <w:sz w:val="20"/>
-              </w:rPr>
-              <w:t>External Supporting</w:t>
-            </w:r>
-          </w:p>
-        </w:tc>
-        <w:tc>
-          <w:tcPr>
-            <w:tcW w:type="dxa" w:w="3360"/>
-            <w:vAlign w:val="center"/>
-          </w:tcPr>
-          <w:p>
-            <w:pPr>
-              <w:spacing w:after="0"/>
-            </w:pPr>
-            <w:r/>
-            <w:r>
-              <w:rPr>
-                <w:b w:val="0"/>
-                <w:sz w:val="20"/>
-              </w:rPr>
-              <w:t>An external or internal service used to send email and in-app notifications.</w:t>
-            </w:r>
-          </w:p>
-        </w:tc>
-      </w:tr>
-    </w:tbl>
-    <w:p>
-      <w:pPr>
-        <w:pStyle w:val="Heading1"/>
-      </w:pPr>
-      <w:r>
-        <w:t>4. Use Case Diagram Notation</w:t>
-      </w:r>
-    </w:p>
-    <w:p>
-      <w:pPr>
-        <w:spacing w:after="120"/>
-      </w:pPr>
-      <w:r>
-        <w:t>The diagrams use UML-style use case notation. Actors are shown outside the system boundary. Use cases are shown as ellipses inside the Smart Hire Platform boundary. Associations show which actor communicates with which use case. Include relationships represent mandatory reusable behaviour. Extend relationships represent optional or conditional behaviour.</w:t>
-      </w:r>
-    </w:p>
-    <w:p>
-      <w:pPr>
-        <w:pStyle w:val="Heading1"/>
-      </w:pPr>
-      <w:r>
-        <w:t>5. Main Use Case Diagram</w:t>
-      </w:r>
-    </w:p>
-    <w:p>
-      <w:pPr>
-        <w:spacing w:after="120"/>
-      </w:pPr>
-      <w:r>
-        <w:t>The main diagram gives a high-level overview of the Smart Hire system functions and the actors that interact with them.</w:t>
+        <w:t>2. Main use case diagram</w:t>
       </w:r>
     </w:p>
     <w:p>
@@ -1046,7 +479,7 @@
       <w:r>
         <w:drawing>
           <wp:inline xmlns:a="http://schemas.openxmlformats.org/drawingml/2006/main" xmlns:pic="http://schemas.openxmlformats.org/drawingml/2006/picture">
-            <wp:extent cx="1897197" cy="4754880"/>
+            <wp:extent cx="6217920" cy="3730752"/>
             <wp:docPr id="1" name="Picture 1"/>
             <wp:cNvGraphicFramePr>
               <a:graphicFrameLocks noChangeAspect="1"/>
@@ -1055,7 +488,7 @@
               <a:graphicData uri="http://schemas.openxmlformats.org/drawingml/2006/picture">
                 <pic:pic>
                   <pic:nvPicPr>
-                    <pic:cNvPr id="0" name="main_usecase.png"/>
+                    <pic:cNvPr id="0" name="uc-main.png"/>
                     <pic:cNvPicPr/>
                   </pic:nvPicPr>
                   <pic:blipFill>
@@ -1067,7 +500,7 @@
                   <pic:spPr>
                     <a:xfrm>
                       <a:off x="0" y="0"/>
-                      <a:ext cx="1897197" cy="4754880"/>
+                      <a:ext cx="6217920" cy="3730752"/>
                     </a:xfrm>
                     <a:prstGeom prst="rect"/>
                   </pic:spPr>
@@ -1080,26 +513,234 @@
     </w:p>
     <w:p>
       <w:pPr>
-        <w:spacing w:after="120"/>
+        <w:pStyle w:val="Caption"/>
+        <w:jc w:val="center"/>
       </w:pPr>
       <w:r>
-        <w:t>Figure 1: Main Use Case Diagram for Smart Hire</w:t>
+        <w:t>Figure 1. Main interaction view.</w:t>
+      </w:r>
+    </w:p>
+    <w:p>
+      <w:pPr>
+        <w:pStyle w:val="Heading2"/>
+        <w:keepNext/>
+      </w:pPr>
+      <w:r>
+        <w:t>Main include relationships</w:t>
+      </w:r>
+    </w:p>
+    <w:tbl>
+      <w:tblPr>
+        <w:tblStyle w:val="LightShading-Accent1"/>
+        <w:tblW w:type="auto" w:w="0"/>
+        <w:jc w:val="center"/>
+        <w:tblLook w:firstColumn="1" w:firstRow="1" w:lastColumn="0" w:lastRow="0" w:noHBand="0" w:noVBand="1" w:val="04A0"/>
+      </w:tblPr>
+      <w:tblGrid>
+        <w:gridCol w:w="5185"/>
+        <w:gridCol w:w="5185"/>
+      </w:tblGrid>
+      <w:tr>
+        <w:trPr>
+          <w:tblHeader w:val="true"/>
+        </w:trPr>
+        <w:tc>
+          <w:tcPr>
+            <w:tcW w:type="dxa" w:w="2835"/>
+            <w:shd w:fill="173B5B"/>
+            <w:vAlign w:val="center"/>
+          </w:tcPr>
+          <w:p>
+            <w:r>
+              <w:rPr>
+                <w:b/>
+                <w:color w:val="FFFFFF"/>
+                <w:sz w:val="16"/>
+              </w:rPr>
+              <w:t>Base use case</w:t>
+            </w:r>
+          </w:p>
+        </w:tc>
+        <w:tc>
+          <w:tcPr>
+            <w:tcW w:type="dxa" w:w="6690"/>
+            <w:shd w:fill="173B5B"/>
+            <w:vAlign w:val="center"/>
+          </w:tcPr>
+          <w:p>
+            <w:r>
+              <w:rPr>
+                <w:b/>
+                <w:color w:val="FFFFFF"/>
+                <w:sz w:val="16"/>
+              </w:rPr>
+              <w:t>Includes / constraint</w:t>
+            </w:r>
+          </w:p>
+        </w:tc>
+      </w:tr>
+      <w:tr>
+        <w:tc>
+          <w:tcPr>
+            <w:tcW w:type="dxa" w:w="2835"/>
+            <w:vAlign w:val="center"/>
+          </w:tcPr>
+          <w:p>
+            <w:pPr>
+              <w:spacing w:after="20" w:before="20"/>
+            </w:pPr>
+            <w:r>
+              <w:rPr>
+                <w:sz w:val="16"/>
+              </w:rPr>
+              <w:t>Manage booking</w:t>
+            </w:r>
+          </w:p>
+        </w:tc>
+        <w:tc>
+          <w:tcPr>
+            <w:tcW w:type="dxa" w:w="6690"/>
+            <w:vAlign w:val="center"/>
+          </w:tcPr>
+          <w:p>
+            <w:pPr>
+              <w:spacing w:after="20" w:before="20"/>
+            </w:pPr>
+            <w:r>
+              <w:rPr>
+                <w:sz w:val="16"/>
+              </w:rPr>
+              <w:t>Create request, provider decision and completion use role/ownership/state validation.</w:t>
+            </w:r>
+          </w:p>
+        </w:tc>
+      </w:tr>
+      <w:tr>
+        <w:tc>
+          <w:tcPr>
+            <w:tcW w:type="dxa" w:w="2835"/>
+            <w:vAlign w:val="center"/>
+          </w:tcPr>
+          <w:p>
+            <w:pPr>
+              <w:spacing w:after="20" w:before="20"/>
+            </w:pPr>
+            <w:r>
+              <w:rPr>
+                <w:sz w:val="16"/>
+              </w:rPr>
+              <w:t>Manage feedback/payment</w:t>
+            </w:r>
+          </w:p>
+        </w:tc>
+        <w:tc>
+          <w:tcPr>
+            <w:tcW w:type="dxa" w:w="6690"/>
+            <w:vAlign w:val="center"/>
+          </w:tcPr>
+          <w:p>
+            <w:pPr>
+              <w:spacing w:after="20" w:before="20"/>
+            </w:pPr>
+            <w:r>
+              <w:rPr>
+                <w:sz w:val="16"/>
+              </w:rPr>
+              <w:t>Both require a completed booking; review is one-per-booking and payment is simulated.</w:t>
+            </w:r>
+          </w:p>
+        </w:tc>
+      </w:tr>
+      <w:tr>
+        <w:tc>
+          <w:tcPr>
+            <w:tcW w:type="dxa" w:w="2835"/>
+            <w:vAlign w:val="center"/>
+          </w:tcPr>
+          <w:p>
+            <w:pPr>
+              <w:spacing w:after="20" w:before="20"/>
+            </w:pPr>
+            <w:r>
+              <w:rPr>
+                <w:sz w:val="16"/>
+              </w:rPr>
+              <w:t>Use AI assistant</w:t>
+            </w:r>
+          </w:p>
+        </w:tc>
+        <w:tc>
+          <w:tcPr>
+            <w:tcW w:type="dxa" w:w="6690"/>
+            <w:vAlign w:val="center"/>
+          </w:tcPr>
+          <w:p>
+            <w:pPr>
+              <w:spacing w:after="20" w:before="20"/>
+            </w:pPr>
+            <w:r>
+              <w:rPr>
+                <w:sz w:val="16"/>
+              </w:rPr>
+              <w:t>Chat persistence; optional availability/create/cancel tool calls are validated server actions.</w:t>
+            </w:r>
+          </w:p>
+        </w:tc>
+      </w:tr>
+      <w:tr>
+        <w:tc>
+          <w:tcPr>
+            <w:tcW w:type="dxa" w:w="2835"/>
+            <w:vAlign w:val="center"/>
+          </w:tcPr>
+          <w:p>
+            <w:pPr>
+              <w:spacing w:after="20" w:before="20"/>
+            </w:pPr>
+            <w:r>
+              <w:rPr>
+                <w:sz w:val="16"/>
+              </w:rPr>
+              <w:t>Message booking party</w:t>
+            </w:r>
+          </w:p>
+        </w:tc>
+        <w:tc>
+          <w:tcPr>
+            <w:tcW w:type="dxa" w:w="6690"/>
+            <w:vAlign w:val="center"/>
+          </w:tcPr>
+          <w:p>
+            <w:pPr>
+              <w:spacing w:after="20" w:before="20"/>
+            </w:pPr>
+            <w:r>
+              <w:rPr>
+                <w:sz w:val="16"/>
+              </w:rPr>
+              <w:t>Requires customer/provider participation in the referenced booking.</w:t>
+            </w:r>
+          </w:p>
+        </w:tc>
+      </w:tr>
+    </w:tbl>
+    <w:p>
+      <w:pPr>
+        <w:spacing w:after="40"/>
+      </w:pPr>
+    </w:p>
+    <w:p>
+      <w:r>
+        <w:br w:type="page"/>
       </w:r>
     </w:p>
     <w:p>
       <w:pPr>
         <w:pStyle w:val="Heading1"/>
+        <w:keepNext/>
       </w:pPr>
       <w:r>
-        <w:t>6. Customer Use Case Diagram</w:t>
-      </w:r>
-    </w:p>
-    <w:p>
-      <w:pPr>
-        <w:spacing w:after="120"/>
-      </w:pPr>
-      <w:r>
-        <w:t>Customer functions focus on finding and booking services. Customers register, search for services, request AI recommendations, create bookings, make payments, submit reviews and receive notifications.</w:t>
+        <w:t>3. Customer and provider use case diagrams</w:t>
       </w:r>
     </w:p>
     <w:p>
@@ -1109,7 +750,7 @@
       <w:r>
         <w:drawing>
           <wp:inline xmlns:a="http://schemas.openxmlformats.org/drawingml/2006/main" xmlns:pic="http://schemas.openxmlformats.org/drawingml/2006/picture">
-            <wp:extent cx="2159173" cy="4663440"/>
+            <wp:extent cx="6217920" cy="3730752"/>
             <wp:docPr id="2" name="Picture 2"/>
             <wp:cNvGraphicFramePr>
               <a:graphicFrameLocks noChangeAspect="1"/>
@@ -1118,7 +759,7 @@
               <a:graphicData uri="http://schemas.openxmlformats.org/drawingml/2006/picture">
                 <pic:pic>
                   <pic:nvPicPr>
-                    <pic:cNvPr id="0" name="customer_usecase.png"/>
+                    <pic:cNvPr id="0" name="uc-customer.png"/>
                     <pic:cNvPicPr/>
                   </pic:nvPicPr>
                   <pic:blipFill>
@@ -1130,7 +771,7 @@
                   <pic:spPr>
                     <a:xfrm>
                       <a:off x="0" y="0"/>
-                      <a:ext cx="2159173" cy="4663440"/>
+                      <a:ext cx="6217920" cy="3730752"/>
                     </a:xfrm>
                     <a:prstGeom prst="rect"/>
                   </pic:spPr>
@@ -1143,26 +784,11 @@
     </w:p>
     <w:p>
       <w:pPr>
-        <w:spacing w:after="120"/>
+        <w:pStyle w:val="Caption"/>
+        <w:jc w:val="center"/>
       </w:pPr>
       <w:r>
-        <w:t>Figure: 6. Customer Use Case Diagram</w:t>
-      </w:r>
-    </w:p>
-    <w:p>
-      <w:pPr>
-        <w:pStyle w:val="Heading1"/>
-      </w:pPr>
-      <w:r>
-        <w:t>7. Service Provider Use Case Diagram</w:t>
-      </w:r>
-    </w:p>
-    <w:p>
-      <w:pPr>
-        <w:spacing w:after="120"/>
-      </w:pPr>
-      <w:r>
-        <w:t>Provider functions focus on publishing services and handling jobs. Providers complete their profile, submit verification details, create or update services, set working areas and availability, manage booking requests and view review summaries.</w:t>
+        <w:t>Figure 2. Customer interactions.</w:t>
       </w:r>
     </w:p>
     <w:p>
@@ -1172,7 +798,7 @@
       <w:r>
         <w:drawing>
           <wp:inline xmlns:a="http://schemas.openxmlformats.org/drawingml/2006/main" xmlns:pic="http://schemas.openxmlformats.org/drawingml/2006/picture">
-            <wp:extent cx="2401672" cy="4663440"/>
+            <wp:extent cx="6217920" cy="3730752"/>
             <wp:docPr id="3" name="Picture 3"/>
             <wp:cNvGraphicFramePr>
               <a:graphicFrameLocks noChangeAspect="1"/>
@@ -1181,7 +807,7 @@
               <a:graphicData uri="http://schemas.openxmlformats.org/drawingml/2006/picture">
                 <pic:pic>
                   <pic:nvPicPr>
-                    <pic:cNvPr id="0" name="provider_usecase.png"/>
+                    <pic:cNvPr id="0" name="uc-provider.png"/>
                     <pic:cNvPicPr/>
                   </pic:nvPicPr>
                   <pic:blipFill>
@@ -1193,7 +819,7 @@
                   <pic:spPr>
                     <a:xfrm>
                       <a:off x="0" y="0"/>
-                      <a:ext cx="2401672" cy="4663440"/>
+                      <a:ext cx="6217920" cy="3730752"/>
                     </a:xfrm>
                     <a:prstGeom prst="rect"/>
                   </pic:spPr>
@@ -1206,26 +832,25 @@
     </w:p>
     <w:p>
       <w:pPr>
-        <w:spacing w:after="120"/>
+        <w:pStyle w:val="Caption"/>
+        <w:jc w:val="center"/>
       </w:pPr>
       <w:r>
-        <w:t>Figure: 7. Service Provider Use Case Diagram</w:t>
+        <w:t>Figure 3. Provider interactions.</w:t>
+      </w:r>
+    </w:p>
+    <w:p>
+      <w:r>
+        <w:br w:type="page"/>
       </w:r>
     </w:p>
     <w:p>
       <w:pPr>
         <w:pStyle w:val="Heading1"/>
+        <w:keepNext/>
       </w:pPr>
       <w:r>
-        <w:t>8. Admin Use Case Diagram</w:t>
-      </w:r>
-    </w:p>
-    <w:p>
-      <w:pPr>
-        <w:spacing w:after="120"/>
-      </w:pPr>
-      <w:r>
-        <w:t>Admin functions focus on platform governance. Admin users verify providers, manage users and service categories, monitor bookings, handle reports or complaints and view dashboard reports.</w:t>
+        <w:t>4. Administration and AI diagrams</w:t>
       </w:r>
     </w:p>
     <w:p>
@@ -1235,7 +860,7 @@
       <w:r>
         <w:drawing>
           <wp:inline xmlns:a="http://schemas.openxmlformats.org/drawingml/2006/main" xmlns:pic="http://schemas.openxmlformats.org/drawingml/2006/picture">
-            <wp:extent cx="2947294" cy="4663440"/>
+            <wp:extent cx="6217920" cy="3730752"/>
             <wp:docPr id="4" name="Picture 4"/>
             <wp:cNvGraphicFramePr>
               <a:graphicFrameLocks noChangeAspect="1"/>
@@ -1244,7 +869,7 @@
               <a:graphicData uri="http://schemas.openxmlformats.org/drawingml/2006/picture">
                 <pic:pic>
                   <pic:nvPicPr>
-                    <pic:cNvPr id="0" name="admin_usecase.png"/>
+                    <pic:cNvPr id="0" name="uc-admin.png"/>
                     <pic:cNvPicPr/>
                   </pic:nvPicPr>
                   <pic:blipFill>
@@ -1256,7 +881,7 @@
                   <pic:spPr>
                     <a:xfrm>
                       <a:off x="0" y="0"/>
-                      <a:ext cx="2947294" cy="4663440"/>
+                      <a:ext cx="6217920" cy="3730752"/>
                     </a:xfrm>
                     <a:prstGeom prst="rect"/>
                   </pic:spPr>
@@ -1269,26 +894,11 @@
     </w:p>
     <w:p>
       <w:pPr>
-        <w:spacing w:after="120"/>
+        <w:pStyle w:val="Caption"/>
+        <w:jc w:val="center"/>
       </w:pPr>
       <w:r>
-        <w:t>Figure: 8. Admin Use Case Diagram</w:t>
-      </w:r>
-    </w:p>
-    <w:p>
-      <w:pPr>
-        <w:pStyle w:val="Heading1"/>
-      </w:pPr>
-      <w:r>
-        <w:t>9. AI Assistant Use Case Diagram</w:t>
-      </w:r>
-    </w:p>
-    <w:p>
-      <w:pPr>
-        <w:spacing w:after="120"/>
-      </w:pPr>
-      <w:r>
-        <w:t>AI Assistant functions support the platform by recommending services, answering support questions, summarizing reviews and storing conversation data for context and auditing.</w:t>
+        <w:t>Figure 4. Administrative interactions.</w:t>
       </w:r>
     </w:p>
     <w:p>
@@ -1298,7 +908,7 @@
       <w:r>
         <w:drawing>
           <wp:inline xmlns:a="http://schemas.openxmlformats.org/drawingml/2006/main" xmlns:pic="http://schemas.openxmlformats.org/drawingml/2006/picture">
-            <wp:extent cx="4961900" cy="4663440"/>
+            <wp:extent cx="6217920" cy="3730752"/>
             <wp:docPr id="5" name="Picture 5"/>
             <wp:cNvGraphicFramePr>
               <a:graphicFrameLocks noChangeAspect="1"/>
@@ -1307,7 +917,7 @@
               <a:graphicData uri="http://schemas.openxmlformats.org/drawingml/2006/picture">
                 <pic:pic>
                   <pic:nvPicPr>
-                    <pic:cNvPr id="0" name="ai_usecase.png"/>
+                    <pic:cNvPr id="0" name="uc-ai.png"/>
                     <pic:cNvPicPr/>
                   </pic:nvPicPr>
                   <pic:blipFill>
@@ -1319,7 +929,7 @@
                   <pic:spPr>
                     <a:xfrm>
                       <a:off x="0" y="0"/>
-                      <a:ext cx="4961900" cy="4663440"/>
+                      <a:ext cx="6217920" cy="3730752"/>
                     </a:xfrm>
                     <a:prstGeom prst="rect"/>
                   </pic:spPr>
@@ -1332,75 +942,109 @@
     </w:p>
     <w:p>
       <w:pPr>
-        <w:spacing w:after="120"/>
+        <w:pStyle w:val="Caption"/>
+        <w:jc w:val="center"/>
       </w:pPr>
       <w:r>
-        <w:t>Figure: 9. AI Assistant Use Case Diagram</w:t>
+        <w:t>Figure 5. AI capability and control points.</w:t>
+      </w:r>
+    </w:p>
+    <w:p>
+      <w:r>
+        <w:br w:type="page"/>
       </w:r>
     </w:p>
     <w:p>
       <w:pPr>
         <w:pStyle w:val="Heading1"/>
+        <w:keepNext/>
       </w:pPr>
       <w:r>
-        <w:t>10. Use Case Specifications</w:t>
-      </w:r>
-    </w:p>
-    <w:p>
-      <w:pPr>
-        <w:pStyle w:val="Heading2"/>
-      </w:pPr>
-      <w:r>
-        <w:t>UC-01 – Register Account</w:t>
+        <w:t>5. Use case specification summary</w:t>
       </w:r>
     </w:p>
     <w:tbl>
       <w:tblPr>
-        <w:tblStyle w:val="TableGrid"/>
+        <w:tblStyle w:val="LightShading-Accent1"/>
         <w:tblW w:type="auto" w:w="0"/>
+        <w:jc w:val="center"/>
         <w:tblLook w:firstColumn="1" w:firstRow="1" w:lastColumn="0" w:lastRow="0" w:noHBand="0" w:noVBand="1" w:val="04A0"/>
       </w:tblPr>
       <w:tblGrid>
-        <w:gridCol w:w="5040"/>
-        <w:gridCol w:w="5040"/>
+        <w:gridCol w:w="2592"/>
+        <w:gridCol w:w="2592"/>
+        <w:gridCol w:w="2592"/>
+        <w:gridCol w:w="2592"/>
       </w:tblGrid>
       <w:tr>
+        <w:trPr>
+          <w:tblHeader w:val="true"/>
+        </w:trPr>
         <w:tc>
           <w:tcPr>
-            <w:tcW w:type="dxa" w:w="5040"/>
-            <w:shd w:fill="edf2f7"/>
+            <w:tcW w:type="dxa" w:w="1701"/>
+            <w:shd w:fill="173B5B"/>
             <w:vAlign w:val="center"/>
           </w:tcPr>
           <w:p>
-            <w:pPr>
-              <w:spacing w:after="0"/>
-            </w:pPr>
-            <w:r/>
             <w:r>
               <w:rPr>
                 <w:b/>
-                <w:sz w:val="20"/>
+                <w:color w:val="FFFFFF"/>
+                <w:sz w:val="14"/>
               </w:rPr>
-              <w:t>Primary Actor</w:t>
+              <w:t>Use case</w:t>
             </w:r>
           </w:p>
         </w:tc>
         <w:tc>
           <w:tcPr>
-            <w:tcW w:type="dxa" w:w="5040"/>
+            <w:tcW w:type="dxa" w:w="2324"/>
+            <w:shd w:fill="173B5B"/>
             <w:vAlign w:val="center"/>
           </w:tcPr>
           <w:p>
-            <w:pPr>
-              <w:spacing w:after="0"/>
-            </w:pPr>
-            <w:r/>
             <w:r>
               <w:rPr>
-                <w:b w:val="0"/>
-                <w:sz w:val="20"/>
+                <w:b/>
+                <w:color w:val="FFFFFF"/>
+                <w:sz w:val="14"/>
               </w:rPr>
-              <w:t>Customer / Provider</w:t>
+              <w:t>Precondition</w:t>
+            </w:r>
+          </w:p>
+        </w:tc>
+        <w:tc>
+          <w:tcPr>
+            <w:tcW w:type="dxa" w:w="2948"/>
+            <w:shd w:fill="173B5B"/>
+            <w:vAlign w:val="center"/>
+          </w:tcPr>
+          <w:p>
+            <w:r>
+              <w:rPr>
+                <w:b/>
+                <w:color w:val="FFFFFF"/>
+                <w:sz w:val="14"/>
+              </w:rPr>
+              <w:t>Successful outcome</w:t>
+            </w:r>
+          </w:p>
+        </w:tc>
+        <w:tc>
+          <w:tcPr>
+            <w:tcW w:type="dxa" w:w="2551"/>
+            <w:shd w:fill="173B5B"/>
+            <w:vAlign w:val="center"/>
+          </w:tcPr>
+          <w:p>
+            <w:r>
+              <w:rPr>
+                <w:b/>
+                <w:color w:val="FFFFFF"/>
+                <w:sz w:val="14"/>
+              </w:rPr>
+              <w:t>Exceptions</w:t>
             </w:r>
           </w:p>
         </w:tc>
@@ -1408,40 +1052,69 @@
       <w:tr>
         <w:tc>
           <w:tcPr>
-            <w:tcW w:type="dxa" w:w="5040"/>
-            <w:shd w:fill="edf2f7"/>
+            <w:tcW w:type="dxa" w:w="1701"/>
             <w:vAlign w:val="center"/>
           </w:tcPr>
           <w:p>
             <w:pPr>
-              <w:spacing w:after="0"/>
+              <w:spacing w:after="20" w:before="20"/>
             </w:pPr>
-            <w:r/>
             <w:r>
               <w:rPr>
-                <w:b/>
-                <w:sz w:val="20"/>
+                <w:sz w:val="14"/>
               </w:rPr>
-              <w:t>Goal</w:t>
+              <w:t>Create booking</w:t>
             </w:r>
           </w:p>
         </w:tc>
         <w:tc>
           <w:tcPr>
-            <w:tcW w:type="dxa" w:w="5040"/>
+            <w:tcW w:type="dxa" w:w="2324"/>
             <w:vAlign w:val="center"/>
           </w:tcPr>
           <w:p>
             <w:pPr>
-              <w:spacing w:after="0"/>
+              <w:spacing w:after="20" w:before="20"/>
             </w:pPr>
-            <w:r/>
             <w:r>
               <w:rPr>
-                <w:b w:val="0"/>
-                <w:sz w:val="20"/>
+                <w:sz w:val="14"/>
               </w:rPr>
-              <w:t>Create a new Smart Hire account.</w:t>
+              <w:t>Active customer + active service + future date.</w:t>
+            </w:r>
+          </w:p>
+        </w:tc>
+        <w:tc>
+          <w:tcPr>
+            <w:tcW w:type="dxa" w:w="2948"/>
+            <w:vAlign w:val="center"/>
+          </w:tcPr>
+          <w:p>
+            <w:pPr>
+              <w:spacing w:after="20" w:before="20"/>
+            </w:pPr>
+            <w:r>
+              <w:rPr>
+                <w:sz w:val="14"/>
+              </w:rPr>
+              <w:t>Pending booking; provider notification.</w:t>
+            </w:r>
+          </w:p>
+        </w:tc>
+        <w:tc>
+          <w:tcPr>
+            <w:tcW w:type="dxa" w:w="2551"/>
+            <w:vAlign w:val="center"/>
+          </w:tcPr>
+          <w:p>
+            <w:pPr>
+              <w:spacing w:after="20" w:before="20"/>
+            </w:pPr>
+            <w:r>
+              <w:rPr>
+                <w:sz w:val="14"/>
+              </w:rPr>
+              <w:t>Invalid role/service/date or business rule.</w:t>
             </w:r>
           </w:p>
         </w:tc>
@@ -1449,40 +1122,69 @@
       <w:tr>
         <w:tc>
           <w:tcPr>
-            <w:tcW w:type="dxa" w:w="5040"/>
-            <w:shd w:fill="edf2f7"/>
+            <w:tcW w:type="dxa" w:w="1701"/>
             <w:vAlign w:val="center"/>
           </w:tcPr>
           <w:p>
             <w:pPr>
-              <w:spacing w:after="0"/>
+              <w:spacing w:after="20" w:before="20"/>
             </w:pPr>
-            <w:r/>
             <w:r>
               <w:rPr>
-                <w:b/>
-                <w:sz w:val="20"/>
+                <w:sz w:val="14"/>
               </w:rPr>
-              <w:t>Precondition</w:t>
+              <w:t>Complete booking</w:t>
             </w:r>
           </w:p>
         </w:tc>
         <w:tc>
           <w:tcPr>
-            <w:tcW w:type="dxa" w:w="5040"/>
+            <w:tcW w:type="dxa" w:w="2324"/>
             <w:vAlign w:val="center"/>
           </w:tcPr>
           <w:p>
             <w:pPr>
-              <w:spacing w:after="0"/>
+              <w:spacing w:after="20" w:before="20"/>
             </w:pPr>
-            <w:r/>
             <w:r>
               <w:rPr>
-                <w:b w:val="0"/>
-                <w:sz w:val="20"/>
+                <w:sz w:val="14"/>
               </w:rPr>
-              <w:t>User provides valid name, email, password and role.</w:t>
+              <w:t>Provider owns accepted booking.</w:t>
+            </w:r>
+          </w:p>
+        </w:tc>
+        <w:tc>
+          <w:tcPr>
+            <w:tcW w:type="dxa" w:w="2948"/>
+            <w:vAlign w:val="center"/>
+          </w:tcPr>
+          <w:p>
+            <w:pPr>
+              <w:spacing w:after="20" w:before="20"/>
+            </w:pPr>
+            <w:r>
+              <w:rPr>
+                <w:sz w:val="14"/>
+              </w:rPr>
+              <w:t>Status completed; customer may pay/review.</w:t>
+            </w:r>
+          </w:p>
+        </w:tc>
+        <w:tc>
+          <w:tcPr>
+            <w:tcW w:type="dxa" w:w="2551"/>
+            <w:vAlign w:val="center"/>
+          </w:tcPr>
+          <w:p>
+            <w:pPr>
+              <w:spacing w:after="20" w:before="20"/>
+            </w:pPr>
+            <w:r>
+              <w:rPr>
+                <w:sz w:val="14"/>
+              </w:rPr>
+              <w:t>Wrong actor/state.</w:t>
             </w:r>
           </w:p>
         </w:tc>
@@ -1490,40 +1192,69 @@
       <w:tr>
         <w:tc>
           <w:tcPr>
-            <w:tcW w:type="dxa" w:w="5040"/>
-            <w:shd w:fill="edf2f7"/>
+            <w:tcW w:type="dxa" w:w="1701"/>
             <w:vAlign w:val="center"/>
           </w:tcPr>
           <w:p>
             <w:pPr>
-              <w:spacing w:after="0"/>
+              <w:spacing w:after="20" w:before="20"/>
             </w:pPr>
-            <w:r/>
             <w:r>
               <w:rPr>
-                <w:b/>
-                <w:sz w:val="20"/>
+                <w:sz w:val="14"/>
               </w:rPr>
-              <w:t>Postcondition</w:t>
+              <w:t>Send message</w:t>
             </w:r>
           </w:p>
         </w:tc>
         <w:tc>
           <w:tcPr>
-            <w:tcW w:type="dxa" w:w="5040"/>
+            <w:tcW w:type="dxa" w:w="2324"/>
             <w:vAlign w:val="center"/>
           </w:tcPr>
           <w:p>
             <w:pPr>
-              <w:spacing w:after="0"/>
+              <w:spacing w:after="20" w:before="20"/>
             </w:pPr>
-            <w:r/>
             <w:r>
               <w:rPr>
-                <w:b w:val="0"/>
-                <w:sz w:val="20"/>
+                <w:sz w:val="14"/>
               </w:rPr>
-              <w:t>Account is created with pending verification status.</w:t>
+              <w:t>Caller is customer/provider on booking.</w:t>
+            </w:r>
+          </w:p>
+        </w:tc>
+        <w:tc>
+          <w:tcPr>
+            <w:tcW w:type="dxa" w:w="2948"/>
+            <w:vAlign w:val="center"/>
+          </w:tcPr>
+          <w:p>
+            <w:pPr>
+              <w:spacing w:after="20" w:before="20"/>
+            </w:pPr>
+            <w:r>
+              <w:rPr>
+                <w:sz w:val="14"/>
+              </w:rPr>
+              <w:t>Message saved; recipient notification; unread count later clears on read.</w:t>
+            </w:r>
+          </w:p>
+        </w:tc>
+        <w:tc>
+          <w:tcPr>
+            <w:tcW w:type="dxa" w:w="2551"/>
+            <w:vAlign w:val="center"/>
+          </w:tcPr>
+          <w:p>
+            <w:pPr>
+              <w:spacing w:after="20" w:before="20"/>
+            </w:pPr>
+            <w:r>
+              <w:rPr>
+                <w:sz w:val="14"/>
+              </w:rPr>
+              <w:t>Non-participant receives 403.</w:t>
             </w:r>
           </w:p>
         </w:tc>
@@ -1531,40 +1262,69 @@
       <w:tr>
         <w:tc>
           <w:tcPr>
-            <w:tcW w:type="dxa" w:w="5040"/>
-            <w:shd w:fill="edf2f7"/>
+            <w:tcW w:type="dxa" w:w="1701"/>
             <w:vAlign w:val="center"/>
           </w:tcPr>
           <w:p>
             <w:pPr>
-              <w:spacing w:after="0"/>
+              <w:spacing w:after="20" w:before="20"/>
             </w:pPr>
-            <w:r/>
             <w:r>
               <w:rPr>
-                <w:b/>
-                <w:sz w:val="20"/>
+                <w:sz w:val="14"/>
               </w:rPr>
-              <w:t>Main Success Scenario</w:t>
+              <w:t>AI booking tool</w:t>
             </w:r>
           </w:p>
         </w:tc>
         <w:tc>
           <w:tcPr>
-            <w:tcW w:type="dxa" w:w="5040"/>
+            <w:tcW w:type="dxa" w:w="2324"/>
             <w:vAlign w:val="center"/>
           </w:tcPr>
           <w:p>
             <w:pPr>
-              <w:spacing w:after="0"/>
+              <w:spacing w:after="20" w:before="20"/>
             </w:pPr>
-            <w:r/>
             <w:r>
               <w:rPr>
-                <w:b w:val="0"/>
-                <w:sz w:val="20"/>
+                <w:sz w:val="14"/>
               </w:rPr>
-              <w:t>1. Actor starts register account. 2. System validates the request. 3. System saves or retrieves required data. 4. System confirms the result.</w:t>
+              <w:t>Customer explicitly identifies service/date/time.</w:t>
+            </w:r>
+          </w:p>
+        </w:tc>
+        <w:tc>
+          <w:tcPr>
+            <w:tcW w:type="dxa" w:w="2948"/>
+            <w:vAlign w:val="center"/>
+          </w:tcPr>
+          <w:p>
+            <w:pPr>
+              <w:spacing w:after="20" w:before="20"/>
+            </w:pPr>
+            <w:r>
+              <w:rPr>
+                <w:sz w:val="14"/>
+              </w:rPr>
+              <w:t>Validated booking request made through shared service logic.</w:t>
+            </w:r>
+          </w:p>
+        </w:tc>
+        <w:tc>
+          <w:tcPr>
+            <w:tcW w:type="dxa" w:w="2551"/>
+            <w:vAlign w:val="center"/>
+          </w:tcPr>
+          <w:p>
+            <w:pPr>
+              <w:spacing w:after="20" w:before="20"/>
+            </w:pPr>
+            <w:r>
+              <w:rPr>
+                <w:sz w:val="14"/>
+              </w:rPr>
+              <w:t>Tool errors are returned to model/user; no unsupported inference.</w:t>
             </w:r>
           </w:p>
         </w:tc>
@@ -1572,40 +1332,139 @@
       <w:tr>
         <w:tc>
           <w:tcPr>
-            <w:tcW w:type="dxa" w:w="5040"/>
-            <w:shd w:fill="edf2f7"/>
+            <w:tcW w:type="dxa" w:w="1701"/>
             <w:vAlign w:val="center"/>
           </w:tcPr>
           <w:p>
             <w:pPr>
-              <w:spacing w:after="0"/>
+              <w:spacing w:after="20" w:before="20"/>
             </w:pPr>
-            <w:r/>
             <w:r>
               <w:rPr>
-                <w:b/>
-                <w:sz w:val="20"/>
+                <w:sz w:val="14"/>
               </w:rPr>
-              <w:t>Alternative / Exception</w:t>
+              <w:t>Generate review summary</w:t>
             </w:r>
           </w:p>
         </w:tc>
         <w:tc>
           <w:tcPr>
-            <w:tcW w:type="dxa" w:w="5040"/>
+            <w:tcW w:type="dxa" w:w="2324"/>
             <w:vAlign w:val="center"/>
           </w:tcPr>
           <w:p>
             <w:pPr>
-              <w:spacing w:after="0"/>
+              <w:spacing w:after="20" w:before="20"/>
             </w:pPr>
-            <w:r/>
             <w:r>
               <w:rPr>
-                <w:b w:val="0"/>
-                <w:sz w:val="20"/>
+                <w:sz w:val="14"/>
               </w:rPr>
-              <w:t>Duplicate email or invalid data prevents registration.</w:t>
+              <w:t>Provider owns selected service.</w:t>
+            </w:r>
+          </w:p>
+        </w:tc>
+        <w:tc>
+          <w:tcPr>
+            <w:tcW w:type="dxa" w:w="2948"/>
+            <w:vAlign w:val="center"/>
+          </w:tcPr>
+          <w:p>
+            <w:pPr>
+              <w:spacing w:after="20" w:before="20"/>
+            </w:pPr>
+            <w:r>
+              <w:rPr>
+                <w:sz w:val="14"/>
+              </w:rPr>
+              <w:t>Summary returned and stored against service.</w:t>
+            </w:r>
+          </w:p>
+        </w:tc>
+        <w:tc>
+          <w:tcPr>
+            <w:tcW w:type="dxa" w:w="2551"/>
+            <w:vAlign w:val="center"/>
+          </w:tcPr>
+          <w:p>
+            <w:pPr>
+              <w:spacing w:after="20" w:before="20"/>
+            </w:pPr>
+            <w:r>
+              <w:rPr>
+                <w:sz w:val="14"/>
+              </w:rPr>
+              <w:t>Service not owned/missing.</w:t>
+            </w:r>
+          </w:p>
+        </w:tc>
+      </w:tr>
+      <w:tr>
+        <w:tc>
+          <w:tcPr>
+            <w:tcW w:type="dxa" w:w="1701"/>
+            <w:vAlign w:val="center"/>
+          </w:tcPr>
+          <w:p>
+            <w:pPr>
+              <w:spacing w:after="20" w:before="20"/>
+            </w:pPr>
+            <w:r>
+              <w:rPr>
+                <w:sz w:val="14"/>
+              </w:rPr>
+              <w:t>Moderate catalogue</w:t>
+            </w:r>
+          </w:p>
+        </w:tc>
+        <w:tc>
+          <w:tcPr>
+            <w:tcW w:type="dxa" w:w="2324"/>
+            <w:vAlign w:val="center"/>
+          </w:tcPr>
+          <w:p>
+            <w:pPr>
+              <w:spacing w:after="20" w:before="20"/>
+            </w:pPr>
+            <w:r>
+              <w:rPr>
+                <w:sz w:val="14"/>
+              </w:rPr>
+              <w:t>Admin token.</w:t>
+            </w:r>
+          </w:p>
+        </w:tc>
+        <w:tc>
+          <w:tcPr>
+            <w:tcW w:type="dxa" w:w="2948"/>
+            <w:vAlign w:val="center"/>
+          </w:tcPr>
+          <w:p>
+            <w:pPr>
+              <w:spacing w:after="20" w:before="20"/>
+            </w:pPr>
+            <w:r>
+              <w:rPr>
+                <w:sz w:val="14"/>
+              </w:rPr>
+              <w:t>Status/category/review record changed where allowed.</w:t>
+            </w:r>
+          </w:p>
+        </w:tc>
+        <w:tc>
+          <w:tcPr>
+            <w:tcW w:type="dxa" w:w="2551"/>
+            <w:vAlign w:val="center"/>
+          </w:tcPr>
+          <w:p>
+            <w:pPr>
+              <w:spacing w:after="20" w:before="20"/>
+            </w:pPr>
+            <w:r>
+              <w:rPr>
+                <w:sz w:val="14"/>
+              </w:rPr>
+              <w:t>Non-admin or category still in use.</w:t>
             </w:r>
           </w:p>
         </w:tc>
@@ -1613,5618 +1472,58 @@
     </w:tbl>
     <w:p>
       <w:pPr>
-        <w:pStyle w:val="Heading2"/>
+        <w:spacing w:after="40"/>
       </w:pPr>
-      <w:r>
-        <w:t>UC-02 – Login</w:t>
-      </w:r>
     </w:p>
-    <w:tbl>
-      <w:tblPr>
-        <w:tblStyle w:val="TableGrid"/>
-        <w:tblW w:type="auto" w:w="0"/>
-        <w:tblLook w:firstColumn="1" w:firstRow="1" w:lastColumn="0" w:lastRow="0" w:noHBand="0" w:noVBand="1" w:val="04A0"/>
-      </w:tblPr>
-      <w:tblGrid>
-        <w:gridCol w:w="5040"/>
-        <w:gridCol w:w="5040"/>
-      </w:tblGrid>
-      <w:tr>
-        <w:tc>
-          <w:tcPr>
-            <w:tcW w:type="dxa" w:w="5040"/>
-            <w:shd w:fill="edf2f7"/>
-            <w:vAlign w:val="center"/>
-          </w:tcPr>
-          <w:p>
-            <w:pPr>
-              <w:spacing w:after="0"/>
-            </w:pPr>
-            <w:r/>
-            <w:r>
-              <w:rPr>
-                <w:b/>
-                <w:sz w:val="20"/>
-              </w:rPr>
-              <w:t>Primary Actor</w:t>
-            </w:r>
-          </w:p>
-        </w:tc>
-        <w:tc>
-          <w:tcPr>
-            <w:tcW w:type="dxa" w:w="5040"/>
-            <w:vAlign w:val="center"/>
-          </w:tcPr>
-          <w:p>
-            <w:pPr>
-              <w:spacing w:after="0"/>
-            </w:pPr>
-            <w:r/>
-            <w:r>
-              <w:rPr>
-                <w:b w:val="0"/>
-                <w:sz w:val="20"/>
-              </w:rPr>
-              <w:t>Customer / Provider / Admin</w:t>
-            </w:r>
-          </w:p>
-        </w:tc>
-      </w:tr>
-      <w:tr>
-        <w:tc>
-          <w:tcPr>
-            <w:tcW w:type="dxa" w:w="5040"/>
-            <w:shd w:fill="edf2f7"/>
-            <w:vAlign w:val="center"/>
-          </w:tcPr>
-          <w:p>
-            <w:pPr>
-              <w:spacing w:after="0"/>
-            </w:pPr>
-            <w:r/>
-            <w:r>
-              <w:rPr>
-                <w:b/>
-                <w:sz w:val="20"/>
-              </w:rPr>
-              <w:t>Goal</w:t>
-            </w:r>
-          </w:p>
-        </w:tc>
-        <w:tc>
-          <w:tcPr>
-            <w:tcW w:type="dxa" w:w="5040"/>
-            <w:vAlign w:val="center"/>
-          </w:tcPr>
-          <w:p>
-            <w:pPr>
-              <w:spacing w:after="0"/>
-            </w:pPr>
-            <w:r/>
-            <w:r>
-              <w:rPr>
-                <w:b w:val="0"/>
-                <w:sz w:val="20"/>
-              </w:rPr>
-              <w:t>Authenticate an existing user.</w:t>
-            </w:r>
-          </w:p>
-        </w:tc>
-      </w:tr>
-      <w:tr>
-        <w:tc>
-          <w:tcPr>
-            <w:tcW w:type="dxa" w:w="5040"/>
-            <w:shd w:fill="edf2f7"/>
-            <w:vAlign w:val="center"/>
-          </w:tcPr>
-          <w:p>
-            <w:pPr>
-              <w:spacing w:after="0"/>
-            </w:pPr>
-            <w:r/>
-            <w:r>
-              <w:rPr>
-                <w:b/>
-                <w:sz w:val="20"/>
-              </w:rPr>
-              <w:t>Precondition</w:t>
-            </w:r>
-          </w:p>
-        </w:tc>
-        <w:tc>
-          <w:tcPr>
-            <w:tcW w:type="dxa" w:w="5040"/>
-            <w:vAlign w:val="center"/>
-          </w:tcPr>
-          <w:p>
-            <w:pPr>
-              <w:spacing w:after="0"/>
-            </w:pPr>
-            <w:r/>
-            <w:r>
-              <w:rPr>
-                <w:b w:val="0"/>
-                <w:sz w:val="20"/>
-              </w:rPr>
-              <w:t>User has an existing account.</w:t>
-            </w:r>
-          </w:p>
-        </w:tc>
-      </w:tr>
-      <w:tr>
-        <w:tc>
-          <w:tcPr>
-            <w:tcW w:type="dxa" w:w="5040"/>
-            <w:shd w:fill="edf2f7"/>
-            <w:vAlign w:val="center"/>
-          </w:tcPr>
-          <w:p>
-            <w:pPr>
-              <w:spacing w:after="0"/>
-            </w:pPr>
-            <w:r/>
-            <w:r>
-              <w:rPr>
-                <w:b/>
-                <w:sz w:val="20"/>
-              </w:rPr>
-              <w:t>Postcondition</w:t>
-            </w:r>
-          </w:p>
-        </w:tc>
-        <w:tc>
-          <w:tcPr>
-            <w:tcW w:type="dxa" w:w="5040"/>
-            <w:vAlign w:val="center"/>
-          </w:tcPr>
-          <w:p>
-            <w:pPr>
-              <w:spacing w:after="0"/>
-            </w:pPr>
-            <w:r/>
-            <w:r>
-              <w:rPr>
-                <w:b w:val="0"/>
-                <w:sz w:val="20"/>
-              </w:rPr>
-              <w:t>User is logged into the system dashboard.</w:t>
-            </w:r>
-          </w:p>
-        </w:tc>
-      </w:tr>
-      <w:tr>
-        <w:tc>
-          <w:tcPr>
-            <w:tcW w:type="dxa" w:w="5040"/>
-            <w:shd w:fill="edf2f7"/>
-            <w:vAlign w:val="center"/>
-          </w:tcPr>
-          <w:p>
-            <w:pPr>
-              <w:spacing w:after="0"/>
-            </w:pPr>
-            <w:r/>
-            <w:r>
-              <w:rPr>
-                <w:b/>
-                <w:sz w:val="20"/>
-              </w:rPr>
-              <w:t>Main Success Scenario</w:t>
-            </w:r>
-          </w:p>
-        </w:tc>
-        <w:tc>
-          <w:tcPr>
-            <w:tcW w:type="dxa" w:w="5040"/>
-            <w:vAlign w:val="center"/>
-          </w:tcPr>
-          <w:p>
-            <w:pPr>
-              <w:spacing w:after="0"/>
-            </w:pPr>
-            <w:r/>
-            <w:r>
-              <w:rPr>
-                <w:b w:val="0"/>
-                <w:sz w:val="20"/>
-              </w:rPr>
-              <w:t>1. Actor starts login. 2. System validates the request. 3. System saves or retrieves required data. 4. System confirms the result.</w:t>
-            </w:r>
-          </w:p>
-        </w:tc>
-      </w:tr>
-      <w:tr>
-        <w:tc>
-          <w:tcPr>
-            <w:tcW w:type="dxa" w:w="5040"/>
-            <w:shd w:fill="edf2f7"/>
-            <w:vAlign w:val="center"/>
-          </w:tcPr>
-          <w:p>
-            <w:pPr>
-              <w:spacing w:after="0"/>
-            </w:pPr>
-            <w:r/>
-            <w:r>
-              <w:rPr>
-                <w:b/>
-                <w:sz w:val="20"/>
-              </w:rPr>
-              <w:t>Alternative / Exception</w:t>
-            </w:r>
-          </w:p>
-        </w:tc>
-        <w:tc>
-          <w:tcPr>
-            <w:tcW w:type="dxa" w:w="5040"/>
-            <w:vAlign w:val="center"/>
-          </w:tcPr>
-          <w:p>
-            <w:pPr>
-              <w:spacing w:after="0"/>
-            </w:pPr>
-            <w:r/>
-            <w:r>
-              <w:rPr>
-                <w:b w:val="0"/>
-                <w:sz w:val="20"/>
-              </w:rPr>
-              <w:t>Invalid credentials show an error message.</w:t>
-            </w:r>
-          </w:p>
-        </w:tc>
-      </w:tr>
-    </w:tbl>
     <w:p>
       <w:pPr>
         <w:pStyle w:val="Heading2"/>
+        <w:keepNext/>
       </w:pPr>
       <w:r>
-        <w:t>UC-03 – Manage Profile</w:t>
-      </w:r>
-    </w:p>
-    <w:tbl>
-      <w:tblPr>
-        <w:tblStyle w:val="TableGrid"/>
-        <w:tblW w:type="auto" w:w="0"/>
-        <w:tblLook w:firstColumn="1" w:firstRow="1" w:lastColumn="0" w:lastRow="0" w:noHBand="0" w:noVBand="1" w:val="04A0"/>
-      </w:tblPr>
-      <w:tblGrid>
-        <w:gridCol w:w="5040"/>
-        <w:gridCol w:w="5040"/>
-      </w:tblGrid>
-      <w:tr>
-        <w:tc>
-          <w:tcPr>
-            <w:tcW w:type="dxa" w:w="5040"/>
-            <w:shd w:fill="edf2f7"/>
-            <w:vAlign w:val="center"/>
-          </w:tcPr>
-          <w:p>
-            <w:pPr>
-              <w:spacing w:after="0"/>
-            </w:pPr>
-            <w:r/>
-            <w:r>
-              <w:rPr>
-                <w:b/>
-                <w:sz w:val="20"/>
-              </w:rPr>
-              <w:t>Primary Actor</w:t>
-            </w:r>
-          </w:p>
-        </w:tc>
-        <w:tc>
-          <w:tcPr>
-            <w:tcW w:type="dxa" w:w="5040"/>
-            <w:vAlign w:val="center"/>
-          </w:tcPr>
-          <w:p>
-            <w:pPr>
-              <w:spacing w:after="0"/>
-            </w:pPr>
-            <w:r/>
-            <w:r>
-              <w:rPr>
-                <w:b w:val="0"/>
-                <w:sz w:val="20"/>
-              </w:rPr>
-              <w:t>Customer / Provider</w:t>
-            </w:r>
-          </w:p>
-        </w:tc>
-      </w:tr>
-      <w:tr>
-        <w:tc>
-          <w:tcPr>
-            <w:tcW w:type="dxa" w:w="5040"/>
-            <w:shd w:fill="edf2f7"/>
-            <w:vAlign w:val="center"/>
-          </w:tcPr>
-          <w:p>
-            <w:pPr>
-              <w:spacing w:after="0"/>
-            </w:pPr>
-            <w:r/>
-            <w:r>
-              <w:rPr>
-                <w:b/>
-                <w:sz w:val="20"/>
-              </w:rPr>
-              <w:t>Goal</w:t>
-            </w:r>
-          </w:p>
-        </w:tc>
-        <w:tc>
-          <w:tcPr>
-            <w:tcW w:type="dxa" w:w="5040"/>
-            <w:vAlign w:val="center"/>
-          </w:tcPr>
-          <w:p>
-            <w:pPr>
-              <w:spacing w:after="0"/>
-            </w:pPr>
-            <w:r/>
-            <w:r>
-              <w:rPr>
-                <w:b w:val="0"/>
-                <w:sz w:val="20"/>
-              </w:rPr>
-              <w:t>Update personal and contact information.</w:t>
-            </w:r>
-          </w:p>
-        </w:tc>
-      </w:tr>
-      <w:tr>
-        <w:tc>
-          <w:tcPr>
-            <w:tcW w:type="dxa" w:w="5040"/>
-            <w:shd w:fill="edf2f7"/>
-            <w:vAlign w:val="center"/>
-          </w:tcPr>
-          <w:p>
-            <w:pPr>
-              <w:spacing w:after="0"/>
-            </w:pPr>
-            <w:r/>
-            <w:r>
-              <w:rPr>
-                <w:b/>
-                <w:sz w:val="20"/>
-              </w:rPr>
-              <w:t>Precondition</w:t>
-            </w:r>
-          </w:p>
-        </w:tc>
-        <w:tc>
-          <w:tcPr>
-            <w:tcW w:type="dxa" w:w="5040"/>
-            <w:vAlign w:val="center"/>
-          </w:tcPr>
-          <w:p>
-            <w:pPr>
-              <w:spacing w:after="0"/>
-            </w:pPr>
-            <w:r/>
-            <w:r>
-              <w:rPr>
-                <w:b w:val="0"/>
-                <w:sz w:val="20"/>
-              </w:rPr>
-              <w:t>User is authenticated.</w:t>
-            </w:r>
-          </w:p>
-        </w:tc>
-      </w:tr>
-      <w:tr>
-        <w:tc>
-          <w:tcPr>
-            <w:tcW w:type="dxa" w:w="5040"/>
-            <w:shd w:fill="edf2f7"/>
-            <w:vAlign w:val="center"/>
-          </w:tcPr>
-          <w:p>
-            <w:pPr>
-              <w:spacing w:after="0"/>
-            </w:pPr>
-            <w:r/>
-            <w:r>
-              <w:rPr>
-                <w:b/>
-                <w:sz w:val="20"/>
-              </w:rPr>
-              <w:t>Postcondition</w:t>
-            </w:r>
-          </w:p>
-        </w:tc>
-        <w:tc>
-          <w:tcPr>
-            <w:tcW w:type="dxa" w:w="5040"/>
-            <w:vAlign w:val="center"/>
-          </w:tcPr>
-          <w:p>
-            <w:pPr>
-              <w:spacing w:after="0"/>
-            </w:pPr>
-            <w:r/>
-            <w:r>
-              <w:rPr>
-                <w:b w:val="0"/>
-                <w:sz w:val="20"/>
-              </w:rPr>
-              <w:t>Profile details are saved.</w:t>
-            </w:r>
-          </w:p>
-        </w:tc>
-      </w:tr>
-      <w:tr>
-        <w:tc>
-          <w:tcPr>
-            <w:tcW w:type="dxa" w:w="5040"/>
-            <w:shd w:fill="edf2f7"/>
-            <w:vAlign w:val="center"/>
-          </w:tcPr>
-          <w:p>
-            <w:pPr>
-              <w:spacing w:after="0"/>
-            </w:pPr>
-            <w:r/>
-            <w:r>
-              <w:rPr>
-                <w:b/>
-                <w:sz w:val="20"/>
-              </w:rPr>
-              <w:t>Main Success Scenario</w:t>
-            </w:r>
-          </w:p>
-        </w:tc>
-        <w:tc>
-          <w:tcPr>
-            <w:tcW w:type="dxa" w:w="5040"/>
-            <w:vAlign w:val="center"/>
-          </w:tcPr>
-          <w:p>
-            <w:pPr>
-              <w:spacing w:after="0"/>
-            </w:pPr>
-            <w:r/>
-            <w:r>
-              <w:rPr>
-                <w:b w:val="0"/>
-                <w:sz w:val="20"/>
-              </w:rPr>
-              <w:t>1. Actor starts manage profile. 2. System validates the request. 3. System saves or retrieves required data. 4. System confirms the result.</w:t>
-            </w:r>
-          </w:p>
-        </w:tc>
-      </w:tr>
-      <w:tr>
-        <w:tc>
-          <w:tcPr>
-            <w:tcW w:type="dxa" w:w="5040"/>
-            <w:shd w:fill="edf2f7"/>
-            <w:vAlign w:val="center"/>
-          </w:tcPr>
-          <w:p>
-            <w:pPr>
-              <w:spacing w:after="0"/>
-            </w:pPr>
-            <w:r/>
-            <w:r>
-              <w:rPr>
-                <w:b/>
-                <w:sz w:val="20"/>
-              </w:rPr>
-              <w:t>Alternative / Exception</w:t>
-            </w:r>
-          </w:p>
-        </w:tc>
-        <w:tc>
-          <w:tcPr>
-            <w:tcW w:type="dxa" w:w="5040"/>
-            <w:vAlign w:val="center"/>
-          </w:tcPr>
-          <w:p>
-            <w:pPr>
-              <w:spacing w:after="0"/>
-            </w:pPr>
-            <w:r/>
-            <w:r>
-              <w:rPr>
-                <w:b w:val="0"/>
-                <w:sz w:val="20"/>
-              </w:rPr>
-              <w:t>Invalid phone or required fields are rejected.</w:t>
-            </w:r>
-          </w:p>
-        </w:tc>
-      </w:tr>
-    </w:tbl>
-    <w:p>
-      <w:pPr>
-        <w:pStyle w:val="Heading2"/>
-      </w:pPr>
-      <w:r>
-        <w:t>UC-04 – Search Services</w:t>
-      </w:r>
-    </w:p>
-    <w:tbl>
-      <w:tblPr>
-        <w:tblStyle w:val="TableGrid"/>
-        <w:tblW w:type="auto" w:w="0"/>
-        <w:tblLook w:firstColumn="1" w:firstRow="1" w:lastColumn="0" w:lastRow="0" w:noHBand="0" w:noVBand="1" w:val="04A0"/>
-      </w:tblPr>
-      <w:tblGrid>
-        <w:gridCol w:w="5040"/>
-        <w:gridCol w:w="5040"/>
-      </w:tblGrid>
-      <w:tr>
-        <w:tc>
-          <w:tcPr>
-            <w:tcW w:type="dxa" w:w="5040"/>
-            <w:shd w:fill="edf2f7"/>
-            <w:vAlign w:val="center"/>
-          </w:tcPr>
-          <w:p>
-            <w:pPr>
-              <w:spacing w:after="0"/>
-            </w:pPr>
-            <w:r/>
-            <w:r>
-              <w:rPr>
-                <w:b/>
-                <w:sz w:val="20"/>
-              </w:rPr>
-              <w:t>Primary Actor</w:t>
-            </w:r>
-          </w:p>
-        </w:tc>
-        <w:tc>
-          <w:tcPr>
-            <w:tcW w:type="dxa" w:w="5040"/>
-            <w:vAlign w:val="center"/>
-          </w:tcPr>
-          <w:p>
-            <w:pPr>
-              <w:spacing w:after="0"/>
-            </w:pPr>
-            <w:r/>
-            <w:r>
-              <w:rPr>
-                <w:b w:val="0"/>
-                <w:sz w:val="20"/>
-              </w:rPr>
-              <w:t>Customer</w:t>
-            </w:r>
-          </w:p>
-        </w:tc>
-      </w:tr>
-      <w:tr>
-        <w:tc>
-          <w:tcPr>
-            <w:tcW w:type="dxa" w:w="5040"/>
-            <w:shd w:fill="edf2f7"/>
-            <w:vAlign w:val="center"/>
-          </w:tcPr>
-          <w:p>
-            <w:pPr>
-              <w:spacing w:after="0"/>
-            </w:pPr>
-            <w:r/>
-            <w:r>
-              <w:rPr>
-                <w:b/>
-                <w:sz w:val="20"/>
-              </w:rPr>
-              <w:t>Goal</w:t>
-            </w:r>
-          </w:p>
-        </w:tc>
-        <w:tc>
-          <w:tcPr>
-            <w:tcW w:type="dxa" w:w="5040"/>
-            <w:vAlign w:val="center"/>
-          </w:tcPr>
-          <w:p>
-            <w:pPr>
-              <w:spacing w:after="0"/>
-            </w:pPr>
-            <w:r/>
-            <w:r>
-              <w:rPr>
-                <w:b w:val="0"/>
-                <w:sz w:val="20"/>
-              </w:rPr>
-              <w:t>Find services by category, keyword, city or filters.</w:t>
-            </w:r>
-          </w:p>
-        </w:tc>
-      </w:tr>
-      <w:tr>
-        <w:tc>
-          <w:tcPr>
-            <w:tcW w:type="dxa" w:w="5040"/>
-            <w:shd w:fill="edf2f7"/>
-            <w:vAlign w:val="center"/>
-          </w:tcPr>
-          <w:p>
-            <w:pPr>
-              <w:spacing w:after="0"/>
-            </w:pPr>
-            <w:r/>
-            <w:r>
-              <w:rPr>
-                <w:b/>
-                <w:sz w:val="20"/>
-              </w:rPr>
-              <w:t>Precondition</w:t>
-            </w:r>
-          </w:p>
-        </w:tc>
-        <w:tc>
-          <w:tcPr>
-            <w:tcW w:type="dxa" w:w="5040"/>
-            <w:vAlign w:val="center"/>
-          </w:tcPr>
-          <w:p>
-            <w:pPr>
-              <w:spacing w:after="0"/>
-            </w:pPr>
-            <w:r/>
-            <w:r>
-              <w:rPr>
-                <w:b w:val="0"/>
-                <w:sz w:val="20"/>
-              </w:rPr>
-              <w:t>Services are available in the catalog.</w:t>
-            </w:r>
-          </w:p>
-        </w:tc>
-      </w:tr>
-      <w:tr>
-        <w:tc>
-          <w:tcPr>
-            <w:tcW w:type="dxa" w:w="5040"/>
-            <w:shd w:fill="edf2f7"/>
-            <w:vAlign w:val="center"/>
-          </w:tcPr>
-          <w:p>
-            <w:pPr>
-              <w:spacing w:after="0"/>
-            </w:pPr>
-            <w:r/>
-            <w:r>
-              <w:rPr>
-                <w:b/>
-                <w:sz w:val="20"/>
-              </w:rPr>
-              <w:t>Postcondition</w:t>
-            </w:r>
-          </w:p>
-        </w:tc>
-        <w:tc>
-          <w:tcPr>
-            <w:tcW w:type="dxa" w:w="5040"/>
-            <w:vAlign w:val="center"/>
-          </w:tcPr>
-          <w:p>
-            <w:pPr>
-              <w:spacing w:after="0"/>
-            </w:pPr>
-            <w:r/>
-            <w:r>
-              <w:rPr>
-                <w:b w:val="0"/>
-                <w:sz w:val="20"/>
-              </w:rPr>
-              <w:t>Matching active services are displayed.</w:t>
-            </w:r>
-          </w:p>
-        </w:tc>
-      </w:tr>
-      <w:tr>
-        <w:tc>
-          <w:tcPr>
-            <w:tcW w:type="dxa" w:w="5040"/>
-            <w:shd w:fill="edf2f7"/>
-            <w:vAlign w:val="center"/>
-          </w:tcPr>
-          <w:p>
-            <w:pPr>
-              <w:spacing w:after="0"/>
-            </w:pPr>
-            <w:r/>
-            <w:r>
-              <w:rPr>
-                <w:b/>
-                <w:sz w:val="20"/>
-              </w:rPr>
-              <w:t>Main Success Scenario</w:t>
-            </w:r>
-          </w:p>
-        </w:tc>
-        <w:tc>
-          <w:tcPr>
-            <w:tcW w:type="dxa" w:w="5040"/>
-            <w:vAlign w:val="center"/>
-          </w:tcPr>
-          <w:p>
-            <w:pPr>
-              <w:spacing w:after="0"/>
-            </w:pPr>
-            <w:r/>
-            <w:r>
-              <w:rPr>
-                <w:b w:val="0"/>
-                <w:sz w:val="20"/>
-              </w:rPr>
-              <w:t>1. Actor starts search services. 2. System validates the request. 3. System saves or retrieves required data. 4. System confirms the result.</w:t>
-            </w:r>
-          </w:p>
-        </w:tc>
-      </w:tr>
-      <w:tr>
-        <w:tc>
-          <w:tcPr>
-            <w:tcW w:type="dxa" w:w="5040"/>
-            <w:shd w:fill="edf2f7"/>
-            <w:vAlign w:val="center"/>
-          </w:tcPr>
-          <w:p>
-            <w:pPr>
-              <w:spacing w:after="0"/>
-            </w:pPr>
-            <w:r/>
-            <w:r>
-              <w:rPr>
-                <w:b/>
-                <w:sz w:val="20"/>
-              </w:rPr>
-              <w:t>Alternative / Exception</w:t>
-            </w:r>
-          </w:p>
-        </w:tc>
-        <w:tc>
-          <w:tcPr>
-            <w:tcW w:type="dxa" w:w="5040"/>
-            <w:vAlign w:val="center"/>
-          </w:tcPr>
-          <w:p>
-            <w:pPr>
-              <w:spacing w:after="0"/>
-            </w:pPr>
-            <w:r/>
-            <w:r>
-              <w:rPr>
-                <w:b w:val="0"/>
-                <w:sz w:val="20"/>
-              </w:rPr>
-              <w:t>No matching services show an empty result message.</w:t>
-            </w:r>
-          </w:p>
-        </w:tc>
-      </w:tr>
-    </w:tbl>
-    <w:p>
-      <w:pPr>
-        <w:pStyle w:val="Heading2"/>
-      </w:pPr>
-      <w:r>
-        <w:t>UC-05 – View Service / Provider Details</w:t>
-      </w:r>
-    </w:p>
-    <w:tbl>
-      <w:tblPr>
-        <w:tblStyle w:val="TableGrid"/>
-        <w:tblW w:type="auto" w:w="0"/>
-        <w:tblLook w:firstColumn="1" w:firstRow="1" w:lastColumn="0" w:lastRow="0" w:noHBand="0" w:noVBand="1" w:val="04A0"/>
-      </w:tblPr>
-      <w:tblGrid>
-        <w:gridCol w:w="5040"/>
-        <w:gridCol w:w="5040"/>
-      </w:tblGrid>
-      <w:tr>
-        <w:tc>
-          <w:tcPr>
-            <w:tcW w:type="dxa" w:w="5040"/>
-            <w:shd w:fill="edf2f7"/>
-            <w:vAlign w:val="center"/>
-          </w:tcPr>
-          <w:p>
-            <w:pPr>
-              <w:spacing w:after="0"/>
-            </w:pPr>
-            <w:r/>
-            <w:r>
-              <w:rPr>
-                <w:b/>
-                <w:sz w:val="20"/>
-              </w:rPr>
-              <w:t>Primary Actor</w:t>
-            </w:r>
-          </w:p>
-        </w:tc>
-        <w:tc>
-          <w:tcPr>
-            <w:tcW w:type="dxa" w:w="5040"/>
-            <w:vAlign w:val="center"/>
-          </w:tcPr>
-          <w:p>
-            <w:pPr>
-              <w:spacing w:after="0"/>
-            </w:pPr>
-            <w:r/>
-            <w:r>
-              <w:rPr>
-                <w:b w:val="0"/>
-                <w:sz w:val="20"/>
-              </w:rPr>
-              <w:t>Customer</w:t>
-            </w:r>
-          </w:p>
-        </w:tc>
-      </w:tr>
-      <w:tr>
-        <w:tc>
-          <w:tcPr>
-            <w:tcW w:type="dxa" w:w="5040"/>
-            <w:shd w:fill="edf2f7"/>
-            <w:vAlign w:val="center"/>
-          </w:tcPr>
-          <w:p>
-            <w:pPr>
-              <w:spacing w:after="0"/>
-            </w:pPr>
-            <w:r/>
-            <w:r>
-              <w:rPr>
-                <w:b/>
-                <w:sz w:val="20"/>
-              </w:rPr>
-              <w:t>Goal</w:t>
-            </w:r>
-          </w:p>
-        </w:tc>
-        <w:tc>
-          <w:tcPr>
-            <w:tcW w:type="dxa" w:w="5040"/>
-            <w:vAlign w:val="center"/>
-          </w:tcPr>
-          <w:p>
-            <w:pPr>
-              <w:spacing w:after="0"/>
-            </w:pPr>
-            <w:r/>
-            <w:r>
-              <w:rPr>
-                <w:b w:val="0"/>
-                <w:sz w:val="20"/>
-              </w:rPr>
-              <w:t>Review service details, provider profile, rating and availability.</w:t>
-            </w:r>
-          </w:p>
-        </w:tc>
-      </w:tr>
-      <w:tr>
-        <w:tc>
-          <w:tcPr>
-            <w:tcW w:type="dxa" w:w="5040"/>
-            <w:shd w:fill="edf2f7"/>
-            <w:vAlign w:val="center"/>
-          </w:tcPr>
-          <w:p>
-            <w:pPr>
-              <w:spacing w:after="0"/>
-            </w:pPr>
-            <w:r/>
-            <w:r>
-              <w:rPr>
-                <w:b/>
-                <w:sz w:val="20"/>
-              </w:rPr>
-              <w:t>Precondition</w:t>
-            </w:r>
-          </w:p>
-        </w:tc>
-        <w:tc>
-          <w:tcPr>
-            <w:tcW w:type="dxa" w:w="5040"/>
-            <w:vAlign w:val="center"/>
-          </w:tcPr>
-          <w:p>
-            <w:pPr>
-              <w:spacing w:after="0"/>
-            </w:pPr>
-            <w:r/>
-            <w:r>
-              <w:rPr>
-                <w:b w:val="0"/>
-                <w:sz w:val="20"/>
-              </w:rPr>
-              <w:t>Customer selected a service.</w:t>
-            </w:r>
-          </w:p>
-        </w:tc>
-      </w:tr>
-      <w:tr>
-        <w:tc>
-          <w:tcPr>
-            <w:tcW w:type="dxa" w:w="5040"/>
-            <w:shd w:fill="edf2f7"/>
-            <w:vAlign w:val="center"/>
-          </w:tcPr>
-          <w:p>
-            <w:pPr>
-              <w:spacing w:after="0"/>
-            </w:pPr>
-            <w:r/>
-            <w:r>
-              <w:rPr>
-                <w:b/>
-                <w:sz w:val="20"/>
-              </w:rPr>
-              <w:t>Postcondition</w:t>
-            </w:r>
-          </w:p>
-        </w:tc>
-        <w:tc>
-          <w:tcPr>
-            <w:tcW w:type="dxa" w:w="5040"/>
-            <w:vAlign w:val="center"/>
-          </w:tcPr>
-          <w:p>
-            <w:pPr>
-              <w:spacing w:after="0"/>
-            </w:pPr>
-            <w:r/>
-            <w:r>
-              <w:rPr>
-                <w:b w:val="0"/>
-                <w:sz w:val="20"/>
-              </w:rPr>
-              <w:t>Service and provider details are displayed.</w:t>
-            </w:r>
-          </w:p>
-        </w:tc>
-      </w:tr>
-      <w:tr>
-        <w:tc>
-          <w:tcPr>
-            <w:tcW w:type="dxa" w:w="5040"/>
-            <w:shd w:fill="edf2f7"/>
-            <w:vAlign w:val="center"/>
-          </w:tcPr>
-          <w:p>
-            <w:pPr>
-              <w:spacing w:after="0"/>
-            </w:pPr>
-            <w:r/>
-            <w:r>
-              <w:rPr>
-                <w:b/>
-                <w:sz w:val="20"/>
-              </w:rPr>
-              <w:t>Main Success Scenario</w:t>
-            </w:r>
-          </w:p>
-        </w:tc>
-        <w:tc>
-          <w:tcPr>
-            <w:tcW w:type="dxa" w:w="5040"/>
-            <w:vAlign w:val="center"/>
-          </w:tcPr>
-          <w:p>
-            <w:pPr>
-              <w:spacing w:after="0"/>
-            </w:pPr>
-            <w:r/>
-            <w:r>
-              <w:rPr>
-                <w:b w:val="0"/>
-                <w:sz w:val="20"/>
-              </w:rPr>
-              <w:t>1. Actor starts view service / provider details. 2. System validates the request. 3. System saves or retrieves required data. 4. System confirms the result.</w:t>
-            </w:r>
-          </w:p>
-        </w:tc>
-      </w:tr>
-      <w:tr>
-        <w:tc>
-          <w:tcPr>
-            <w:tcW w:type="dxa" w:w="5040"/>
-            <w:shd w:fill="edf2f7"/>
-            <w:vAlign w:val="center"/>
-          </w:tcPr>
-          <w:p>
-            <w:pPr>
-              <w:spacing w:after="0"/>
-            </w:pPr>
-            <w:r/>
-            <w:r>
-              <w:rPr>
-                <w:b/>
-                <w:sz w:val="20"/>
-              </w:rPr>
-              <w:t>Alternative / Exception</w:t>
-            </w:r>
-          </w:p>
-        </w:tc>
-        <w:tc>
-          <w:tcPr>
-            <w:tcW w:type="dxa" w:w="5040"/>
-            <w:vAlign w:val="center"/>
-          </w:tcPr>
-          <w:p>
-            <w:pPr>
-              <w:spacing w:after="0"/>
-            </w:pPr>
-            <w:r/>
-            <w:r>
-              <w:rPr>
-                <w:b w:val="0"/>
-                <w:sz w:val="20"/>
-              </w:rPr>
-              <w:t>Unavailable service shows inactive status.</w:t>
-            </w:r>
-          </w:p>
-        </w:tc>
-      </w:tr>
-    </w:tbl>
-    <w:p>
-      <w:pPr>
-        <w:pStyle w:val="Heading2"/>
-      </w:pPr>
-      <w:r>
-        <w:t>UC-06 – Get AI Service Recommendation</w:t>
-      </w:r>
-    </w:p>
-    <w:tbl>
-      <w:tblPr>
-        <w:tblStyle w:val="TableGrid"/>
-        <w:tblW w:type="auto" w:w="0"/>
-        <w:tblLook w:firstColumn="1" w:firstRow="1" w:lastColumn="0" w:lastRow="0" w:noHBand="0" w:noVBand="1" w:val="04A0"/>
-      </w:tblPr>
-      <w:tblGrid>
-        <w:gridCol w:w="5040"/>
-        <w:gridCol w:w="5040"/>
-      </w:tblGrid>
-      <w:tr>
-        <w:tc>
-          <w:tcPr>
-            <w:tcW w:type="dxa" w:w="5040"/>
-            <w:shd w:fill="edf2f7"/>
-            <w:vAlign w:val="center"/>
-          </w:tcPr>
-          <w:p>
-            <w:pPr>
-              <w:spacing w:after="0"/>
-            </w:pPr>
-            <w:r/>
-            <w:r>
-              <w:rPr>
-                <w:b/>
-                <w:sz w:val="20"/>
-              </w:rPr>
-              <w:t>Primary Actor</w:t>
-            </w:r>
-          </w:p>
-        </w:tc>
-        <w:tc>
-          <w:tcPr>
-            <w:tcW w:type="dxa" w:w="5040"/>
-            <w:vAlign w:val="center"/>
-          </w:tcPr>
-          <w:p>
-            <w:pPr>
-              <w:spacing w:after="0"/>
-            </w:pPr>
-            <w:r/>
-            <w:r>
-              <w:rPr>
-                <w:b w:val="0"/>
-                <w:sz w:val="20"/>
-              </w:rPr>
-              <w:t>Customer / AI Assistant</w:t>
-            </w:r>
-          </w:p>
-        </w:tc>
-      </w:tr>
-      <w:tr>
-        <w:tc>
-          <w:tcPr>
-            <w:tcW w:type="dxa" w:w="5040"/>
-            <w:shd w:fill="edf2f7"/>
-            <w:vAlign w:val="center"/>
-          </w:tcPr>
-          <w:p>
-            <w:pPr>
-              <w:spacing w:after="0"/>
-            </w:pPr>
-            <w:r/>
-            <w:r>
-              <w:rPr>
-                <w:b/>
-                <w:sz w:val="20"/>
-              </w:rPr>
-              <w:t>Goal</w:t>
-            </w:r>
-          </w:p>
-        </w:tc>
-        <w:tc>
-          <w:tcPr>
-            <w:tcW w:type="dxa" w:w="5040"/>
-            <w:vAlign w:val="center"/>
-          </w:tcPr>
-          <w:p>
-            <w:pPr>
-              <w:spacing w:after="0"/>
-            </w:pPr>
-            <w:r/>
-            <w:r>
-              <w:rPr>
-                <w:b w:val="0"/>
-                <w:sz w:val="20"/>
-              </w:rPr>
-              <w:t>Recommend services based on customer query or need.</w:t>
-            </w:r>
-          </w:p>
-        </w:tc>
-      </w:tr>
-      <w:tr>
-        <w:tc>
-          <w:tcPr>
-            <w:tcW w:type="dxa" w:w="5040"/>
-            <w:shd w:fill="edf2f7"/>
-            <w:vAlign w:val="center"/>
-          </w:tcPr>
-          <w:p>
-            <w:pPr>
-              <w:spacing w:after="0"/>
-            </w:pPr>
-            <w:r/>
-            <w:r>
-              <w:rPr>
-                <w:b/>
-                <w:sz w:val="20"/>
-              </w:rPr>
-              <w:t>Precondition</w:t>
-            </w:r>
-          </w:p>
-        </w:tc>
-        <w:tc>
-          <w:tcPr>
-            <w:tcW w:type="dxa" w:w="5040"/>
-            <w:vAlign w:val="center"/>
-          </w:tcPr>
-          <w:p>
-            <w:pPr>
-              <w:spacing w:after="0"/>
-            </w:pPr>
-            <w:r/>
-            <w:r>
-              <w:rPr>
-                <w:b w:val="0"/>
-                <w:sz w:val="20"/>
-              </w:rPr>
-              <w:t>Customer enters a service requirement.</w:t>
-            </w:r>
-          </w:p>
-        </w:tc>
-      </w:tr>
-      <w:tr>
-        <w:tc>
-          <w:tcPr>
-            <w:tcW w:type="dxa" w:w="5040"/>
-            <w:shd w:fill="edf2f7"/>
-            <w:vAlign w:val="center"/>
-          </w:tcPr>
-          <w:p>
-            <w:pPr>
-              <w:spacing w:after="0"/>
-            </w:pPr>
-            <w:r/>
-            <w:r>
-              <w:rPr>
-                <w:b/>
-                <w:sz w:val="20"/>
-              </w:rPr>
-              <w:t>Postcondition</w:t>
-            </w:r>
-          </w:p>
-        </w:tc>
-        <w:tc>
-          <w:tcPr>
-            <w:tcW w:type="dxa" w:w="5040"/>
-            <w:vAlign w:val="center"/>
-          </w:tcPr>
-          <w:p>
-            <w:pPr>
-              <w:spacing w:after="0"/>
-            </w:pPr>
-            <w:r/>
-            <w:r>
-              <w:rPr>
-                <w:b w:val="0"/>
-                <w:sz w:val="20"/>
-              </w:rPr>
-              <w:t>System returns ranked relevant services.</w:t>
-            </w:r>
-          </w:p>
-        </w:tc>
-      </w:tr>
-      <w:tr>
-        <w:tc>
-          <w:tcPr>
-            <w:tcW w:type="dxa" w:w="5040"/>
-            <w:shd w:fill="edf2f7"/>
-            <w:vAlign w:val="center"/>
-          </w:tcPr>
-          <w:p>
-            <w:pPr>
-              <w:spacing w:after="0"/>
-            </w:pPr>
-            <w:r/>
-            <w:r>
-              <w:rPr>
-                <w:b/>
-                <w:sz w:val="20"/>
-              </w:rPr>
-              <w:t>Main Success Scenario</w:t>
-            </w:r>
-          </w:p>
-        </w:tc>
-        <w:tc>
-          <w:tcPr>
-            <w:tcW w:type="dxa" w:w="5040"/>
-            <w:vAlign w:val="center"/>
-          </w:tcPr>
-          <w:p>
-            <w:pPr>
-              <w:spacing w:after="0"/>
-            </w:pPr>
-            <w:r/>
-            <w:r>
-              <w:rPr>
-                <w:b w:val="0"/>
-                <w:sz w:val="20"/>
-              </w:rPr>
-              <w:t>1. Actor starts get ai service recommendation. 2. System validates the request. 3. System saves or retrieves required data. 4. System confirms the result.</w:t>
-            </w:r>
-          </w:p>
-        </w:tc>
-      </w:tr>
-      <w:tr>
-        <w:tc>
-          <w:tcPr>
-            <w:tcW w:type="dxa" w:w="5040"/>
-            <w:shd w:fill="edf2f7"/>
-            <w:vAlign w:val="center"/>
-          </w:tcPr>
-          <w:p>
-            <w:pPr>
-              <w:spacing w:after="0"/>
-            </w:pPr>
-            <w:r/>
-            <w:r>
-              <w:rPr>
-                <w:b/>
-                <w:sz w:val="20"/>
-              </w:rPr>
-              <w:t>Alternative / Exception</w:t>
-            </w:r>
-          </w:p>
-        </w:tc>
-        <w:tc>
-          <w:tcPr>
-            <w:tcW w:type="dxa" w:w="5040"/>
-            <w:vAlign w:val="center"/>
-          </w:tcPr>
-          <w:p>
-            <w:pPr>
-              <w:spacing w:after="0"/>
-            </w:pPr>
-            <w:r/>
-            <w:r>
-              <w:rPr>
-                <w:b w:val="0"/>
-                <w:sz w:val="20"/>
-              </w:rPr>
-              <w:t>If AI fails, keyword search fallback is shown.</w:t>
-            </w:r>
-          </w:p>
-        </w:tc>
-      </w:tr>
-    </w:tbl>
-    <w:p>
-      <w:pPr>
-        <w:pStyle w:val="Heading2"/>
-      </w:pPr>
-      <w:r>
-        <w:t>UC-07 – Create Booking</w:t>
-      </w:r>
-    </w:p>
-    <w:tbl>
-      <w:tblPr>
-        <w:tblStyle w:val="TableGrid"/>
-        <w:tblW w:type="auto" w:w="0"/>
-        <w:tblLook w:firstColumn="1" w:firstRow="1" w:lastColumn="0" w:lastRow="0" w:noHBand="0" w:noVBand="1" w:val="04A0"/>
-      </w:tblPr>
-      <w:tblGrid>
-        <w:gridCol w:w="5040"/>
-        <w:gridCol w:w="5040"/>
-      </w:tblGrid>
-      <w:tr>
-        <w:tc>
-          <w:tcPr>
-            <w:tcW w:type="dxa" w:w="5040"/>
-            <w:shd w:fill="edf2f7"/>
-            <w:vAlign w:val="center"/>
-          </w:tcPr>
-          <w:p>
-            <w:pPr>
-              <w:spacing w:after="0"/>
-            </w:pPr>
-            <w:r/>
-            <w:r>
-              <w:rPr>
-                <w:b/>
-                <w:sz w:val="20"/>
-              </w:rPr>
-              <w:t>Primary Actor</w:t>
-            </w:r>
-          </w:p>
-        </w:tc>
-        <w:tc>
-          <w:tcPr>
-            <w:tcW w:type="dxa" w:w="5040"/>
-            <w:vAlign w:val="center"/>
-          </w:tcPr>
-          <w:p>
-            <w:pPr>
-              <w:spacing w:after="0"/>
-            </w:pPr>
-            <w:r/>
-            <w:r>
-              <w:rPr>
-                <w:b w:val="0"/>
-                <w:sz w:val="20"/>
-              </w:rPr>
-              <w:t>Customer</w:t>
-            </w:r>
-          </w:p>
-        </w:tc>
-      </w:tr>
-      <w:tr>
-        <w:tc>
-          <w:tcPr>
-            <w:tcW w:type="dxa" w:w="5040"/>
-            <w:shd w:fill="edf2f7"/>
-            <w:vAlign w:val="center"/>
-          </w:tcPr>
-          <w:p>
-            <w:pPr>
-              <w:spacing w:after="0"/>
-            </w:pPr>
-            <w:r/>
-            <w:r>
-              <w:rPr>
-                <w:b/>
-                <w:sz w:val="20"/>
-              </w:rPr>
-              <w:t>Goal</w:t>
-            </w:r>
-          </w:p>
-        </w:tc>
-        <w:tc>
-          <w:tcPr>
-            <w:tcW w:type="dxa" w:w="5040"/>
-            <w:vAlign w:val="center"/>
-          </w:tcPr>
-          <w:p>
-            <w:pPr>
-              <w:spacing w:after="0"/>
-            </w:pPr>
-            <w:r/>
-            <w:r>
-              <w:rPr>
-                <w:b w:val="0"/>
-                <w:sz w:val="20"/>
-              </w:rPr>
-              <w:t>Book a selected service for a date, time and address.</w:t>
-            </w:r>
-          </w:p>
-        </w:tc>
-      </w:tr>
-      <w:tr>
-        <w:tc>
-          <w:tcPr>
-            <w:tcW w:type="dxa" w:w="5040"/>
-            <w:shd w:fill="edf2f7"/>
-            <w:vAlign w:val="center"/>
-          </w:tcPr>
-          <w:p>
-            <w:pPr>
-              <w:spacing w:after="0"/>
-            </w:pPr>
-            <w:r/>
-            <w:r>
-              <w:rPr>
-                <w:b/>
-                <w:sz w:val="20"/>
-              </w:rPr>
-              <w:t>Precondition</w:t>
-            </w:r>
-          </w:p>
-        </w:tc>
-        <w:tc>
-          <w:tcPr>
-            <w:tcW w:type="dxa" w:w="5040"/>
-            <w:vAlign w:val="center"/>
-          </w:tcPr>
-          <w:p>
-            <w:pPr>
-              <w:spacing w:after="0"/>
-            </w:pPr>
-            <w:r/>
-            <w:r>
-              <w:rPr>
-                <w:b w:val="0"/>
-                <w:sz w:val="20"/>
-              </w:rPr>
-              <w:t>Customer is logged in and service is active.</w:t>
-            </w:r>
-          </w:p>
-        </w:tc>
-      </w:tr>
-      <w:tr>
-        <w:tc>
-          <w:tcPr>
-            <w:tcW w:type="dxa" w:w="5040"/>
-            <w:shd w:fill="edf2f7"/>
-            <w:vAlign w:val="center"/>
-          </w:tcPr>
-          <w:p>
-            <w:pPr>
-              <w:spacing w:after="0"/>
-            </w:pPr>
-            <w:r/>
-            <w:r>
-              <w:rPr>
-                <w:b/>
-                <w:sz w:val="20"/>
-              </w:rPr>
-              <w:t>Postcondition</w:t>
-            </w:r>
-          </w:p>
-        </w:tc>
-        <w:tc>
-          <w:tcPr>
-            <w:tcW w:type="dxa" w:w="5040"/>
-            <w:vAlign w:val="center"/>
-          </w:tcPr>
-          <w:p>
-            <w:pPr>
-              <w:spacing w:after="0"/>
-            </w:pPr>
-            <w:r/>
-            <w:r>
-              <w:rPr>
-                <w:b w:val="0"/>
-                <w:sz w:val="20"/>
-              </w:rPr>
-              <w:t>Booking is saved with pending status.</w:t>
-            </w:r>
-          </w:p>
-        </w:tc>
-      </w:tr>
-      <w:tr>
-        <w:tc>
-          <w:tcPr>
-            <w:tcW w:type="dxa" w:w="5040"/>
-            <w:shd w:fill="edf2f7"/>
-            <w:vAlign w:val="center"/>
-          </w:tcPr>
-          <w:p>
-            <w:pPr>
-              <w:spacing w:after="0"/>
-            </w:pPr>
-            <w:r/>
-            <w:r>
-              <w:rPr>
-                <w:b/>
-                <w:sz w:val="20"/>
-              </w:rPr>
-              <w:t>Main Success Scenario</w:t>
-            </w:r>
-          </w:p>
-        </w:tc>
-        <w:tc>
-          <w:tcPr>
-            <w:tcW w:type="dxa" w:w="5040"/>
-            <w:vAlign w:val="center"/>
-          </w:tcPr>
-          <w:p>
-            <w:pPr>
-              <w:spacing w:after="0"/>
-            </w:pPr>
-            <w:r/>
-            <w:r>
-              <w:rPr>
-                <w:b w:val="0"/>
-                <w:sz w:val="20"/>
-              </w:rPr>
-              <w:t>1. Actor starts create booking. 2. System validates the request. 3. System saves or retrieves required data. 4. System confirms the result.</w:t>
-            </w:r>
-          </w:p>
-        </w:tc>
-      </w:tr>
-      <w:tr>
-        <w:tc>
-          <w:tcPr>
-            <w:tcW w:type="dxa" w:w="5040"/>
-            <w:shd w:fill="edf2f7"/>
-            <w:vAlign w:val="center"/>
-          </w:tcPr>
-          <w:p>
-            <w:pPr>
-              <w:spacing w:after="0"/>
-            </w:pPr>
-            <w:r/>
-            <w:r>
-              <w:rPr>
-                <w:b/>
-                <w:sz w:val="20"/>
-              </w:rPr>
-              <w:t>Alternative / Exception</w:t>
-            </w:r>
-          </w:p>
-        </w:tc>
-        <w:tc>
-          <w:tcPr>
-            <w:tcW w:type="dxa" w:w="5040"/>
-            <w:vAlign w:val="center"/>
-          </w:tcPr>
-          <w:p>
-            <w:pPr>
-              <w:spacing w:after="0"/>
-            </w:pPr>
-            <w:r/>
-            <w:r>
-              <w:rPr>
-                <w:b w:val="0"/>
-                <w:sz w:val="20"/>
-              </w:rPr>
-              <w:t>Unavailable time or invalid address prevents booking.</w:t>
-            </w:r>
-          </w:p>
-        </w:tc>
-      </w:tr>
-    </w:tbl>
-    <w:p>
-      <w:pPr>
-        <w:pStyle w:val="Heading2"/>
-      </w:pPr>
-      <w:r>
-        <w:t>UC-08 – Make Payment</w:t>
-      </w:r>
-    </w:p>
-    <w:tbl>
-      <w:tblPr>
-        <w:tblStyle w:val="TableGrid"/>
-        <w:tblW w:type="auto" w:w="0"/>
-        <w:tblLook w:firstColumn="1" w:firstRow="1" w:lastColumn="0" w:lastRow="0" w:noHBand="0" w:noVBand="1" w:val="04A0"/>
-      </w:tblPr>
-      <w:tblGrid>
-        <w:gridCol w:w="5040"/>
-        <w:gridCol w:w="5040"/>
-      </w:tblGrid>
-      <w:tr>
-        <w:tc>
-          <w:tcPr>
-            <w:tcW w:type="dxa" w:w="5040"/>
-            <w:shd w:fill="edf2f7"/>
-            <w:vAlign w:val="center"/>
-          </w:tcPr>
-          <w:p>
-            <w:pPr>
-              <w:spacing w:after="0"/>
-            </w:pPr>
-            <w:r/>
-            <w:r>
-              <w:rPr>
-                <w:b/>
-                <w:sz w:val="20"/>
-              </w:rPr>
-              <w:t>Primary Actor</w:t>
-            </w:r>
-          </w:p>
-        </w:tc>
-        <w:tc>
-          <w:tcPr>
-            <w:tcW w:type="dxa" w:w="5040"/>
-            <w:vAlign w:val="center"/>
-          </w:tcPr>
-          <w:p>
-            <w:pPr>
-              <w:spacing w:after="0"/>
-            </w:pPr>
-            <w:r/>
-            <w:r>
-              <w:rPr>
-                <w:b w:val="0"/>
-                <w:sz w:val="20"/>
-              </w:rPr>
-              <w:t>Customer / Payment Gateway</w:t>
-            </w:r>
-          </w:p>
-        </w:tc>
-      </w:tr>
-      <w:tr>
-        <w:tc>
-          <w:tcPr>
-            <w:tcW w:type="dxa" w:w="5040"/>
-            <w:shd w:fill="edf2f7"/>
-            <w:vAlign w:val="center"/>
-          </w:tcPr>
-          <w:p>
-            <w:pPr>
-              <w:spacing w:after="0"/>
-            </w:pPr>
-            <w:r/>
-            <w:r>
-              <w:rPr>
-                <w:b/>
-                <w:sz w:val="20"/>
-              </w:rPr>
-              <w:t>Goal</w:t>
-            </w:r>
-          </w:p>
-        </w:tc>
-        <w:tc>
-          <w:tcPr>
-            <w:tcW w:type="dxa" w:w="5040"/>
-            <w:vAlign w:val="center"/>
-          </w:tcPr>
-          <w:p>
-            <w:pPr>
-              <w:spacing w:after="0"/>
-            </w:pPr>
-            <w:r/>
-            <w:r>
-              <w:rPr>
-                <w:b w:val="0"/>
-                <w:sz w:val="20"/>
-              </w:rPr>
-              <w:t>Pay for a booking by supported method.</w:t>
-            </w:r>
-          </w:p>
-        </w:tc>
-      </w:tr>
-      <w:tr>
-        <w:tc>
-          <w:tcPr>
-            <w:tcW w:type="dxa" w:w="5040"/>
-            <w:shd w:fill="edf2f7"/>
-            <w:vAlign w:val="center"/>
-          </w:tcPr>
-          <w:p>
-            <w:pPr>
-              <w:spacing w:after="0"/>
-            </w:pPr>
-            <w:r/>
-            <w:r>
-              <w:rPr>
-                <w:b/>
-                <w:sz w:val="20"/>
-              </w:rPr>
-              <w:t>Precondition</w:t>
-            </w:r>
-          </w:p>
-        </w:tc>
-        <w:tc>
-          <w:tcPr>
-            <w:tcW w:type="dxa" w:w="5040"/>
-            <w:vAlign w:val="center"/>
-          </w:tcPr>
-          <w:p>
-            <w:pPr>
-              <w:spacing w:after="0"/>
-            </w:pPr>
-            <w:r/>
-            <w:r>
-              <w:rPr>
-                <w:b w:val="0"/>
-                <w:sz w:val="20"/>
-              </w:rPr>
-              <w:t>Booking exists and payment is required.</w:t>
-            </w:r>
-          </w:p>
-        </w:tc>
-      </w:tr>
-      <w:tr>
-        <w:tc>
-          <w:tcPr>
-            <w:tcW w:type="dxa" w:w="5040"/>
-            <w:shd w:fill="edf2f7"/>
-            <w:vAlign w:val="center"/>
-          </w:tcPr>
-          <w:p>
-            <w:pPr>
-              <w:spacing w:after="0"/>
-            </w:pPr>
-            <w:r/>
-            <w:r>
-              <w:rPr>
-                <w:b/>
-                <w:sz w:val="20"/>
-              </w:rPr>
-              <w:t>Postcondition</w:t>
-            </w:r>
-          </w:p>
-        </w:tc>
-        <w:tc>
-          <w:tcPr>
-            <w:tcW w:type="dxa" w:w="5040"/>
-            <w:vAlign w:val="center"/>
-          </w:tcPr>
-          <w:p>
-            <w:pPr>
-              <w:spacing w:after="0"/>
-            </w:pPr>
-            <w:r/>
-            <w:r>
-              <w:rPr>
-                <w:b w:val="0"/>
-                <w:sz w:val="20"/>
-              </w:rPr>
-              <w:t>Payment record is saved and booking payment status updates.</w:t>
-            </w:r>
-          </w:p>
-        </w:tc>
-      </w:tr>
-      <w:tr>
-        <w:tc>
-          <w:tcPr>
-            <w:tcW w:type="dxa" w:w="5040"/>
-            <w:shd w:fill="edf2f7"/>
-            <w:vAlign w:val="center"/>
-          </w:tcPr>
-          <w:p>
-            <w:pPr>
-              <w:spacing w:after="0"/>
-            </w:pPr>
-            <w:r/>
-            <w:r>
-              <w:rPr>
-                <w:b/>
-                <w:sz w:val="20"/>
-              </w:rPr>
-              <w:t>Main Success Scenario</w:t>
-            </w:r>
-          </w:p>
-        </w:tc>
-        <w:tc>
-          <w:tcPr>
-            <w:tcW w:type="dxa" w:w="5040"/>
-            <w:vAlign w:val="center"/>
-          </w:tcPr>
-          <w:p>
-            <w:pPr>
-              <w:spacing w:after="0"/>
-            </w:pPr>
-            <w:r/>
-            <w:r>
-              <w:rPr>
-                <w:b w:val="0"/>
-                <w:sz w:val="20"/>
-              </w:rPr>
-              <w:t>1. Actor starts make payment. 2. System validates the request. 3. System saves or retrieves required data. 4. System confirms the result.</w:t>
-            </w:r>
-          </w:p>
-        </w:tc>
-      </w:tr>
-      <w:tr>
-        <w:tc>
-          <w:tcPr>
-            <w:tcW w:type="dxa" w:w="5040"/>
-            <w:shd w:fill="edf2f7"/>
-            <w:vAlign w:val="center"/>
-          </w:tcPr>
-          <w:p>
-            <w:pPr>
-              <w:spacing w:after="0"/>
-            </w:pPr>
-            <w:r/>
-            <w:r>
-              <w:rPr>
-                <w:b/>
-                <w:sz w:val="20"/>
-              </w:rPr>
-              <w:t>Alternative / Exception</w:t>
-            </w:r>
-          </w:p>
-        </w:tc>
-        <w:tc>
-          <w:tcPr>
-            <w:tcW w:type="dxa" w:w="5040"/>
-            <w:vAlign w:val="center"/>
-          </w:tcPr>
-          <w:p>
-            <w:pPr>
-              <w:spacing w:after="0"/>
-            </w:pPr>
-            <w:r/>
-            <w:r>
-              <w:rPr>
-                <w:b w:val="0"/>
-                <w:sz w:val="20"/>
-              </w:rPr>
-              <w:t>Failed payment keeps booking unpaid.</w:t>
-            </w:r>
-          </w:p>
-        </w:tc>
-      </w:tr>
-    </w:tbl>
-    <w:p>
-      <w:pPr>
-        <w:pStyle w:val="Heading2"/>
-      </w:pPr>
-      <w:r>
-        <w:t>UC-09 – Cancel Booking</w:t>
-      </w:r>
-    </w:p>
-    <w:tbl>
-      <w:tblPr>
-        <w:tblStyle w:val="TableGrid"/>
-        <w:tblW w:type="auto" w:w="0"/>
-        <w:tblLook w:firstColumn="1" w:firstRow="1" w:lastColumn="0" w:lastRow="0" w:noHBand="0" w:noVBand="1" w:val="04A0"/>
-      </w:tblPr>
-      <w:tblGrid>
-        <w:gridCol w:w="5040"/>
-        <w:gridCol w:w="5040"/>
-      </w:tblGrid>
-      <w:tr>
-        <w:tc>
-          <w:tcPr>
-            <w:tcW w:type="dxa" w:w="5040"/>
-            <w:shd w:fill="edf2f7"/>
-            <w:vAlign w:val="center"/>
-          </w:tcPr>
-          <w:p>
-            <w:pPr>
-              <w:spacing w:after="0"/>
-            </w:pPr>
-            <w:r/>
-            <w:r>
-              <w:rPr>
-                <w:b/>
-                <w:sz w:val="20"/>
-              </w:rPr>
-              <w:t>Primary Actor</w:t>
-            </w:r>
-          </w:p>
-        </w:tc>
-        <w:tc>
-          <w:tcPr>
-            <w:tcW w:type="dxa" w:w="5040"/>
-            <w:vAlign w:val="center"/>
-          </w:tcPr>
-          <w:p>
-            <w:pPr>
-              <w:spacing w:after="0"/>
-            </w:pPr>
-            <w:r/>
-            <w:r>
-              <w:rPr>
-                <w:b w:val="0"/>
-                <w:sz w:val="20"/>
-              </w:rPr>
-              <w:t>Customer / Provider</w:t>
-            </w:r>
-          </w:p>
-        </w:tc>
-      </w:tr>
-      <w:tr>
-        <w:tc>
-          <w:tcPr>
-            <w:tcW w:type="dxa" w:w="5040"/>
-            <w:shd w:fill="edf2f7"/>
-            <w:vAlign w:val="center"/>
-          </w:tcPr>
-          <w:p>
-            <w:pPr>
-              <w:spacing w:after="0"/>
-            </w:pPr>
-            <w:r/>
-            <w:r>
-              <w:rPr>
-                <w:b/>
-                <w:sz w:val="20"/>
-              </w:rPr>
-              <w:t>Goal</w:t>
-            </w:r>
-          </w:p>
-        </w:tc>
-        <w:tc>
-          <w:tcPr>
-            <w:tcW w:type="dxa" w:w="5040"/>
-            <w:vAlign w:val="center"/>
-          </w:tcPr>
-          <w:p>
-            <w:pPr>
-              <w:spacing w:after="0"/>
-            </w:pPr>
-            <w:r/>
-            <w:r>
-              <w:rPr>
-                <w:b w:val="0"/>
-                <w:sz w:val="20"/>
-              </w:rPr>
-              <w:t>Cancel a booking according to rules.</w:t>
-            </w:r>
-          </w:p>
-        </w:tc>
-      </w:tr>
-      <w:tr>
-        <w:tc>
-          <w:tcPr>
-            <w:tcW w:type="dxa" w:w="5040"/>
-            <w:shd w:fill="edf2f7"/>
-            <w:vAlign w:val="center"/>
-          </w:tcPr>
-          <w:p>
-            <w:pPr>
-              <w:spacing w:after="0"/>
-            </w:pPr>
-            <w:r/>
-            <w:r>
-              <w:rPr>
-                <w:b/>
-                <w:sz w:val="20"/>
-              </w:rPr>
-              <w:t>Precondition</w:t>
-            </w:r>
-          </w:p>
-        </w:tc>
-        <w:tc>
-          <w:tcPr>
-            <w:tcW w:type="dxa" w:w="5040"/>
-            <w:vAlign w:val="center"/>
-          </w:tcPr>
-          <w:p>
-            <w:pPr>
-              <w:spacing w:after="0"/>
-            </w:pPr>
-            <w:r/>
-            <w:r>
-              <w:rPr>
-                <w:b w:val="0"/>
-                <w:sz w:val="20"/>
-              </w:rPr>
-              <w:t>Booking is not completed.</w:t>
-            </w:r>
-          </w:p>
-        </w:tc>
-      </w:tr>
-      <w:tr>
-        <w:tc>
-          <w:tcPr>
-            <w:tcW w:type="dxa" w:w="5040"/>
-            <w:shd w:fill="edf2f7"/>
-            <w:vAlign w:val="center"/>
-          </w:tcPr>
-          <w:p>
-            <w:pPr>
-              <w:spacing w:after="0"/>
-            </w:pPr>
-            <w:r/>
-            <w:r>
-              <w:rPr>
-                <w:b/>
-                <w:sz w:val="20"/>
-              </w:rPr>
-              <w:t>Postcondition</w:t>
-            </w:r>
-          </w:p>
-        </w:tc>
-        <w:tc>
-          <w:tcPr>
-            <w:tcW w:type="dxa" w:w="5040"/>
-            <w:vAlign w:val="center"/>
-          </w:tcPr>
-          <w:p>
-            <w:pPr>
-              <w:spacing w:after="0"/>
-            </w:pPr>
-            <w:r/>
-            <w:r>
-              <w:rPr>
-                <w:b w:val="0"/>
-                <w:sz w:val="20"/>
-              </w:rPr>
-              <w:t>Booking status changes to cancelled.</w:t>
-            </w:r>
-          </w:p>
-        </w:tc>
-      </w:tr>
-      <w:tr>
-        <w:tc>
-          <w:tcPr>
-            <w:tcW w:type="dxa" w:w="5040"/>
-            <w:shd w:fill="edf2f7"/>
-            <w:vAlign w:val="center"/>
-          </w:tcPr>
-          <w:p>
-            <w:pPr>
-              <w:spacing w:after="0"/>
-            </w:pPr>
-            <w:r/>
-            <w:r>
-              <w:rPr>
-                <w:b/>
-                <w:sz w:val="20"/>
-              </w:rPr>
-              <w:t>Main Success Scenario</w:t>
-            </w:r>
-          </w:p>
-        </w:tc>
-        <w:tc>
-          <w:tcPr>
-            <w:tcW w:type="dxa" w:w="5040"/>
-            <w:vAlign w:val="center"/>
-          </w:tcPr>
-          <w:p>
-            <w:pPr>
-              <w:spacing w:after="0"/>
-            </w:pPr>
-            <w:r/>
-            <w:r>
-              <w:rPr>
-                <w:b w:val="0"/>
-                <w:sz w:val="20"/>
-              </w:rPr>
-              <w:t>1. Actor starts cancel booking. 2. System validates the request. 3. System saves or retrieves required data. 4. System confirms the result.</w:t>
-            </w:r>
-          </w:p>
-        </w:tc>
-      </w:tr>
-      <w:tr>
-        <w:tc>
-          <w:tcPr>
-            <w:tcW w:type="dxa" w:w="5040"/>
-            <w:shd w:fill="edf2f7"/>
-            <w:vAlign w:val="center"/>
-          </w:tcPr>
-          <w:p>
-            <w:pPr>
-              <w:spacing w:after="0"/>
-            </w:pPr>
-            <w:r/>
-            <w:r>
-              <w:rPr>
-                <w:b/>
-                <w:sz w:val="20"/>
-              </w:rPr>
-              <w:t>Alternative / Exception</w:t>
-            </w:r>
-          </w:p>
-        </w:tc>
-        <w:tc>
-          <w:tcPr>
-            <w:tcW w:type="dxa" w:w="5040"/>
-            <w:vAlign w:val="center"/>
-          </w:tcPr>
-          <w:p>
-            <w:pPr>
-              <w:spacing w:after="0"/>
-            </w:pPr>
-            <w:r/>
-            <w:r>
-              <w:rPr>
-                <w:b w:val="0"/>
-                <w:sz w:val="20"/>
-              </w:rPr>
-              <w:t>Cancellation is blocked for completed jobs.</w:t>
-            </w:r>
-          </w:p>
-        </w:tc>
-      </w:tr>
-    </w:tbl>
-    <w:p>
-      <w:pPr>
-        <w:pStyle w:val="Heading2"/>
-      </w:pPr>
-      <w:r>
-        <w:t>UC-10 – Submit Review</w:t>
-      </w:r>
-    </w:p>
-    <w:tbl>
-      <w:tblPr>
-        <w:tblStyle w:val="TableGrid"/>
-        <w:tblW w:type="auto" w:w="0"/>
-        <w:tblLook w:firstColumn="1" w:firstRow="1" w:lastColumn="0" w:lastRow="0" w:noHBand="0" w:noVBand="1" w:val="04A0"/>
-      </w:tblPr>
-      <w:tblGrid>
-        <w:gridCol w:w="5040"/>
-        <w:gridCol w:w="5040"/>
-      </w:tblGrid>
-      <w:tr>
-        <w:tc>
-          <w:tcPr>
-            <w:tcW w:type="dxa" w:w="5040"/>
-            <w:shd w:fill="edf2f7"/>
-            <w:vAlign w:val="center"/>
-          </w:tcPr>
-          <w:p>
-            <w:pPr>
-              <w:spacing w:after="0"/>
-            </w:pPr>
-            <w:r/>
-            <w:r>
-              <w:rPr>
-                <w:b/>
-                <w:sz w:val="20"/>
-              </w:rPr>
-              <w:t>Primary Actor</w:t>
-            </w:r>
-          </w:p>
-        </w:tc>
-        <w:tc>
-          <w:tcPr>
-            <w:tcW w:type="dxa" w:w="5040"/>
-            <w:vAlign w:val="center"/>
-          </w:tcPr>
-          <w:p>
-            <w:pPr>
-              <w:spacing w:after="0"/>
-            </w:pPr>
-            <w:r/>
-            <w:r>
-              <w:rPr>
-                <w:b w:val="0"/>
-                <w:sz w:val="20"/>
-              </w:rPr>
-              <w:t>Customer</w:t>
-            </w:r>
-          </w:p>
-        </w:tc>
-      </w:tr>
-      <w:tr>
-        <w:tc>
-          <w:tcPr>
-            <w:tcW w:type="dxa" w:w="5040"/>
-            <w:shd w:fill="edf2f7"/>
-            <w:vAlign w:val="center"/>
-          </w:tcPr>
-          <w:p>
-            <w:pPr>
-              <w:spacing w:after="0"/>
-            </w:pPr>
-            <w:r/>
-            <w:r>
-              <w:rPr>
-                <w:b/>
-                <w:sz w:val="20"/>
-              </w:rPr>
-              <w:t>Goal</w:t>
-            </w:r>
-          </w:p>
-        </w:tc>
-        <w:tc>
-          <w:tcPr>
-            <w:tcW w:type="dxa" w:w="5040"/>
-            <w:vAlign w:val="center"/>
-          </w:tcPr>
-          <w:p>
-            <w:pPr>
-              <w:spacing w:after="0"/>
-            </w:pPr>
-            <w:r/>
-            <w:r>
-              <w:rPr>
-                <w:b w:val="0"/>
-                <w:sz w:val="20"/>
-              </w:rPr>
-              <w:t>Rate and comment on completed service.</w:t>
-            </w:r>
-          </w:p>
-        </w:tc>
-      </w:tr>
-      <w:tr>
-        <w:tc>
-          <w:tcPr>
-            <w:tcW w:type="dxa" w:w="5040"/>
-            <w:shd w:fill="edf2f7"/>
-            <w:vAlign w:val="center"/>
-          </w:tcPr>
-          <w:p>
-            <w:pPr>
-              <w:spacing w:after="0"/>
-            </w:pPr>
-            <w:r/>
-            <w:r>
-              <w:rPr>
-                <w:b/>
-                <w:sz w:val="20"/>
-              </w:rPr>
-              <w:t>Precondition</w:t>
-            </w:r>
-          </w:p>
-        </w:tc>
-        <w:tc>
-          <w:tcPr>
-            <w:tcW w:type="dxa" w:w="5040"/>
-            <w:vAlign w:val="center"/>
-          </w:tcPr>
-          <w:p>
-            <w:pPr>
-              <w:spacing w:after="0"/>
-            </w:pPr>
-            <w:r/>
-            <w:r>
-              <w:rPr>
-                <w:b w:val="0"/>
-                <w:sz w:val="20"/>
-              </w:rPr>
-              <w:t>Booking is completed and not already reviewed.</w:t>
-            </w:r>
-          </w:p>
-        </w:tc>
-      </w:tr>
-      <w:tr>
-        <w:tc>
-          <w:tcPr>
-            <w:tcW w:type="dxa" w:w="5040"/>
-            <w:shd w:fill="edf2f7"/>
-            <w:vAlign w:val="center"/>
-          </w:tcPr>
-          <w:p>
-            <w:pPr>
-              <w:spacing w:after="0"/>
-            </w:pPr>
-            <w:r/>
-            <w:r>
-              <w:rPr>
-                <w:b/>
-                <w:sz w:val="20"/>
-              </w:rPr>
-              <w:t>Postcondition</w:t>
-            </w:r>
-          </w:p>
-        </w:tc>
-        <w:tc>
-          <w:tcPr>
-            <w:tcW w:type="dxa" w:w="5040"/>
-            <w:vAlign w:val="center"/>
-          </w:tcPr>
-          <w:p>
-            <w:pPr>
-              <w:spacing w:after="0"/>
-            </w:pPr>
-            <w:r/>
-            <w:r>
-              <w:rPr>
-                <w:b w:val="0"/>
-                <w:sz w:val="20"/>
-              </w:rPr>
-              <w:t>Review is saved and provider rating updates.</w:t>
-            </w:r>
-          </w:p>
-        </w:tc>
-      </w:tr>
-      <w:tr>
-        <w:tc>
-          <w:tcPr>
-            <w:tcW w:type="dxa" w:w="5040"/>
-            <w:shd w:fill="edf2f7"/>
-            <w:vAlign w:val="center"/>
-          </w:tcPr>
-          <w:p>
-            <w:pPr>
-              <w:spacing w:after="0"/>
-            </w:pPr>
-            <w:r/>
-            <w:r>
-              <w:rPr>
-                <w:b/>
-                <w:sz w:val="20"/>
-              </w:rPr>
-              <w:t>Main Success Scenario</w:t>
-            </w:r>
-          </w:p>
-        </w:tc>
-        <w:tc>
-          <w:tcPr>
-            <w:tcW w:type="dxa" w:w="5040"/>
-            <w:vAlign w:val="center"/>
-          </w:tcPr>
-          <w:p>
-            <w:pPr>
-              <w:spacing w:after="0"/>
-            </w:pPr>
-            <w:r/>
-            <w:r>
-              <w:rPr>
-                <w:b w:val="0"/>
-                <w:sz w:val="20"/>
-              </w:rPr>
-              <w:t>1. Actor starts submit review. 2. System validates the request. 3. System saves or retrieves required data. 4. System confirms the result.</w:t>
-            </w:r>
-          </w:p>
-        </w:tc>
-      </w:tr>
-      <w:tr>
-        <w:tc>
-          <w:tcPr>
-            <w:tcW w:type="dxa" w:w="5040"/>
-            <w:shd w:fill="edf2f7"/>
-            <w:vAlign w:val="center"/>
-          </w:tcPr>
-          <w:p>
-            <w:pPr>
-              <w:spacing w:after="0"/>
-            </w:pPr>
-            <w:r/>
-            <w:r>
-              <w:rPr>
-                <w:b/>
-                <w:sz w:val="20"/>
-              </w:rPr>
-              <w:t>Alternative / Exception</w:t>
-            </w:r>
-          </w:p>
-        </w:tc>
-        <w:tc>
-          <w:tcPr>
-            <w:tcW w:type="dxa" w:w="5040"/>
-            <w:vAlign w:val="center"/>
-          </w:tcPr>
-          <w:p>
-            <w:pPr>
-              <w:spacing w:after="0"/>
-            </w:pPr>
-            <w:r/>
-            <w:r>
-              <w:rPr>
-                <w:b w:val="0"/>
-                <w:sz w:val="20"/>
-              </w:rPr>
-              <w:t>Duplicate review is rejected.</w:t>
-            </w:r>
-          </w:p>
-        </w:tc>
-      </w:tr>
-    </w:tbl>
-    <w:p>
-      <w:pPr>
-        <w:pStyle w:val="Heading2"/>
-      </w:pPr>
-      <w:r>
-        <w:t>UC-11 – Publish Service</w:t>
-      </w:r>
-    </w:p>
-    <w:tbl>
-      <w:tblPr>
-        <w:tblStyle w:val="TableGrid"/>
-        <w:tblW w:type="auto" w:w="0"/>
-        <w:tblLook w:firstColumn="1" w:firstRow="1" w:lastColumn="0" w:lastRow="0" w:noHBand="0" w:noVBand="1" w:val="04A0"/>
-      </w:tblPr>
-      <w:tblGrid>
-        <w:gridCol w:w="5040"/>
-        <w:gridCol w:w="5040"/>
-      </w:tblGrid>
-      <w:tr>
-        <w:tc>
-          <w:tcPr>
-            <w:tcW w:type="dxa" w:w="5040"/>
-            <w:shd w:fill="edf2f7"/>
-            <w:vAlign w:val="center"/>
-          </w:tcPr>
-          <w:p>
-            <w:pPr>
-              <w:spacing w:after="0"/>
-            </w:pPr>
-            <w:r/>
-            <w:r>
-              <w:rPr>
-                <w:b/>
-                <w:sz w:val="20"/>
-              </w:rPr>
-              <w:t>Primary Actor</w:t>
-            </w:r>
-          </w:p>
-        </w:tc>
-        <w:tc>
-          <w:tcPr>
-            <w:tcW w:type="dxa" w:w="5040"/>
-            <w:vAlign w:val="center"/>
-          </w:tcPr>
-          <w:p>
-            <w:pPr>
-              <w:spacing w:after="0"/>
-            </w:pPr>
-            <w:r/>
-            <w:r>
-              <w:rPr>
-                <w:b w:val="0"/>
-                <w:sz w:val="20"/>
-              </w:rPr>
-              <w:t>Provider</w:t>
-            </w:r>
-          </w:p>
-        </w:tc>
-      </w:tr>
-      <w:tr>
-        <w:tc>
-          <w:tcPr>
-            <w:tcW w:type="dxa" w:w="5040"/>
-            <w:shd w:fill="edf2f7"/>
-            <w:vAlign w:val="center"/>
-          </w:tcPr>
-          <w:p>
-            <w:pPr>
-              <w:spacing w:after="0"/>
-            </w:pPr>
-            <w:r/>
-            <w:r>
-              <w:rPr>
-                <w:b/>
-                <w:sz w:val="20"/>
-              </w:rPr>
-              <w:t>Goal</w:t>
-            </w:r>
-          </w:p>
-        </w:tc>
-        <w:tc>
-          <w:tcPr>
-            <w:tcW w:type="dxa" w:w="5040"/>
-            <w:vAlign w:val="center"/>
-          </w:tcPr>
-          <w:p>
-            <w:pPr>
-              <w:spacing w:after="0"/>
-            </w:pPr>
-            <w:r/>
-            <w:r>
-              <w:rPr>
-                <w:b w:val="0"/>
-                <w:sz w:val="20"/>
-              </w:rPr>
-              <w:t>Create or update a service offering.</w:t>
-            </w:r>
-          </w:p>
-        </w:tc>
-      </w:tr>
-      <w:tr>
-        <w:tc>
-          <w:tcPr>
-            <w:tcW w:type="dxa" w:w="5040"/>
-            <w:shd w:fill="edf2f7"/>
-            <w:vAlign w:val="center"/>
-          </w:tcPr>
-          <w:p>
-            <w:pPr>
-              <w:spacing w:after="0"/>
-            </w:pPr>
-            <w:r/>
-            <w:r>
-              <w:rPr>
-                <w:b/>
-                <w:sz w:val="20"/>
-              </w:rPr>
-              <w:t>Precondition</w:t>
-            </w:r>
-          </w:p>
-        </w:tc>
-        <w:tc>
-          <w:tcPr>
-            <w:tcW w:type="dxa" w:w="5040"/>
-            <w:vAlign w:val="center"/>
-          </w:tcPr>
-          <w:p>
-            <w:pPr>
-              <w:spacing w:after="0"/>
-            </w:pPr>
-            <w:r/>
-            <w:r>
-              <w:rPr>
-                <w:b w:val="0"/>
-                <w:sz w:val="20"/>
-              </w:rPr>
-              <w:t>Provider is logged in and verified or pending according to business rules.</w:t>
-            </w:r>
-          </w:p>
-        </w:tc>
-      </w:tr>
-      <w:tr>
-        <w:tc>
-          <w:tcPr>
-            <w:tcW w:type="dxa" w:w="5040"/>
-            <w:shd w:fill="edf2f7"/>
-            <w:vAlign w:val="center"/>
-          </w:tcPr>
-          <w:p>
-            <w:pPr>
-              <w:spacing w:after="0"/>
-            </w:pPr>
-            <w:r/>
-            <w:r>
-              <w:rPr>
-                <w:b/>
-                <w:sz w:val="20"/>
-              </w:rPr>
-              <w:t>Postcondition</w:t>
-            </w:r>
-          </w:p>
-        </w:tc>
-        <w:tc>
-          <w:tcPr>
-            <w:tcW w:type="dxa" w:w="5040"/>
-            <w:vAlign w:val="center"/>
-          </w:tcPr>
-          <w:p>
-            <w:pPr>
-              <w:spacing w:after="0"/>
-            </w:pPr>
-            <w:r/>
-            <w:r>
-              <w:rPr>
-                <w:b w:val="0"/>
-                <w:sz w:val="20"/>
-              </w:rPr>
-              <w:t>Service is saved as draft or active.</w:t>
-            </w:r>
-          </w:p>
-        </w:tc>
-      </w:tr>
-      <w:tr>
-        <w:tc>
-          <w:tcPr>
-            <w:tcW w:type="dxa" w:w="5040"/>
-            <w:shd w:fill="edf2f7"/>
-            <w:vAlign w:val="center"/>
-          </w:tcPr>
-          <w:p>
-            <w:pPr>
-              <w:spacing w:after="0"/>
-            </w:pPr>
-            <w:r/>
-            <w:r>
-              <w:rPr>
-                <w:b/>
-                <w:sz w:val="20"/>
-              </w:rPr>
-              <w:t>Main Success Scenario</w:t>
-            </w:r>
-          </w:p>
-        </w:tc>
-        <w:tc>
-          <w:tcPr>
-            <w:tcW w:type="dxa" w:w="5040"/>
-            <w:vAlign w:val="center"/>
-          </w:tcPr>
-          <w:p>
-            <w:pPr>
-              <w:spacing w:after="0"/>
-            </w:pPr>
-            <w:r/>
-            <w:r>
-              <w:rPr>
-                <w:b w:val="0"/>
-                <w:sz w:val="20"/>
-              </w:rPr>
-              <w:t>1. Actor starts publish service. 2. System validates the request. 3. System saves or retrieves required data. 4. System confirms the result.</w:t>
-            </w:r>
-          </w:p>
-        </w:tc>
-      </w:tr>
-      <w:tr>
-        <w:tc>
-          <w:tcPr>
-            <w:tcW w:type="dxa" w:w="5040"/>
-            <w:shd w:fill="edf2f7"/>
-            <w:vAlign w:val="center"/>
-          </w:tcPr>
-          <w:p>
-            <w:pPr>
-              <w:spacing w:after="0"/>
-            </w:pPr>
-            <w:r/>
-            <w:r>
-              <w:rPr>
-                <w:b/>
-                <w:sz w:val="20"/>
-              </w:rPr>
-              <w:t>Alternative / Exception</w:t>
-            </w:r>
-          </w:p>
-        </w:tc>
-        <w:tc>
-          <w:tcPr>
-            <w:tcW w:type="dxa" w:w="5040"/>
-            <w:vAlign w:val="center"/>
-          </w:tcPr>
-          <w:p>
-            <w:pPr>
-              <w:spacing w:after="0"/>
-            </w:pPr>
-            <w:r/>
-            <w:r>
-              <w:rPr>
-                <w:b w:val="0"/>
-                <w:sz w:val="20"/>
-              </w:rPr>
-              <w:t>Missing category, title or price prevents saving.</w:t>
-            </w:r>
-          </w:p>
-        </w:tc>
-      </w:tr>
-    </w:tbl>
-    <w:p>
-      <w:pPr>
-        <w:pStyle w:val="Heading2"/>
-      </w:pPr>
-      <w:r>
-        <w:t>UC-12 – Manage Availability</w:t>
-      </w:r>
-    </w:p>
-    <w:tbl>
-      <w:tblPr>
-        <w:tblStyle w:val="TableGrid"/>
-        <w:tblW w:type="auto" w:w="0"/>
-        <w:tblLook w:firstColumn="1" w:firstRow="1" w:lastColumn="0" w:lastRow="0" w:noHBand="0" w:noVBand="1" w:val="04A0"/>
-      </w:tblPr>
-      <w:tblGrid>
-        <w:gridCol w:w="5040"/>
-        <w:gridCol w:w="5040"/>
-      </w:tblGrid>
-      <w:tr>
-        <w:tc>
-          <w:tcPr>
-            <w:tcW w:type="dxa" w:w="5040"/>
-            <w:shd w:fill="edf2f7"/>
-            <w:vAlign w:val="center"/>
-          </w:tcPr>
-          <w:p>
-            <w:pPr>
-              <w:spacing w:after="0"/>
-            </w:pPr>
-            <w:r/>
-            <w:r>
-              <w:rPr>
-                <w:b/>
-                <w:sz w:val="20"/>
-              </w:rPr>
-              <w:t>Primary Actor</w:t>
-            </w:r>
-          </w:p>
-        </w:tc>
-        <w:tc>
-          <w:tcPr>
-            <w:tcW w:type="dxa" w:w="5040"/>
-            <w:vAlign w:val="center"/>
-          </w:tcPr>
-          <w:p>
-            <w:pPr>
-              <w:spacing w:after="0"/>
-            </w:pPr>
-            <w:r/>
-            <w:r>
-              <w:rPr>
-                <w:b w:val="0"/>
-                <w:sz w:val="20"/>
-              </w:rPr>
-              <w:t>Provider</w:t>
-            </w:r>
-          </w:p>
-        </w:tc>
-      </w:tr>
-      <w:tr>
-        <w:tc>
-          <w:tcPr>
-            <w:tcW w:type="dxa" w:w="5040"/>
-            <w:shd w:fill="edf2f7"/>
-            <w:vAlign w:val="center"/>
-          </w:tcPr>
-          <w:p>
-            <w:pPr>
-              <w:spacing w:after="0"/>
-            </w:pPr>
-            <w:r/>
-            <w:r>
-              <w:rPr>
-                <w:b/>
-                <w:sz w:val="20"/>
-              </w:rPr>
-              <w:t>Goal</w:t>
-            </w:r>
-          </w:p>
-        </w:tc>
-        <w:tc>
-          <w:tcPr>
-            <w:tcW w:type="dxa" w:w="5040"/>
-            <w:vAlign w:val="center"/>
-          </w:tcPr>
-          <w:p>
-            <w:pPr>
-              <w:spacing w:after="0"/>
-            </w:pPr>
-            <w:r/>
-            <w:r>
-              <w:rPr>
-                <w:b w:val="0"/>
-                <w:sz w:val="20"/>
-              </w:rPr>
-              <w:t>Define weekly working slots and service areas.</w:t>
-            </w:r>
-          </w:p>
-        </w:tc>
-      </w:tr>
-      <w:tr>
-        <w:tc>
-          <w:tcPr>
-            <w:tcW w:type="dxa" w:w="5040"/>
-            <w:shd w:fill="edf2f7"/>
-            <w:vAlign w:val="center"/>
-          </w:tcPr>
-          <w:p>
-            <w:pPr>
-              <w:spacing w:after="0"/>
-            </w:pPr>
-            <w:r/>
-            <w:r>
-              <w:rPr>
-                <w:b/>
-                <w:sz w:val="20"/>
-              </w:rPr>
-              <w:t>Precondition</w:t>
-            </w:r>
-          </w:p>
-        </w:tc>
-        <w:tc>
-          <w:tcPr>
-            <w:tcW w:type="dxa" w:w="5040"/>
-            <w:vAlign w:val="center"/>
-          </w:tcPr>
-          <w:p>
-            <w:pPr>
-              <w:spacing w:after="0"/>
-            </w:pPr>
-            <w:r/>
-            <w:r>
-              <w:rPr>
-                <w:b w:val="0"/>
-                <w:sz w:val="20"/>
-              </w:rPr>
-              <w:t>Provider is logged in.</w:t>
-            </w:r>
-          </w:p>
-        </w:tc>
-      </w:tr>
-      <w:tr>
-        <w:tc>
-          <w:tcPr>
-            <w:tcW w:type="dxa" w:w="5040"/>
-            <w:shd w:fill="edf2f7"/>
-            <w:vAlign w:val="center"/>
-          </w:tcPr>
-          <w:p>
-            <w:pPr>
-              <w:spacing w:after="0"/>
-            </w:pPr>
-            <w:r/>
-            <w:r>
-              <w:rPr>
-                <w:b/>
-                <w:sz w:val="20"/>
-              </w:rPr>
-              <w:t>Postcondition</w:t>
-            </w:r>
-          </w:p>
-        </w:tc>
-        <w:tc>
-          <w:tcPr>
-            <w:tcW w:type="dxa" w:w="5040"/>
-            <w:vAlign w:val="center"/>
-          </w:tcPr>
-          <w:p>
-            <w:pPr>
-              <w:spacing w:after="0"/>
-            </w:pPr>
-            <w:r/>
-            <w:r>
-              <w:rPr>
-                <w:b w:val="0"/>
-                <w:sz w:val="20"/>
-              </w:rPr>
-              <w:t>Availability and coverage areas are saved.</w:t>
-            </w:r>
-          </w:p>
-        </w:tc>
-      </w:tr>
-      <w:tr>
-        <w:tc>
-          <w:tcPr>
-            <w:tcW w:type="dxa" w:w="5040"/>
-            <w:shd w:fill="edf2f7"/>
-            <w:vAlign w:val="center"/>
-          </w:tcPr>
-          <w:p>
-            <w:pPr>
-              <w:spacing w:after="0"/>
-            </w:pPr>
-            <w:r/>
-            <w:r>
-              <w:rPr>
-                <w:b/>
-                <w:sz w:val="20"/>
-              </w:rPr>
-              <w:t>Main Success Scenario</w:t>
-            </w:r>
-          </w:p>
-        </w:tc>
-        <w:tc>
-          <w:tcPr>
-            <w:tcW w:type="dxa" w:w="5040"/>
-            <w:vAlign w:val="center"/>
-          </w:tcPr>
-          <w:p>
-            <w:pPr>
-              <w:spacing w:after="0"/>
-            </w:pPr>
-            <w:r/>
-            <w:r>
-              <w:rPr>
-                <w:b w:val="0"/>
-                <w:sz w:val="20"/>
-              </w:rPr>
-              <w:t>1. Actor starts manage availability. 2. System validates the request. 3. System saves or retrieves required data. 4. System confirms the result.</w:t>
-            </w:r>
-          </w:p>
-        </w:tc>
-      </w:tr>
-      <w:tr>
-        <w:tc>
-          <w:tcPr>
-            <w:tcW w:type="dxa" w:w="5040"/>
-            <w:shd w:fill="edf2f7"/>
-            <w:vAlign w:val="center"/>
-          </w:tcPr>
-          <w:p>
-            <w:pPr>
-              <w:spacing w:after="0"/>
-            </w:pPr>
-            <w:r/>
-            <w:r>
-              <w:rPr>
-                <w:b/>
-                <w:sz w:val="20"/>
-              </w:rPr>
-              <w:t>Alternative / Exception</w:t>
-            </w:r>
-          </w:p>
-        </w:tc>
-        <w:tc>
-          <w:tcPr>
-            <w:tcW w:type="dxa" w:w="5040"/>
-            <w:vAlign w:val="center"/>
-          </w:tcPr>
-          <w:p>
-            <w:pPr>
-              <w:spacing w:after="0"/>
-            </w:pPr>
-            <w:r/>
-            <w:r>
-              <w:rPr>
-                <w:b w:val="0"/>
-                <w:sz w:val="20"/>
-              </w:rPr>
-              <w:t>End time before start time is rejected.</w:t>
-            </w:r>
-          </w:p>
-        </w:tc>
-      </w:tr>
-    </w:tbl>
-    <w:p>
-      <w:pPr>
-        <w:pStyle w:val="Heading2"/>
-      </w:pPr>
-      <w:r>
-        <w:t>UC-13 – Manage Booking Requests</w:t>
-      </w:r>
-    </w:p>
-    <w:tbl>
-      <w:tblPr>
-        <w:tblStyle w:val="TableGrid"/>
-        <w:tblW w:type="auto" w:w="0"/>
-        <w:tblLook w:firstColumn="1" w:firstRow="1" w:lastColumn="0" w:lastRow="0" w:noHBand="0" w:noVBand="1" w:val="04A0"/>
-      </w:tblPr>
-      <w:tblGrid>
-        <w:gridCol w:w="5040"/>
-        <w:gridCol w:w="5040"/>
-      </w:tblGrid>
-      <w:tr>
-        <w:tc>
-          <w:tcPr>
-            <w:tcW w:type="dxa" w:w="5040"/>
-            <w:shd w:fill="edf2f7"/>
-            <w:vAlign w:val="center"/>
-          </w:tcPr>
-          <w:p>
-            <w:pPr>
-              <w:spacing w:after="0"/>
-            </w:pPr>
-            <w:r/>
-            <w:r>
-              <w:rPr>
-                <w:b/>
-                <w:sz w:val="20"/>
-              </w:rPr>
-              <w:t>Primary Actor</w:t>
-            </w:r>
-          </w:p>
-        </w:tc>
-        <w:tc>
-          <w:tcPr>
-            <w:tcW w:type="dxa" w:w="5040"/>
-            <w:vAlign w:val="center"/>
-          </w:tcPr>
-          <w:p>
-            <w:pPr>
-              <w:spacing w:after="0"/>
-            </w:pPr>
-            <w:r/>
-            <w:r>
-              <w:rPr>
-                <w:b w:val="0"/>
-                <w:sz w:val="20"/>
-              </w:rPr>
-              <w:t>Provider</w:t>
-            </w:r>
-          </w:p>
-        </w:tc>
-      </w:tr>
-      <w:tr>
-        <w:tc>
-          <w:tcPr>
-            <w:tcW w:type="dxa" w:w="5040"/>
-            <w:shd w:fill="edf2f7"/>
-            <w:vAlign w:val="center"/>
-          </w:tcPr>
-          <w:p>
-            <w:pPr>
-              <w:spacing w:after="0"/>
-            </w:pPr>
-            <w:r/>
-            <w:r>
-              <w:rPr>
-                <w:b/>
-                <w:sz w:val="20"/>
-              </w:rPr>
-              <w:t>Goal</w:t>
-            </w:r>
-          </w:p>
-        </w:tc>
-        <w:tc>
-          <w:tcPr>
-            <w:tcW w:type="dxa" w:w="5040"/>
-            <w:vAlign w:val="center"/>
-          </w:tcPr>
-          <w:p>
-            <w:pPr>
-              <w:spacing w:after="0"/>
-            </w:pPr>
-            <w:r/>
-            <w:r>
-              <w:rPr>
-                <w:b w:val="0"/>
-                <w:sz w:val="20"/>
-              </w:rPr>
-              <w:t>Accept, reject and update job status.</w:t>
-            </w:r>
-          </w:p>
-        </w:tc>
-      </w:tr>
-      <w:tr>
-        <w:tc>
-          <w:tcPr>
-            <w:tcW w:type="dxa" w:w="5040"/>
-            <w:shd w:fill="edf2f7"/>
-            <w:vAlign w:val="center"/>
-          </w:tcPr>
-          <w:p>
-            <w:pPr>
-              <w:spacing w:after="0"/>
-            </w:pPr>
-            <w:r/>
-            <w:r>
-              <w:rPr>
-                <w:b/>
-                <w:sz w:val="20"/>
-              </w:rPr>
-              <w:t>Precondition</w:t>
-            </w:r>
-          </w:p>
-        </w:tc>
-        <w:tc>
-          <w:tcPr>
-            <w:tcW w:type="dxa" w:w="5040"/>
-            <w:vAlign w:val="center"/>
-          </w:tcPr>
-          <w:p>
-            <w:pPr>
-              <w:spacing w:after="0"/>
-            </w:pPr>
-            <w:r/>
-            <w:r>
-              <w:rPr>
-                <w:b w:val="0"/>
-                <w:sz w:val="20"/>
-              </w:rPr>
-              <w:t>Provider has a booking request.</w:t>
-            </w:r>
-          </w:p>
-        </w:tc>
-      </w:tr>
-      <w:tr>
-        <w:tc>
-          <w:tcPr>
-            <w:tcW w:type="dxa" w:w="5040"/>
-            <w:shd w:fill="edf2f7"/>
-            <w:vAlign w:val="center"/>
-          </w:tcPr>
-          <w:p>
-            <w:pPr>
-              <w:spacing w:after="0"/>
-            </w:pPr>
-            <w:r/>
-            <w:r>
-              <w:rPr>
-                <w:b/>
-                <w:sz w:val="20"/>
-              </w:rPr>
-              <w:t>Postcondition</w:t>
-            </w:r>
-          </w:p>
-        </w:tc>
-        <w:tc>
-          <w:tcPr>
-            <w:tcW w:type="dxa" w:w="5040"/>
-            <w:vAlign w:val="center"/>
-          </w:tcPr>
-          <w:p>
-            <w:pPr>
-              <w:spacing w:after="0"/>
-            </w:pPr>
-            <w:r/>
-            <w:r>
-              <w:rPr>
-                <w:b w:val="0"/>
-                <w:sz w:val="20"/>
-              </w:rPr>
-              <w:t>Booking status is updated and customer is notified.</w:t>
-            </w:r>
-          </w:p>
-        </w:tc>
-      </w:tr>
-      <w:tr>
-        <w:tc>
-          <w:tcPr>
-            <w:tcW w:type="dxa" w:w="5040"/>
-            <w:shd w:fill="edf2f7"/>
-            <w:vAlign w:val="center"/>
-          </w:tcPr>
-          <w:p>
-            <w:pPr>
-              <w:spacing w:after="0"/>
-            </w:pPr>
-            <w:r/>
-            <w:r>
-              <w:rPr>
-                <w:b/>
-                <w:sz w:val="20"/>
-              </w:rPr>
-              <w:t>Main Success Scenario</w:t>
-            </w:r>
-          </w:p>
-        </w:tc>
-        <w:tc>
-          <w:tcPr>
-            <w:tcW w:type="dxa" w:w="5040"/>
-            <w:vAlign w:val="center"/>
-          </w:tcPr>
-          <w:p>
-            <w:pPr>
-              <w:spacing w:after="0"/>
-            </w:pPr>
-            <w:r/>
-            <w:r>
-              <w:rPr>
-                <w:b w:val="0"/>
-                <w:sz w:val="20"/>
-              </w:rPr>
-              <w:t>1. Actor starts manage booking requests. 2. System validates the request. 3. System saves or retrieves required data. 4. System confirms the result.</w:t>
-            </w:r>
-          </w:p>
-        </w:tc>
-      </w:tr>
-      <w:tr>
-        <w:tc>
-          <w:tcPr>
-            <w:tcW w:type="dxa" w:w="5040"/>
-            <w:shd w:fill="edf2f7"/>
-            <w:vAlign w:val="center"/>
-          </w:tcPr>
-          <w:p>
-            <w:pPr>
-              <w:spacing w:after="0"/>
-            </w:pPr>
-            <w:r/>
-            <w:r>
-              <w:rPr>
-                <w:b/>
-                <w:sz w:val="20"/>
-              </w:rPr>
-              <w:t>Alternative / Exception</w:t>
-            </w:r>
-          </w:p>
-        </w:tc>
-        <w:tc>
-          <w:tcPr>
-            <w:tcW w:type="dxa" w:w="5040"/>
-            <w:vAlign w:val="center"/>
-          </w:tcPr>
-          <w:p>
-            <w:pPr>
-              <w:spacing w:after="0"/>
-            </w:pPr>
-            <w:r/>
-            <w:r>
-              <w:rPr>
-                <w:b w:val="0"/>
-                <w:sz w:val="20"/>
-              </w:rPr>
-              <w:t>Invalid status transition is blocked.</w:t>
-            </w:r>
-          </w:p>
-        </w:tc>
-      </w:tr>
-    </w:tbl>
-    <w:p>
-      <w:pPr>
-        <w:pStyle w:val="Heading2"/>
-      </w:pPr>
-      <w:r>
-        <w:t>UC-14 – Verify Provider</w:t>
-      </w:r>
-    </w:p>
-    <w:tbl>
-      <w:tblPr>
-        <w:tblStyle w:val="TableGrid"/>
-        <w:tblW w:type="auto" w:w="0"/>
-        <w:tblLook w:firstColumn="1" w:firstRow="1" w:lastColumn="0" w:lastRow="0" w:noHBand="0" w:noVBand="1" w:val="04A0"/>
-      </w:tblPr>
-      <w:tblGrid>
-        <w:gridCol w:w="5040"/>
-        <w:gridCol w:w="5040"/>
-      </w:tblGrid>
-      <w:tr>
-        <w:tc>
-          <w:tcPr>
-            <w:tcW w:type="dxa" w:w="5040"/>
-            <w:shd w:fill="edf2f7"/>
-            <w:vAlign w:val="center"/>
-          </w:tcPr>
-          <w:p>
-            <w:pPr>
-              <w:spacing w:after="0"/>
-            </w:pPr>
-            <w:r/>
-            <w:r>
-              <w:rPr>
-                <w:b/>
-                <w:sz w:val="20"/>
-              </w:rPr>
-              <w:t>Primary Actor</w:t>
-            </w:r>
-          </w:p>
-        </w:tc>
-        <w:tc>
-          <w:tcPr>
-            <w:tcW w:type="dxa" w:w="5040"/>
-            <w:vAlign w:val="center"/>
-          </w:tcPr>
-          <w:p>
-            <w:pPr>
-              <w:spacing w:after="0"/>
-            </w:pPr>
-            <w:r/>
-            <w:r>
-              <w:rPr>
-                <w:b w:val="0"/>
-                <w:sz w:val="20"/>
-              </w:rPr>
-              <w:t>Admin</w:t>
-            </w:r>
-          </w:p>
-        </w:tc>
-      </w:tr>
-      <w:tr>
-        <w:tc>
-          <w:tcPr>
-            <w:tcW w:type="dxa" w:w="5040"/>
-            <w:shd w:fill="edf2f7"/>
-            <w:vAlign w:val="center"/>
-          </w:tcPr>
-          <w:p>
-            <w:pPr>
-              <w:spacing w:after="0"/>
-            </w:pPr>
-            <w:r/>
-            <w:r>
-              <w:rPr>
-                <w:b/>
-                <w:sz w:val="20"/>
-              </w:rPr>
-              <w:t>Goal</w:t>
-            </w:r>
-          </w:p>
-        </w:tc>
-        <w:tc>
-          <w:tcPr>
-            <w:tcW w:type="dxa" w:w="5040"/>
-            <w:vAlign w:val="center"/>
-          </w:tcPr>
-          <w:p>
-            <w:pPr>
-              <w:spacing w:after="0"/>
-            </w:pPr>
-            <w:r/>
-            <w:r>
-              <w:rPr>
-                <w:b w:val="0"/>
-                <w:sz w:val="20"/>
-              </w:rPr>
-              <w:t>Approve or reject provider verification.</w:t>
-            </w:r>
-          </w:p>
-        </w:tc>
-      </w:tr>
-      <w:tr>
-        <w:tc>
-          <w:tcPr>
-            <w:tcW w:type="dxa" w:w="5040"/>
-            <w:shd w:fill="edf2f7"/>
-            <w:vAlign w:val="center"/>
-          </w:tcPr>
-          <w:p>
-            <w:pPr>
-              <w:spacing w:after="0"/>
-            </w:pPr>
-            <w:r/>
-            <w:r>
-              <w:rPr>
-                <w:b/>
-                <w:sz w:val="20"/>
-              </w:rPr>
-              <w:t>Precondition</w:t>
-            </w:r>
-          </w:p>
-        </w:tc>
-        <w:tc>
-          <w:tcPr>
-            <w:tcW w:type="dxa" w:w="5040"/>
-            <w:vAlign w:val="center"/>
-          </w:tcPr>
-          <w:p>
-            <w:pPr>
-              <w:spacing w:after="0"/>
-            </w:pPr>
-            <w:r/>
-            <w:r>
-              <w:rPr>
-                <w:b w:val="0"/>
-                <w:sz w:val="20"/>
-              </w:rPr>
-              <w:t>Provider has submitted details.</w:t>
-            </w:r>
-          </w:p>
-        </w:tc>
-      </w:tr>
-      <w:tr>
-        <w:tc>
-          <w:tcPr>
-            <w:tcW w:type="dxa" w:w="5040"/>
-            <w:shd w:fill="edf2f7"/>
-            <w:vAlign w:val="center"/>
-          </w:tcPr>
-          <w:p>
-            <w:pPr>
-              <w:spacing w:after="0"/>
-            </w:pPr>
-            <w:r/>
-            <w:r>
-              <w:rPr>
-                <w:b/>
-                <w:sz w:val="20"/>
-              </w:rPr>
-              <w:t>Postcondition</w:t>
-            </w:r>
-          </w:p>
-        </w:tc>
-        <w:tc>
-          <w:tcPr>
-            <w:tcW w:type="dxa" w:w="5040"/>
-            <w:vAlign w:val="center"/>
-          </w:tcPr>
-          <w:p>
-            <w:pPr>
-              <w:spacing w:after="0"/>
-            </w:pPr>
-            <w:r/>
-            <w:r>
-              <w:rPr>
-                <w:b w:val="0"/>
-                <w:sz w:val="20"/>
-              </w:rPr>
-              <w:t>Provider verification status is updated.</w:t>
-            </w:r>
-          </w:p>
-        </w:tc>
-      </w:tr>
-      <w:tr>
-        <w:tc>
-          <w:tcPr>
-            <w:tcW w:type="dxa" w:w="5040"/>
-            <w:shd w:fill="edf2f7"/>
-            <w:vAlign w:val="center"/>
-          </w:tcPr>
-          <w:p>
-            <w:pPr>
-              <w:spacing w:after="0"/>
-            </w:pPr>
-            <w:r/>
-            <w:r>
-              <w:rPr>
-                <w:b/>
-                <w:sz w:val="20"/>
-              </w:rPr>
-              <w:t>Main Success Scenario</w:t>
-            </w:r>
-          </w:p>
-        </w:tc>
-        <w:tc>
-          <w:tcPr>
-            <w:tcW w:type="dxa" w:w="5040"/>
-            <w:vAlign w:val="center"/>
-          </w:tcPr>
-          <w:p>
-            <w:pPr>
-              <w:spacing w:after="0"/>
-            </w:pPr>
-            <w:r/>
-            <w:r>
-              <w:rPr>
-                <w:b w:val="0"/>
-                <w:sz w:val="20"/>
-              </w:rPr>
-              <w:t>1. Actor starts verify provider. 2. System validates the request. 3. System saves or retrieves required data. 4. System confirms the result.</w:t>
-            </w:r>
-          </w:p>
-        </w:tc>
-      </w:tr>
-      <w:tr>
-        <w:tc>
-          <w:tcPr>
-            <w:tcW w:type="dxa" w:w="5040"/>
-            <w:shd w:fill="edf2f7"/>
-            <w:vAlign w:val="center"/>
-          </w:tcPr>
-          <w:p>
-            <w:pPr>
-              <w:spacing w:after="0"/>
-            </w:pPr>
-            <w:r/>
-            <w:r>
-              <w:rPr>
-                <w:b/>
-                <w:sz w:val="20"/>
-              </w:rPr>
-              <w:t>Alternative / Exception</w:t>
-            </w:r>
-          </w:p>
-        </w:tc>
-        <w:tc>
-          <w:tcPr>
-            <w:tcW w:type="dxa" w:w="5040"/>
-            <w:vAlign w:val="center"/>
-          </w:tcPr>
-          <w:p>
-            <w:pPr>
-              <w:spacing w:after="0"/>
-            </w:pPr>
-            <w:r/>
-            <w:r>
-              <w:rPr>
-                <w:b w:val="0"/>
-                <w:sz w:val="20"/>
-              </w:rPr>
-              <w:t>Incomplete details keep the provider pending.</w:t>
-            </w:r>
-          </w:p>
-        </w:tc>
-      </w:tr>
-    </w:tbl>
-    <w:p>
-      <w:pPr>
-        <w:pStyle w:val="Heading2"/>
-      </w:pPr>
-      <w:r>
-        <w:t>UC-15 – Manage Categories</w:t>
-      </w:r>
-    </w:p>
-    <w:tbl>
-      <w:tblPr>
-        <w:tblStyle w:val="TableGrid"/>
-        <w:tblW w:type="auto" w:w="0"/>
-        <w:tblLook w:firstColumn="1" w:firstRow="1" w:lastColumn="0" w:lastRow="0" w:noHBand="0" w:noVBand="1" w:val="04A0"/>
-      </w:tblPr>
-      <w:tblGrid>
-        <w:gridCol w:w="5040"/>
-        <w:gridCol w:w="5040"/>
-      </w:tblGrid>
-      <w:tr>
-        <w:tc>
-          <w:tcPr>
-            <w:tcW w:type="dxa" w:w="5040"/>
-            <w:shd w:fill="edf2f7"/>
-            <w:vAlign w:val="center"/>
-          </w:tcPr>
-          <w:p>
-            <w:pPr>
-              <w:spacing w:after="0"/>
-            </w:pPr>
-            <w:r/>
-            <w:r>
-              <w:rPr>
-                <w:b/>
-                <w:sz w:val="20"/>
-              </w:rPr>
-              <w:t>Primary Actor</w:t>
-            </w:r>
-          </w:p>
-        </w:tc>
-        <w:tc>
-          <w:tcPr>
-            <w:tcW w:type="dxa" w:w="5040"/>
-            <w:vAlign w:val="center"/>
-          </w:tcPr>
-          <w:p>
-            <w:pPr>
-              <w:spacing w:after="0"/>
-            </w:pPr>
-            <w:r/>
-            <w:r>
-              <w:rPr>
-                <w:b w:val="0"/>
-                <w:sz w:val="20"/>
-              </w:rPr>
-              <w:t>Admin</w:t>
-            </w:r>
-          </w:p>
-        </w:tc>
-      </w:tr>
-      <w:tr>
-        <w:tc>
-          <w:tcPr>
-            <w:tcW w:type="dxa" w:w="5040"/>
-            <w:shd w:fill="edf2f7"/>
-            <w:vAlign w:val="center"/>
-          </w:tcPr>
-          <w:p>
-            <w:pPr>
-              <w:spacing w:after="0"/>
-            </w:pPr>
-            <w:r/>
-            <w:r>
-              <w:rPr>
-                <w:b/>
-                <w:sz w:val="20"/>
-              </w:rPr>
-              <w:t>Goal</w:t>
-            </w:r>
-          </w:p>
-        </w:tc>
-        <w:tc>
-          <w:tcPr>
-            <w:tcW w:type="dxa" w:w="5040"/>
-            <w:vAlign w:val="center"/>
-          </w:tcPr>
-          <w:p>
-            <w:pPr>
-              <w:spacing w:after="0"/>
-            </w:pPr>
-            <w:r/>
-            <w:r>
-              <w:rPr>
-                <w:b w:val="0"/>
-                <w:sz w:val="20"/>
-              </w:rPr>
-              <w:t>Create and maintain service categories.</w:t>
-            </w:r>
-          </w:p>
-        </w:tc>
-      </w:tr>
-      <w:tr>
-        <w:tc>
-          <w:tcPr>
-            <w:tcW w:type="dxa" w:w="5040"/>
-            <w:shd w:fill="edf2f7"/>
-            <w:vAlign w:val="center"/>
-          </w:tcPr>
-          <w:p>
-            <w:pPr>
-              <w:spacing w:after="0"/>
-            </w:pPr>
-            <w:r/>
-            <w:r>
-              <w:rPr>
-                <w:b/>
-                <w:sz w:val="20"/>
-              </w:rPr>
-              <w:t>Precondition</w:t>
-            </w:r>
-          </w:p>
-        </w:tc>
-        <w:tc>
-          <w:tcPr>
-            <w:tcW w:type="dxa" w:w="5040"/>
-            <w:vAlign w:val="center"/>
-          </w:tcPr>
-          <w:p>
-            <w:pPr>
-              <w:spacing w:after="0"/>
-            </w:pPr>
-            <w:r/>
-            <w:r>
-              <w:rPr>
-                <w:b w:val="0"/>
-                <w:sz w:val="20"/>
-              </w:rPr>
-              <w:t>Admin is authenticated.</w:t>
-            </w:r>
-          </w:p>
-        </w:tc>
-      </w:tr>
-      <w:tr>
-        <w:tc>
-          <w:tcPr>
-            <w:tcW w:type="dxa" w:w="5040"/>
-            <w:shd w:fill="edf2f7"/>
-            <w:vAlign w:val="center"/>
-          </w:tcPr>
-          <w:p>
-            <w:pPr>
-              <w:spacing w:after="0"/>
-            </w:pPr>
-            <w:r/>
-            <w:r>
-              <w:rPr>
-                <w:b/>
-                <w:sz w:val="20"/>
-              </w:rPr>
-              <w:t>Postcondition</w:t>
-            </w:r>
-          </w:p>
-        </w:tc>
-        <w:tc>
-          <w:tcPr>
-            <w:tcW w:type="dxa" w:w="5040"/>
-            <w:vAlign w:val="center"/>
-          </w:tcPr>
-          <w:p>
-            <w:pPr>
-              <w:spacing w:after="0"/>
-            </w:pPr>
-            <w:r/>
-            <w:r>
-              <w:rPr>
-                <w:b w:val="0"/>
-                <w:sz w:val="20"/>
-              </w:rPr>
-              <w:t>Category list is updated.</w:t>
-            </w:r>
-          </w:p>
-        </w:tc>
-      </w:tr>
-      <w:tr>
-        <w:tc>
-          <w:tcPr>
-            <w:tcW w:type="dxa" w:w="5040"/>
-            <w:shd w:fill="edf2f7"/>
-            <w:vAlign w:val="center"/>
-          </w:tcPr>
-          <w:p>
-            <w:pPr>
-              <w:spacing w:after="0"/>
-            </w:pPr>
-            <w:r/>
-            <w:r>
-              <w:rPr>
-                <w:b/>
-                <w:sz w:val="20"/>
-              </w:rPr>
-              <w:t>Main Success Scenario</w:t>
-            </w:r>
-          </w:p>
-        </w:tc>
-        <w:tc>
-          <w:tcPr>
-            <w:tcW w:type="dxa" w:w="5040"/>
-            <w:vAlign w:val="center"/>
-          </w:tcPr>
-          <w:p>
-            <w:pPr>
-              <w:spacing w:after="0"/>
-            </w:pPr>
-            <w:r/>
-            <w:r>
-              <w:rPr>
-                <w:b w:val="0"/>
-                <w:sz w:val="20"/>
-              </w:rPr>
-              <w:t>1. Actor starts manage categories. 2. System validates the request. 3. System saves or retrieves required data. 4. System confirms the result.</w:t>
-            </w:r>
-          </w:p>
-        </w:tc>
-      </w:tr>
-      <w:tr>
-        <w:tc>
-          <w:tcPr>
-            <w:tcW w:type="dxa" w:w="5040"/>
-            <w:shd w:fill="edf2f7"/>
-            <w:vAlign w:val="center"/>
-          </w:tcPr>
-          <w:p>
-            <w:pPr>
-              <w:spacing w:after="0"/>
-            </w:pPr>
-            <w:r/>
-            <w:r>
-              <w:rPr>
-                <w:b/>
-                <w:sz w:val="20"/>
-              </w:rPr>
-              <w:t>Alternative / Exception</w:t>
-            </w:r>
-          </w:p>
-        </w:tc>
-        <w:tc>
-          <w:tcPr>
-            <w:tcW w:type="dxa" w:w="5040"/>
-            <w:vAlign w:val="center"/>
-          </w:tcPr>
-          <w:p>
-            <w:pPr>
-              <w:spacing w:after="0"/>
-            </w:pPr>
-            <w:r/>
-            <w:r>
-              <w:rPr>
-                <w:b w:val="0"/>
-                <w:sz w:val="20"/>
-              </w:rPr>
-              <w:t>Duplicate category name or slug is rejected.</w:t>
-            </w:r>
-          </w:p>
-        </w:tc>
-      </w:tr>
-    </w:tbl>
-    <w:p>
-      <w:pPr>
-        <w:pStyle w:val="Heading2"/>
-      </w:pPr>
-      <w:r>
-        <w:t>UC-16 – AI Review Summarization</w:t>
-      </w:r>
-    </w:p>
-    <w:tbl>
-      <w:tblPr>
-        <w:tblStyle w:val="TableGrid"/>
-        <w:tblW w:type="auto" w:w="0"/>
-        <w:tblLook w:firstColumn="1" w:firstRow="1" w:lastColumn="0" w:lastRow="0" w:noHBand="0" w:noVBand="1" w:val="04A0"/>
-      </w:tblPr>
-      <w:tblGrid>
-        <w:gridCol w:w="5040"/>
-        <w:gridCol w:w="5040"/>
-      </w:tblGrid>
-      <w:tr>
-        <w:tc>
-          <w:tcPr>
-            <w:tcW w:type="dxa" w:w="5040"/>
-            <w:shd w:fill="edf2f7"/>
-            <w:vAlign w:val="center"/>
-          </w:tcPr>
-          <w:p>
-            <w:pPr>
-              <w:spacing w:after="0"/>
-            </w:pPr>
-            <w:r/>
-            <w:r>
-              <w:rPr>
-                <w:b/>
-                <w:sz w:val="20"/>
-              </w:rPr>
-              <w:t>Primary Actor</w:t>
-            </w:r>
-          </w:p>
-        </w:tc>
-        <w:tc>
-          <w:tcPr>
-            <w:tcW w:type="dxa" w:w="5040"/>
-            <w:vAlign w:val="center"/>
-          </w:tcPr>
-          <w:p>
-            <w:pPr>
-              <w:spacing w:after="0"/>
-            </w:pPr>
-            <w:r/>
-            <w:r>
-              <w:rPr>
-                <w:b w:val="0"/>
-                <w:sz w:val="20"/>
-              </w:rPr>
-              <w:t>AI Assistant / Provider</w:t>
-            </w:r>
-          </w:p>
-        </w:tc>
-      </w:tr>
-      <w:tr>
-        <w:tc>
-          <w:tcPr>
-            <w:tcW w:type="dxa" w:w="5040"/>
-            <w:shd w:fill="edf2f7"/>
-            <w:vAlign w:val="center"/>
-          </w:tcPr>
-          <w:p>
-            <w:pPr>
-              <w:spacing w:after="0"/>
-            </w:pPr>
-            <w:r/>
-            <w:r>
-              <w:rPr>
-                <w:b/>
-                <w:sz w:val="20"/>
-              </w:rPr>
-              <w:t>Goal</w:t>
-            </w:r>
-          </w:p>
-        </w:tc>
-        <w:tc>
-          <w:tcPr>
-            <w:tcW w:type="dxa" w:w="5040"/>
-            <w:vAlign w:val="center"/>
-          </w:tcPr>
-          <w:p>
-            <w:pPr>
-              <w:spacing w:after="0"/>
-            </w:pPr>
-            <w:r/>
-            <w:r>
-              <w:rPr>
-                <w:b w:val="0"/>
-                <w:sz w:val="20"/>
-              </w:rPr>
-              <w:t>Generate a digest of provider reviews.</w:t>
-            </w:r>
-          </w:p>
-        </w:tc>
-      </w:tr>
-      <w:tr>
-        <w:tc>
-          <w:tcPr>
-            <w:tcW w:type="dxa" w:w="5040"/>
-            <w:shd w:fill="edf2f7"/>
-            <w:vAlign w:val="center"/>
-          </w:tcPr>
-          <w:p>
-            <w:pPr>
-              <w:spacing w:after="0"/>
-            </w:pPr>
-            <w:r/>
-            <w:r>
-              <w:rPr>
-                <w:b/>
-                <w:sz w:val="20"/>
-              </w:rPr>
-              <w:t>Precondition</w:t>
-            </w:r>
-          </w:p>
-        </w:tc>
-        <w:tc>
-          <w:tcPr>
-            <w:tcW w:type="dxa" w:w="5040"/>
-            <w:vAlign w:val="center"/>
-          </w:tcPr>
-          <w:p>
-            <w:pPr>
-              <w:spacing w:after="0"/>
-            </w:pPr>
-            <w:r/>
-            <w:r>
-              <w:rPr>
-                <w:b w:val="0"/>
-                <w:sz w:val="20"/>
-              </w:rPr>
-              <w:t>Provider has reviews.</w:t>
-            </w:r>
-          </w:p>
-        </w:tc>
-      </w:tr>
-      <w:tr>
-        <w:tc>
-          <w:tcPr>
-            <w:tcW w:type="dxa" w:w="5040"/>
-            <w:shd w:fill="edf2f7"/>
-            <w:vAlign w:val="center"/>
-          </w:tcPr>
-          <w:p>
-            <w:pPr>
-              <w:spacing w:after="0"/>
-            </w:pPr>
-            <w:r/>
-            <w:r>
-              <w:rPr>
-                <w:b/>
-                <w:sz w:val="20"/>
-              </w:rPr>
-              <w:t>Postcondition</w:t>
-            </w:r>
-          </w:p>
-        </w:tc>
-        <w:tc>
-          <w:tcPr>
-            <w:tcW w:type="dxa" w:w="5040"/>
-            <w:vAlign w:val="center"/>
-          </w:tcPr>
-          <w:p>
-            <w:pPr>
-              <w:spacing w:after="0"/>
-            </w:pPr>
-            <w:r/>
-            <w:r>
-              <w:rPr>
-                <w:b w:val="0"/>
-                <w:sz w:val="20"/>
-              </w:rPr>
-              <w:t>Summary and sentiment are saved for display.</w:t>
-            </w:r>
-          </w:p>
-        </w:tc>
-      </w:tr>
-      <w:tr>
-        <w:tc>
-          <w:tcPr>
-            <w:tcW w:type="dxa" w:w="5040"/>
-            <w:shd w:fill="edf2f7"/>
-            <w:vAlign w:val="center"/>
-          </w:tcPr>
-          <w:p>
-            <w:pPr>
-              <w:spacing w:after="0"/>
-            </w:pPr>
-            <w:r/>
-            <w:r>
-              <w:rPr>
-                <w:b/>
-                <w:sz w:val="20"/>
-              </w:rPr>
-              <w:t>Main Success Scenario</w:t>
-            </w:r>
-          </w:p>
-        </w:tc>
-        <w:tc>
-          <w:tcPr>
-            <w:tcW w:type="dxa" w:w="5040"/>
-            <w:vAlign w:val="center"/>
-          </w:tcPr>
-          <w:p>
-            <w:pPr>
-              <w:spacing w:after="0"/>
-            </w:pPr>
-            <w:r/>
-            <w:r>
-              <w:rPr>
-                <w:b w:val="0"/>
-                <w:sz w:val="20"/>
-              </w:rPr>
-              <w:t>1. Actor starts ai review summarization. 2. System validates the request. 3. System saves or retrieves required data. 4. System confirms the result.</w:t>
-            </w:r>
-          </w:p>
-        </w:tc>
-      </w:tr>
-      <w:tr>
-        <w:tc>
-          <w:tcPr>
-            <w:tcW w:type="dxa" w:w="5040"/>
-            <w:shd w:fill="edf2f7"/>
-            <w:vAlign w:val="center"/>
-          </w:tcPr>
-          <w:p>
-            <w:pPr>
-              <w:spacing w:after="0"/>
-            </w:pPr>
-            <w:r/>
-            <w:r>
-              <w:rPr>
-                <w:b/>
-                <w:sz w:val="20"/>
-              </w:rPr>
-              <w:t>Alternative / Exception</w:t>
-            </w:r>
-          </w:p>
-        </w:tc>
-        <w:tc>
-          <w:tcPr>
-            <w:tcW w:type="dxa" w:w="5040"/>
-            <w:vAlign w:val="center"/>
-          </w:tcPr>
-          <w:p>
-            <w:pPr>
-              <w:spacing w:after="0"/>
-            </w:pPr>
-            <w:r/>
-            <w:r>
-              <w:rPr>
-                <w:b w:val="0"/>
-                <w:sz w:val="20"/>
-              </w:rPr>
-              <w:t>Insufficient review data returns a simple status message.</w:t>
-            </w:r>
-          </w:p>
-        </w:tc>
-      </w:tr>
-    </w:tbl>
-    <w:p>
-      <w:pPr>
-        <w:pStyle w:val="Heading2"/>
-      </w:pPr>
-      <w:r>
-        <w:t>UC-17 – Receive Notifications</w:t>
-      </w:r>
-    </w:p>
-    <w:tbl>
-      <w:tblPr>
-        <w:tblStyle w:val="TableGrid"/>
-        <w:tblW w:type="auto" w:w="0"/>
-        <w:tblLook w:firstColumn="1" w:firstRow="1" w:lastColumn="0" w:lastRow="0" w:noHBand="0" w:noVBand="1" w:val="04A0"/>
-      </w:tblPr>
-      <w:tblGrid>
-        <w:gridCol w:w="5040"/>
-        <w:gridCol w:w="5040"/>
-      </w:tblGrid>
-      <w:tr>
-        <w:tc>
-          <w:tcPr>
-            <w:tcW w:type="dxa" w:w="5040"/>
-            <w:shd w:fill="edf2f7"/>
-            <w:vAlign w:val="center"/>
-          </w:tcPr>
-          <w:p>
-            <w:pPr>
-              <w:spacing w:after="0"/>
-            </w:pPr>
-            <w:r/>
-            <w:r>
-              <w:rPr>
-                <w:b/>
-                <w:sz w:val="20"/>
-              </w:rPr>
-              <w:t>Primary Actor</w:t>
-            </w:r>
-          </w:p>
-        </w:tc>
-        <w:tc>
-          <w:tcPr>
-            <w:tcW w:type="dxa" w:w="5040"/>
-            <w:vAlign w:val="center"/>
-          </w:tcPr>
-          <w:p>
-            <w:pPr>
-              <w:spacing w:after="0"/>
-            </w:pPr>
-            <w:r/>
-            <w:r>
-              <w:rPr>
-                <w:b w:val="0"/>
-                <w:sz w:val="20"/>
-              </w:rPr>
-              <w:t>Customer / Provider / Admin</w:t>
-            </w:r>
-          </w:p>
-        </w:tc>
-      </w:tr>
-      <w:tr>
-        <w:tc>
-          <w:tcPr>
-            <w:tcW w:type="dxa" w:w="5040"/>
-            <w:shd w:fill="edf2f7"/>
-            <w:vAlign w:val="center"/>
-          </w:tcPr>
-          <w:p>
-            <w:pPr>
-              <w:spacing w:after="0"/>
-            </w:pPr>
-            <w:r/>
-            <w:r>
-              <w:rPr>
-                <w:b/>
-                <w:sz w:val="20"/>
-              </w:rPr>
-              <w:t>Goal</w:t>
-            </w:r>
-          </w:p>
-        </w:tc>
-        <w:tc>
-          <w:tcPr>
-            <w:tcW w:type="dxa" w:w="5040"/>
-            <w:vAlign w:val="center"/>
-          </w:tcPr>
-          <w:p>
-            <w:pPr>
-              <w:spacing w:after="0"/>
-            </w:pPr>
-            <w:r/>
-            <w:r>
-              <w:rPr>
-                <w:b w:val="0"/>
-                <w:sz w:val="20"/>
-              </w:rPr>
-              <w:t>Notify users about booking, payment, review, message or system events.</w:t>
-            </w:r>
-          </w:p>
-        </w:tc>
-      </w:tr>
-      <w:tr>
-        <w:tc>
-          <w:tcPr>
-            <w:tcW w:type="dxa" w:w="5040"/>
-            <w:shd w:fill="edf2f7"/>
-            <w:vAlign w:val="center"/>
-          </w:tcPr>
-          <w:p>
-            <w:pPr>
-              <w:spacing w:after="0"/>
-            </w:pPr>
-            <w:r/>
-            <w:r>
-              <w:rPr>
-                <w:b/>
-                <w:sz w:val="20"/>
-              </w:rPr>
-              <w:t>Precondition</w:t>
-            </w:r>
-          </w:p>
-        </w:tc>
-        <w:tc>
-          <w:tcPr>
-            <w:tcW w:type="dxa" w:w="5040"/>
-            <w:vAlign w:val="center"/>
-          </w:tcPr>
-          <w:p>
-            <w:pPr>
-              <w:spacing w:after="0"/>
-            </w:pPr>
-            <w:r/>
-            <w:r>
-              <w:rPr>
-                <w:b w:val="0"/>
-                <w:sz w:val="20"/>
-              </w:rPr>
-              <w:t>Triggering event occurs.</w:t>
-            </w:r>
-          </w:p>
-        </w:tc>
-      </w:tr>
-      <w:tr>
-        <w:tc>
-          <w:tcPr>
-            <w:tcW w:type="dxa" w:w="5040"/>
-            <w:shd w:fill="edf2f7"/>
-            <w:vAlign w:val="center"/>
-          </w:tcPr>
-          <w:p>
-            <w:pPr>
-              <w:spacing w:after="0"/>
-            </w:pPr>
-            <w:r/>
-            <w:r>
-              <w:rPr>
-                <w:b/>
-                <w:sz w:val="20"/>
-              </w:rPr>
-              <w:t>Postcondition</w:t>
-            </w:r>
-          </w:p>
-        </w:tc>
-        <w:tc>
-          <w:tcPr>
-            <w:tcW w:type="dxa" w:w="5040"/>
-            <w:vAlign w:val="center"/>
-          </w:tcPr>
-          <w:p>
-            <w:pPr>
-              <w:spacing w:after="0"/>
-            </w:pPr>
-            <w:r/>
-            <w:r>
-              <w:rPr>
-                <w:b w:val="0"/>
-                <w:sz w:val="20"/>
-              </w:rPr>
-              <w:t>Notification is created and marked unread.</w:t>
-            </w:r>
-          </w:p>
-        </w:tc>
-      </w:tr>
-      <w:tr>
-        <w:tc>
-          <w:tcPr>
-            <w:tcW w:type="dxa" w:w="5040"/>
-            <w:shd w:fill="edf2f7"/>
-            <w:vAlign w:val="center"/>
-          </w:tcPr>
-          <w:p>
-            <w:pPr>
-              <w:spacing w:after="0"/>
-            </w:pPr>
-            <w:r/>
-            <w:r>
-              <w:rPr>
-                <w:b/>
-                <w:sz w:val="20"/>
-              </w:rPr>
-              <w:t>Main Success Scenario</w:t>
-            </w:r>
-          </w:p>
-        </w:tc>
-        <w:tc>
-          <w:tcPr>
-            <w:tcW w:type="dxa" w:w="5040"/>
-            <w:vAlign w:val="center"/>
-          </w:tcPr>
-          <w:p>
-            <w:pPr>
-              <w:spacing w:after="0"/>
-            </w:pPr>
-            <w:r/>
-            <w:r>
-              <w:rPr>
-                <w:b w:val="0"/>
-                <w:sz w:val="20"/>
-              </w:rPr>
-              <w:t>1. Actor starts receive notifications. 2. System validates the request. 3. System saves or retrieves required data. 4. System confirms the result.</w:t>
-            </w:r>
-          </w:p>
-        </w:tc>
-      </w:tr>
-      <w:tr>
-        <w:tc>
-          <w:tcPr>
-            <w:tcW w:type="dxa" w:w="5040"/>
-            <w:shd w:fill="edf2f7"/>
-            <w:vAlign w:val="center"/>
-          </w:tcPr>
-          <w:p>
-            <w:pPr>
-              <w:spacing w:after="0"/>
-            </w:pPr>
-            <w:r/>
-            <w:r>
-              <w:rPr>
-                <w:b/>
-                <w:sz w:val="20"/>
-              </w:rPr>
-              <w:t>Alternative / Exception</w:t>
-            </w:r>
-          </w:p>
-        </w:tc>
-        <w:tc>
-          <w:tcPr>
-            <w:tcW w:type="dxa" w:w="5040"/>
-            <w:vAlign w:val="center"/>
-          </w:tcPr>
-          <w:p>
-            <w:pPr>
-              <w:spacing w:after="0"/>
-            </w:pPr>
-            <w:r/>
-            <w:r>
-              <w:rPr>
-                <w:b w:val="0"/>
-                <w:sz w:val="20"/>
-              </w:rPr>
-              <w:t>Notification delivery failure is logged.</w:t>
-            </w:r>
-          </w:p>
-        </w:tc>
-      </w:tr>
-    </w:tbl>
-    <w:p>
-      <w:pPr>
-        <w:pStyle w:val="Heading1"/>
-      </w:pPr>
-      <w:r>
-        <w:t>11. Include / Extend Relationships</w:t>
-      </w:r>
-    </w:p>
-    <w:tbl>
-      <w:tblPr>
-        <w:tblStyle w:val="TableGrid"/>
-        <w:tblW w:type="auto" w:w="0"/>
-        <w:tblLook w:firstColumn="1" w:firstRow="1" w:lastColumn="0" w:lastRow="0" w:noHBand="0" w:noVBand="1" w:val="04A0"/>
-      </w:tblPr>
-      <w:tblGrid>
-        <w:gridCol w:w="2520"/>
-        <w:gridCol w:w="2520"/>
-        <w:gridCol w:w="2520"/>
-        <w:gridCol w:w="2520"/>
-      </w:tblGrid>
-      <w:tr>
-        <w:tc>
-          <w:tcPr>
-            <w:tcW w:type="dxa" w:w="2520"/>
-            <w:shd w:fill="1f5a85"/>
-            <w:vAlign w:val="center"/>
-          </w:tcPr>
-          <w:p>
-            <w:pPr>
-              <w:spacing w:after="0"/>
-            </w:pPr>
-            <w:r/>
-            <w:r>
-              <w:rPr>
-                <w:b/>
-                <w:color w:val="FFFFFF"/>
-                <w:sz w:val="20"/>
-              </w:rPr>
-              <w:t>Base Use Case</w:t>
-            </w:r>
-          </w:p>
-        </w:tc>
-        <w:tc>
-          <w:tcPr>
-            <w:tcW w:type="dxa" w:w="2520"/>
-            <w:shd w:fill="1f5a85"/>
-            <w:vAlign w:val="center"/>
-          </w:tcPr>
-          <w:p>
-            <w:pPr>
-              <w:spacing w:after="0"/>
-            </w:pPr>
-            <w:r/>
-            <w:r>
-              <w:rPr>
-                <w:b/>
-                <w:color w:val="FFFFFF"/>
-                <w:sz w:val="20"/>
-              </w:rPr>
-              <w:t>Relationship</w:t>
-            </w:r>
-          </w:p>
-        </w:tc>
-        <w:tc>
-          <w:tcPr>
-            <w:tcW w:type="dxa" w:w="2520"/>
-            <w:shd w:fill="1f5a85"/>
-            <w:vAlign w:val="center"/>
-          </w:tcPr>
-          <w:p>
-            <w:pPr>
-              <w:spacing w:after="0"/>
-            </w:pPr>
-            <w:r/>
-            <w:r>
-              <w:rPr>
-                <w:b/>
-                <w:color w:val="FFFFFF"/>
-                <w:sz w:val="20"/>
-              </w:rPr>
-              <w:t>Related Use Case</w:t>
-            </w:r>
-          </w:p>
-        </w:tc>
-        <w:tc>
-          <w:tcPr>
-            <w:tcW w:type="dxa" w:w="2520"/>
-            <w:shd w:fill="1f5a85"/>
-            <w:vAlign w:val="center"/>
-          </w:tcPr>
-          <w:p>
-            <w:pPr>
-              <w:spacing w:after="0"/>
-            </w:pPr>
-            <w:r/>
-            <w:r>
-              <w:rPr>
-                <w:b/>
-                <w:color w:val="FFFFFF"/>
-                <w:sz w:val="20"/>
-              </w:rPr>
-              <w:t>Reason</w:t>
-            </w:r>
-          </w:p>
-        </w:tc>
-      </w:tr>
-      <w:tr>
-        <w:tc>
-          <w:tcPr>
-            <w:tcW w:type="dxa" w:w="2520"/>
-            <w:vAlign w:val="center"/>
-          </w:tcPr>
-          <w:p>
-            <w:pPr>
-              <w:spacing w:after="0"/>
-            </w:pPr>
-            <w:r/>
-            <w:r>
-              <w:rPr>
-                <w:b w:val="0"/>
-                <w:sz w:val="20"/>
-              </w:rPr>
-              <w:t>Create Booking</w:t>
-            </w:r>
-          </w:p>
-        </w:tc>
-        <w:tc>
-          <w:tcPr>
-            <w:tcW w:type="dxa" w:w="2520"/>
-            <w:vAlign w:val="center"/>
-          </w:tcPr>
-          <w:p>
-            <w:pPr>
-              <w:spacing w:after="0"/>
-            </w:pPr>
-            <w:r/>
-            <w:r>
-              <w:rPr>
-                <w:b w:val="0"/>
-                <w:sz w:val="20"/>
-              </w:rPr>
-              <w:t>&lt;&lt;include&gt;&gt;</w:t>
-            </w:r>
-          </w:p>
-        </w:tc>
-        <w:tc>
-          <w:tcPr>
-            <w:tcW w:type="dxa" w:w="2520"/>
-            <w:vAlign w:val="center"/>
-          </w:tcPr>
-          <w:p>
-            <w:pPr>
-              <w:spacing w:after="0"/>
-            </w:pPr>
-            <w:r/>
-            <w:r>
-              <w:rPr>
-                <w:b w:val="0"/>
-                <w:sz w:val="20"/>
-              </w:rPr>
-              <w:t>Login</w:t>
-            </w:r>
-          </w:p>
-        </w:tc>
-        <w:tc>
-          <w:tcPr>
-            <w:tcW w:type="dxa" w:w="2520"/>
-            <w:vAlign w:val="center"/>
-          </w:tcPr>
-          <w:p>
-            <w:pPr>
-              <w:spacing w:after="0"/>
-            </w:pPr>
-            <w:r/>
-            <w:r>
-              <w:rPr>
-                <w:b w:val="0"/>
-                <w:sz w:val="20"/>
-              </w:rPr>
-              <w:t>A customer must be authenticated before placing a booking.</w:t>
-            </w:r>
-          </w:p>
-        </w:tc>
-      </w:tr>
-      <w:tr>
-        <w:tc>
-          <w:tcPr>
-            <w:tcW w:type="dxa" w:w="2520"/>
-            <w:vAlign w:val="center"/>
-          </w:tcPr>
-          <w:p>
-            <w:pPr>
-              <w:spacing w:after="0"/>
-            </w:pPr>
-            <w:r/>
-            <w:r>
-              <w:rPr>
-                <w:b w:val="0"/>
-                <w:sz w:val="20"/>
-              </w:rPr>
-              <w:t>Make Payment</w:t>
-            </w:r>
-          </w:p>
-        </w:tc>
-        <w:tc>
-          <w:tcPr>
-            <w:tcW w:type="dxa" w:w="2520"/>
-            <w:vAlign w:val="center"/>
-          </w:tcPr>
-          <w:p>
-            <w:pPr>
-              <w:spacing w:after="0"/>
-            </w:pPr>
-            <w:r/>
-            <w:r>
-              <w:rPr>
-                <w:b w:val="0"/>
-                <w:sz w:val="20"/>
-              </w:rPr>
-              <w:t>&lt;&lt;include&gt;&gt;</w:t>
-            </w:r>
-          </w:p>
-        </w:tc>
-        <w:tc>
-          <w:tcPr>
-            <w:tcW w:type="dxa" w:w="2520"/>
-            <w:vAlign w:val="center"/>
-          </w:tcPr>
-          <w:p>
-            <w:pPr>
-              <w:spacing w:after="0"/>
-            </w:pPr>
-            <w:r/>
-            <w:r>
-              <w:rPr>
-                <w:b w:val="0"/>
-                <w:sz w:val="20"/>
-              </w:rPr>
-              <w:t>Create Booking</w:t>
-            </w:r>
-          </w:p>
-        </w:tc>
-        <w:tc>
-          <w:tcPr>
-            <w:tcW w:type="dxa" w:w="2520"/>
-            <w:vAlign w:val="center"/>
-          </w:tcPr>
-          <w:p>
-            <w:pPr>
-              <w:spacing w:after="0"/>
-            </w:pPr>
-            <w:r/>
-            <w:r>
-              <w:rPr>
-                <w:b w:val="0"/>
-                <w:sz w:val="20"/>
-              </w:rPr>
-              <w:t>A payment belongs to an existing booking.</w:t>
-            </w:r>
-          </w:p>
-        </w:tc>
-      </w:tr>
-      <w:tr>
-        <w:tc>
-          <w:tcPr>
-            <w:tcW w:type="dxa" w:w="2520"/>
-            <w:vAlign w:val="center"/>
-          </w:tcPr>
-          <w:p>
-            <w:pPr>
-              <w:spacing w:after="0"/>
-            </w:pPr>
-            <w:r/>
-            <w:r>
-              <w:rPr>
-                <w:b w:val="0"/>
-                <w:sz w:val="20"/>
-              </w:rPr>
-              <w:t>Submit Review</w:t>
-            </w:r>
-          </w:p>
-        </w:tc>
-        <w:tc>
-          <w:tcPr>
-            <w:tcW w:type="dxa" w:w="2520"/>
-            <w:vAlign w:val="center"/>
-          </w:tcPr>
-          <w:p>
-            <w:pPr>
-              <w:spacing w:after="0"/>
-            </w:pPr>
-            <w:r/>
-            <w:r>
-              <w:rPr>
-                <w:b w:val="0"/>
-                <w:sz w:val="20"/>
-              </w:rPr>
-              <w:t>&lt;&lt;extend&gt;&gt;</w:t>
-            </w:r>
-          </w:p>
-        </w:tc>
-        <w:tc>
-          <w:tcPr>
-            <w:tcW w:type="dxa" w:w="2520"/>
-            <w:vAlign w:val="center"/>
-          </w:tcPr>
-          <w:p>
-            <w:pPr>
-              <w:spacing w:after="0"/>
-            </w:pPr>
-            <w:r/>
-            <w:r>
-              <w:rPr>
-                <w:b w:val="0"/>
-                <w:sz w:val="20"/>
-              </w:rPr>
-              <w:t>Create Booking</w:t>
-            </w:r>
-          </w:p>
-        </w:tc>
-        <w:tc>
-          <w:tcPr>
-            <w:tcW w:type="dxa" w:w="2520"/>
-            <w:vAlign w:val="center"/>
-          </w:tcPr>
-          <w:p>
-            <w:pPr>
-              <w:spacing w:after="0"/>
-            </w:pPr>
-            <w:r/>
-            <w:r>
-              <w:rPr>
-                <w:b w:val="0"/>
-                <w:sz w:val="20"/>
-              </w:rPr>
-              <w:t>Review is optional and only available after completion.</w:t>
-            </w:r>
-          </w:p>
-        </w:tc>
-      </w:tr>
-      <w:tr>
-        <w:tc>
-          <w:tcPr>
-            <w:tcW w:type="dxa" w:w="2520"/>
-            <w:vAlign w:val="center"/>
-          </w:tcPr>
-          <w:p>
-            <w:pPr>
-              <w:spacing w:after="0"/>
-            </w:pPr>
-            <w:r/>
-            <w:r>
-              <w:rPr>
-                <w:b w:val="0"/>
-                <w:sz w:val="20"/>
-              </w:rPr>
-              <w:t>Search Services</w:t>
-            </w:r>
-          </w:p>
-        </w:tc>
-        <w:tc>
-          <w:tcPr>
-            <w:tcW w:type="dxa" w:w="2520"/>
-            <w:vAlign w:val="center"/>
-          </w:tcPr>
-          <w:p>
-            <w:pPr>
-              <w:spacing w:after="0"/>
-            </w:pPr>
-            <w:r/>
-            <w:r>
-              <w:rPr>
-                <w:b w:val="0"/>
-                <w:sz w:val="20"/>
-              </w:rPr>
-              <w:t>&lt;&lt;extend&gt;&gt;</w:t>
-            </w:r>
-          </w:p>
-        </w:tc>
-        <w:tc>
-          <w:tcPr>
-            <w:tcW w:type="dxa" w:w="2520"/>
-            <w:vAlign w:val="center"/>
-          </w:tcPr>
-          <w:p>
-            <w:pPr>
-              <w:spacing w:after="0"/>
-            </w:pPr>
-            <w:r/>
-            <w:r>
-              <w:rPr>
-                <w:b w:val="0"/>
-                <w:sz w:val="20"/>
-              </w:rPr>
-              <w:t>Get AI Service Recommendation</w:t>
-            </w:r>
-          </w:p>
-        </w:tc>
-        <w:tc>
-          <w:tcPr>
-            <w:tcW w:type="dxa" w:w="2520"/>
-            <w:vAlign w:val="center"/>
-          </w:tcPr>
-          <w:p>
-            <w:pPr>
-              <w:spacing w:after="0"/>
-            </w:pPr>
-            <w:r/>
-            <w:r>
-              <w:rPr>
-                <w:b w:val="0"/>
-                <w:sz w:val="20"/>
-              </w:rPr>
-              <w:t>AI recommendation is an enhanced search path.</w:t>
-            </w:r>
-          </w:p>
-        </w:tc>
-      </w:tr>
-      <w:tr>
-        <w:tc>
-          <w:tcPr>
-            <w:tcW w:type="dxa" w:w="2520"/>
-            <w:vAlign w:val="center"/>
-          </w:tcPr>
-          <w:p>
-            <w:pPr>
-              <w:spacing w:after="0"/>
-            </w:pPr>
-            <w:r/>
-            <w:r>
-              <w:rPr>
-                <w:b w:val="0"/>
-                <w:sz w:val="20"/>
-              </w:rPr>
-              <w:t>Publish Service</w:t>
-            </w:r>
-          </w:p>
-        </w:tc>
-        <w:tc>
-          <w:tcPr>
-            <w:tcW w:type="dxa" w:w="2520"/>
-            <w:vAlign w:val="center"/>
-          </w:tcPr>
-          <w:p>
-            <w:pPr>
-              <w:spacing w:after="0"/>
-            </w:pPr>
-            <w:r/>
-            <w:r>
-              <w:rPr>
-                <w:b w:val="0"/>
-                <w:sz w:val="20"/>
-              </w:rPr>
-              <w:t>&lt;&lt;include&gt;&gt;</w:t>
-            </w:r>
-          </w:p>
-        </w:tc>
-        <w:tc>
-          <w:tcPr>
-            <w:tcW w:type="dxa" w:w="2520"/>
-            <w:vAlign w:val="center"/>
-          </w:tcPr>
-          <w:p>
-            <w:pPr>
-              <w:spacing w:after="0"/>
-            </w:pPr>
-            <w:r/>
-            <w:r>
-              <w:rPr>
-                <w:b w:val="0"/>
-                <w:sz w:val="20"/>
-              </w:rPr>
-              <w:t>Manage Profile</w:t>
-            </w:r>
-          </w:p>
-        </w:tc>
-        <w:tc>
-          <w:tcPr>
-            <w:tcW w:type="dxa" w:w="2520"/>
-            <w:vAlign w:val="center"/>
-          </w:tcPr>
-          <w:p>
-            <w:pPr>
-              <w:spacing w:after="0"/>
-            </w:pPr>
-            <w:r/>
-            <w:r>
-              <w:rPr>
-                <w:b w:val="0"/>
-                <w:sz w:val="20"/>
-              </w:rPr>
-              <w:t>Provider service details depend on provider profile details.</w:t>
-            </w:r>
-          </w:p>
-        </w:tc>
-      </w:tr>
-      <w:tr>
-        <w:tc>
-          <w:tcPr>
-            <w:tcW w:type="dxa" w:w="2520"/>
-            <w:vAlign w:val="center"/>
-          </w:tcPr>
-          <w:p>
-            <w:pPr>
-              <w:spacing w:after="0"/>
-            </w:pPr>
-            <w:r/>
-            <w:r>
-              <w:rPr>
-                <w:b w:val="0"/>
-                <w:sz w:val="20"/>
-              </w:rPr>
-              <w:t>Manage Booking Requests</w:t>
-            </w:r>
-          </w:p>
-        </w:tc>
-        <w:tc>
-          <w:tcPr>
-            <w:tcW w:type="dxa" w:w="2520"/>
-            <w:vAlign w:val="center"/>
-          </w:tcPr>
-          <w:p>
-            <w:pPr>
-              <w:spacing w:after="0"/>
-            </w:pPr>
-            <w:r/>
-            <w:r>
-              <w:rPr>
-                <w:b w:val="0"/>
-                <w:sz w:val="20"/>
-              </w:rPr>
-              <w:t>&lt;&lt;include&gt;&gt;</w:t>
-            </w:r>
-          </w:p>
-        </w:tc>
-        <w:tc>
-          <w:tcPr>
-            <w:tcW w:type="dxa" w:w="2520"/>
-            <w:vAlign w:val="center"/>
-          </w:tcPr>
-          <w:p>
-            <w:pPr>
-              <w:spacing w:after="0"/>
-            </w:pPr>
-            <w:r/>
-            <w:r>
-              <w:rPr>
-                <w:b w:val="0"/>
-                <w:sz w:val="20"/>
-              </w:rPr>
-              <w:t>Receive Notifications</w:t>
-            </w:r>
-          </w:p>
-        </w:tc>
-        <w:tc>
-          <w:tcPr>
-            <w:tcW w:type="dxa" w:w="2520"/>
-            <w:vAlign w:val="center"/>
-          </w:tcPr>
-          <w:p>
-            <w:pPr>
-              <w:spacing w:after="0"/>
-            </w:pPr>
-            <w:r/>
-            <w:r>
-              <w:rPr>
-                <w:b w:val="0"/>
-                <w:sz w:val="20"/>
-              </w:rPr>
-              <w:t>Customers and providers are notified after booking status changes.</w:t>
-            </w:r>
-          </w:p>
-        </w:tc>
-      </w:tr>
-      <w:tr>
-        <w:tc>
-          <w:tcPr>
-            <w:tcW w:type="dxa" w:w="2520"/>
-            <w:vAlign w:val="center"/>
-          </w:tcPr>
-          <w:p>
-            <w:pPr>
-              <w:spacing w:after="0"/>
-            </w:pPr>
-            <w:r/>
-            <w:r>
-              <w:rPr>
-                <w:b w:val="0"/>
-                <w:sz w:val="20"/>
-              </w:rPr>
-              <w:t>AI Review Summarization</w:t>
-            </w:r>
-          </w:p>
-        </w:tc>
-        <w:tc>
-          <w:tcPr>
-            <w:tcW w:type="dxa" w:w="2520"/>
-            <w:vAlign w:val="center"/>
-          </w:tcPr>
-          <w:p>
-            <w:pPr>
-              <w:spacing w:after="0"/>
-            </w:pPr>
-            <w:r/>
-            <w:r>
-              <w:rPr>
-                <w:b w:val="0"/>
-                <w:sz w:val="20"/>
-              </w:rPr>
-              <w:t>&lt;&lt;include&gt;&gt;</w:t>
-            </w:r>
-          </w:p>
-        </w:tc>
-        <w:tc>
-          <w:tcPr>
-            <w:tcW w:type="dxa" w:w="2520"/>
-            <w:vAlign w:val="center"/>
-          </w:tcPr>
-          <w:p>
-            <w:pPr>
-              <w:spacing w:after="0"/>
-            </w:pPr>
-            <w:r/>
-            <w:r>
-              <w:rPr>
-                <w:b w:val="0"/>
-                <w:sz w:val="20"/>
-              </w:rPr>
-              <w:t>Submit Review</w:t>
-            </w:r>
-          </w:p>
-        </w:tc>
-        <w:tc>
-          <w:tcPr>
-            <w:tcW w:type="dxa" w:w="2520"/>
-            <w:vAlign w:val="center"/>
-          </w:tcPr>
-          <w:p>
-            <w:pPr>
-              <w:spacing w:after="0"/>
-            </w:pPr>
-            <w:r/>
-            <w:r>
-              <w:rPr>
-                <w:b w:val="0"/>
-                <w:sz w:val="20"/>
-              </w:rPr>
-              <w:t>Review data is the input for generated provider summaries.</w:t>
-            </w:r>
-          </w:p>
-        </w:tc>
-      </w:tr>
-    </w:tbl>
-    <w:p>
-      <w:pPr>
-        <w:pStyle w:val="Heading1"/>
-      </w:pPr>
-      <w:r>
-        <w:t>12. Use Case Traceability Matrix</w:t>
-      </w:r>
-    </w:p>
-    <w:tbl>
-      <w:tblPr>
-        <w:tblStyle w:val="TableGrid"/>
-        <w:tblW w:type="auto" w:w="0"/>
-        <w:tblLook w:firstColumn="1" w:firstRow="1" w:lastColumn="0" w:lastRow="0" w:noHBand="0" w:noVBand="1" w:val="04A0"/>
-      </w:tblPr>
-      <w:tblGrid>
-        <w:gridCol w:w="2520"/>
-        <w:gridCol w:w="2520"/>
-        <w:gridCol w:w="2520"/>
-        <w:gridCol w:w="2520"/>
-      </w:tblGrid>
-      <w:tr>
-        <w:tc>
-          <w:tcPr>
-            <w:tcW w:type="dxa" w:w="2520"/>
-            <w:shd w:fill="1f5a85"/>
-            <w:vAlign w:val="center"/>
-          </w:tcPr>
-          <w:p>
-            <w:pPr>
-              <w:spacing w:after="0"/>
-            </w:pPr>
-            <w:r/>
-            <w:r>
-              <w:rPr>
-                <w:b/>
-                <w:color w:val="FFFFFF"/>
-                <w:sz w:val="20"/>
-              </w:rPr>
-              <w:t>Requirement Area</w:t>
-            </w:r>
-          </w:p>
-        </w:tc>
-        <w:tc>
-          <w:tcPr>
-            <w:tcW w:type="dxa" w:w="2520"/>
-            <w:shd w:fill="1f5a85"/>
-            <w:vAlign w:val="center"/>
-          </w:tcPr>
-          <w:p>
-            <w:pPr>
-              <w:spacing w:after="0"/>
-            </w:pPr>
-            <w:r/>
-            <w:r>
-              <w:rPr>
-                <w:b/>
-                <w:color w:val="FFFFFF"/>
-                <w:sz w:val="20"/>
-              </w:rPr>
-              <w:t>Related Use Cases</w:t>
-            </w:r>
-          </w:p>
-        </w:tc>
-        <w:tc>
-          <w:tcPr>
-            <w:tcW w:type="dxa" w:w="2520"/>
-            <w:shd w:fill="1f5a85"/>
-            <w:vAlign w:val="center"/>
-          </w:tcPr>
-          <w:p>
-            <w:pPr>
-              <w:spacing w:after="0"/>
-            </w:pPr>
-            <w:r/>
-            <w:r>
-              <w:rPr>
-                <w:b/>
-                <w:color w:val="FFFFFF"/>
-                <w:sz w:val="20"/>
-              </w:rPr>
-              <w:t>Primary Actor</w:t>
-            </w:r>
-          </w:p>
-        </w:tc>
-        <w:tc>
-          <w:tcPr>
-            <w:tcW w:type="dxa" w:w="2520"/>
-            <w:shd w:fill="1f5a85"/>
-            <w:vAlign w:val="center"/>
-          </w:tcPr>
-          <w:p>
-            <w:pPr>
-              <w:spacing w:after="0"/>
-            </w:pPr>
-            <w:r/>
-            <w:r>
-              <w:rPr>
-                <w:b/>
-                <w:color w:val="FFFFFF"/>
-                <w:sz w:val="20"/>
-              </w:rPr>
-              <w:t>Database Support</w:t>
-            </w:r>
-          </w:p>
-        </w:tc>
-      </w:tr>
-      <w:tr>
-        <w:tc>
-          <w:tcPr>
-            <w:tcW w:type="dxa" w:w="2520"/>
-            <w:vAlign w:val="center"/>
-          </w:tcPr>
-          <w:p>
-            <w:pPr>
-              <w:spacing w:after="0"/>
-            </w:pPr>
-            <w:r/>
-            <w:r>
-              <w:rPr>
-                <w:b w:val="0"/>
-                <w:sz w:val="20"/>
-              </w:rPr>
-              <w:t>Identity &amp; Roles</w:t>
-            </w:r>
-          </w:p>
-        </w:tc>
-        <w:tc>
-          <w:tcPr>
-            <w:tcW w:type="dxa" w:w="2520"/>
-            <w:vAlign w:val="center"/>
-          </w:tcPr>
-          <w:p>
-            <w:pPr>
-              <w:spacing w:after="0"/>
-            </w:pPr>
-            <w:r/>
-            <w:r>
-              <w:rPr>
-                <w:b w:val="0"/>
-                <w:sz w:val="20"/>
-              </w:rPr>
-              <w:t>UC-01, UC-02, UC-03</w:t>
-            </w:r>
-          </w:p>
-        </w:tc>
-        <w:tc>
-          <w:tcPr>
-            <w:tcW w:type="dxa" w:w="2520"/>
-            <w:vAlign w:val="center"/>
-          </w:tcPr>
-          <w:p>
-            <w:pPr>
-              <w:spacing w:after="0"/>
-            </w:pPr>
-            <w:r/>
-            <w:r>
-              <w:rPr>
-                <w:b w:val="0"/>
-                <w:sz w:val="20"/>
-              </w:rPr>
-              <w:t>Customer, Provider, Admin</w:t>
-            </w:r>
-          </w:p>
-        </w:tc>
-        <w:tc>
-          <w:tcPr>
-            <w:tcW w:type="dxa" w:w="2520"/>
-            <w:vAlign w:val="center"/>
-          </w:tcPr>
-          <w:p>
-            <w:pPr>
-              <w:spacing w:after="0"/>
-            </w:pPr>
-            <w:r/>
-            <w:r>
-              <w:rPr>
-                <w:b w:val="0"/>
-                <w:sz w:val="20"/>
-              </w:rPr>
-              <w:t>users, provider_profiles</w:t>
-            </w:r>
-          </w:p>
-        </w:tc>
-      </w:tr>
-      <w:tr>
-        <w:tc>
-          <w:tcPr>
-            <w:tcW w:type="dxa" w:w="2520"/>
-            <w:vAlign w:val="center"/>
-          </w:tcPr>
-          <w:p>
-            <w:pPr>
-              <w:spacing w:after="0"/>
-            </w:pPr>
-            <w:r/>
-            <w:r>
-              <w:rPr>
-                <w:b w:val="0"/>
-                <w:sz w:val="20"/>
-              </w:rPr>
-              <w:t>Service Catalog</w:t>
-            </w:r>
-          </w:p>
-        </w:tc>
-        <w:tc>
-          <w:tcPr>
-            <w:tcW w:type="dxa" w:w="2520"/>
-            <w:vAlign w:val="center"/>
-          </w:tcPr>
-          <w:p>
-            <w:pPr>
-              <w:spacing w:after="0"/>
-            </w:pPr>
-            <w:r/>
-            <w:r>
-              <w:rPr>
-                <w:b w:val="0"/>
-                <w:sz w:val="20"/>
-              </w:rPr>
-              <w:t>UC-04, UC-05, UC-11, UC-15</w:t>
-            </w:r>
-          </w:p>
-        </w:tc>
-        <w:tc>
-          <w:tcPr>
-            <w:tcW w:type="dxa" w:w="2520"/>
-            <w:vAlign w:val="center"/>
-          </w:tcPr>
-          <w:p>
-            <w:pPr>
-              <w:spacing w:after="0"/>
-            </w:pPr>
-            <w:r/>
-            <w:r>
-              <w:rPr>
-                <w:b w:val="0"/>
-                <w:sz w:val="20"/>
-              </w:rPr>
-              <w:t>Customer, Provider, Admin</w:t>
-            </w:r>
-          </w:p>
-        </w:tc>
-        <w:tc>
-          <w:tcPr>
-            <w:tcW w:type="dxa" w:w="2520"/>
-            <w:vAlign w:val="center"/>
-          </w:tcPr>
-          <w:p>
-            <w:pPr>
-              <w:spacing w:after="0"/>
-            </w:pPr>
-            <w:r/>
-            <w:r>
-              <w:rPr>
-                <w:b w:val="0"/>
-                <w:sz w:val="20"/>
-              </w:rPr>
-              <w:t>services, service_categories, service_images</w:t>
-            </w:r>
-          </w:p>
-        </w:tc>
-      </w:tr>
-      <w:tr>
-        <w:tc>
-          <w:tcPr>
-            <w:tcW w:type="dxa" w:w="2520"/>
-            <w:vAlign w:val="center"/>
-          </w:tcPr>
-          <w:p>
-            <w:pPr>
-              <w:spacing w:after="0"/>
-            </w:pPr>
-            <w:r/>
-            <w:r>
-              <w:rPr>
-                <w:b w:val="0"/>
-                <w:sz w:val="20"/>
-              </w:rPr>
-              <w:t>Booking Management</w:t>
-            </w:r>
-          </w:p>
-        </w:tc>
-        <w:tc>
-          <w:tcPr>
-            <w:tcW w:type="dxa" w:w="2520"/>
-            <w:vAlign w:val="center"/>
-          </w:tcPr>
-          <w:p>
-            <w:pPr>
-              <w:spacing w:after="0"/>
-            </w:pPr>
-            <w:r/>
-            <w:r>
-              <w:rPr>
-                <w:b w:val="0"/>
-                <w:sz w:val="20"/>
-              </w:rPr>
-              <w:t>UC-07, UC-09, UC-13</w:t>
-            </w:r>
-          </w:p>
-        </w:tc>
-        <w:tc>
-          <w:tcPr>
-            <w:tcW w:type="dxa" w:w="2520"/>
-            <w:vAlign w:val="center"/>
-          </w:tcPr>
-          <w:p>
-            <w:pPr>
-              <w:spacing w:after="0"/>
-            </w:pPr>
-            <w:r/>
-            <w:r>
-              <w:rPr>
-                <w:b w:val="0"/>
-                <w:sz w:val="20"/>
-              </w:rPr>
-              <w:t>Customer, Provider</w:t>
-            </w:r>
-          </w:p>
-        </w:tc>
-        <w:tc>
-          <w:tcPr>
-            <w:tcW w:type="dxa" w:w="2520"/>
-            <w:vAlign w:val="center"/>
-          </w:tcPr>
-          <w:p>
-            <w:pPr>
-              <w:spacing w:after="0"/>
-            </w:pPr>
-            <w:r/>
-            <w:r>
-              <w:rPr>
-                <w:b w:val="0"/>
-                <w:sz w:val="20"/>
-              </w:rPr>
-              <w:t>bookings, provider_availability, service_areas</w:t>
-            </w:r>
-          </w:p>
-        </w:tc>
-      </w:tr>
-      <w:tr>
-        <w:tc>
-          <w:tcPr>
-            <w:tcW w:type="dxa" w:w="2520"/>
-            <w:vAlign w:val="center"/>
-          </w:tcPr>
-          <w:p>
-            <w:pPr>
-              <w:spacing w:after="0"/>
-            </w:pPr>
-            <w:r/>
-            <w:r>
-              <w:rPr>
-                <w:b w:val="0"/>
-                <w:sz w:val="20"/>
-              </w:rPr>
-              <w:t>Payments</w:t>
-            </w:r>
-          </w:p>
-        </w:tc>
-        <w:tc>
-          <w:tcPr>
-            <w:tcW w:type="dxa" w:w="2520"/>
-            <w:vAlign w:val="center"/>
-          </w:tcPr>
-          <w:p>
-            <w:pPr>
-              <w:spacing w:after="0"/>
-            </w:pPr>
-            <w:r/>
-            <w:r>
-              <w:rPr>
-                <w:b w:val="0"/>
-                <w:sz w:val="20"/>
-              </w:rPr>
-              <w:t>UC-08</w:t>
-            </w:r>
-          </w:p>
-        </w:tc>
-        <w:tc>
-          <w:tcPr>
-            <w:tcW w:type="dxa" w:w="2520"/>
-            <w:vAlign w:val="center"/>
-          </w:tcPr>
-          <w:p>
-            <w:pPr>
-              <w:spacing w:after="0"/>
-            </w:pPr>
-            <w:r/>
-            <w:r>
-              <w:rPr>
-                <w:b w:val="0"/>
-                <w:sz w:val="20"/>
-              </w:rPr>
-              <w:t>Customer, Payment Gateway</w:t>
-            </w:r>
-          </w:p>
-        </w:tc>
-        <w:tc>
-          <w:tcPr>
-            <w:tcW w:type="dxa" w:w="2520"/>
-            <w:vAlign w:val="center"/>
-          </w:tcPr>
-          <w:p>
-            <w:pPr>
-              <w:spacing w:after="0"/>
-            </w:pPr>
-            <w:r/>
-            <w:r>
-              <w:rPr>
-                <w:b w:val="0"/>
-                <w:sz w:val="20"/>
-              </w:rPr>
-              <w:t>payments</w:t>
-            </w:r>
-          </w:p>
-        </w:tc>
-      </w:tr>
-      <w:tr>
-        <w:tc>
-          <w:tcPr>
-            <w:tcW w:type="dxa" w:w="2520"/>
-            <w:vAlign w:val="center"/>
-          </w:tcPr>
-          <w:p>
-            <w:pPr>
-              <w:spacing w:after="0"/>
-            </w:pPr>
-            <w:r/>
-            <w:r>
-              <w:rPr>
-                <w:b w:val="0"/>
-                <w:sz w:val="20"/>
-              </w:rPr>
-              <w:t>Reviews &amp; Ratings</w:t>
-            </w:r>
-          </w:p>
-        </w:tc>
-        <w:tc>
-          <w:tcPr>
-            <w:tcW w:type="dxa" w:w="2520"/>
-            <w:vAlign w:val="center"/>
-          </w:tcPr>
-          <w:p>
-            <w:pPr>
-              <w:spacing w:after="0"/>
-            </w:pPr>
-            <w:r/>
-            <w:r>
-              <w:rPr>
-                <w:b w:val="0"/>
-                <w:sz w:val="20"/>
-              </w:rPr>
-              <w:t>UC-10, UC-16</w:t>
-            </w:r>
-          </w:p>
-        </w:tc>
-        <w:tc>
-          <w:tcPr>
-            <w:tcW w:type="dxa" w:w="2520"/>
-            <w:vAlign w:val="center"/>
-          </w:tcPr>
-          <w:p>
-            <w:pPr>
-              <w:spacing w:after="0"/>
-            </w:pPr>
-            <w:r/>
-            <w:r>
-              <w:rPr>
-                <w:b w:val="0"/>
-                <w:sz w:val="20"/>
-              </w:rPr>
-              <w:t>Customer, Provider, AI Assistant</w:t>
-            </w:r>
-          </w:p>
-        </w:tc>
-        <w:tc>
-          <w:tcPr>
-            <w:tcW w:type="dxa" w:w="2520"/>
-            <w:vAlign w:val="center"/>
-          </w:tcPr>
-          <w:p>
-            <w:pPr>
-              <w:spacing w:after="0"/>
-            </w:pPr>
-            <w:r/>
-            <w:r>
-              <w:rPr>
-                <w:b w:val="0"/>
-                <w:sz w:val="20"/>
-              </w:rPr>
-              <w:t>reviews, review_summaries</w:t>
-            </w:r>
-          </w:p>
-        </w:tc>
-      </w:tr>
-      <w:tr>
-        <w:tc>
-          <w:tcPr>
-            <w:tcW w:type="dxa" w:w="2520"/>
-            <w:vAlign w:val="center"/>
-          </w:tcPr>
-          <w:p>
-            <w:pPr>
-              <w:spacing w:after="0"/>
-            </w:pPr>
-            <w:r/>
-            <w:r>
-              <w:rPr>
-                <w:b w:val="0"/>
-                <w:sz w:val="20"/>
-              </w:rPr>
-              <w:t>Favourites &amp; Notifications</w:t>
-            </w:r>
-          </w:p>
-        </w:tc>
-        <w:tc>
-          <w:tcPr>
-            <w:tcW w:type="dxa" w:w="2520"/>
-            <w:vAlign w:val="center"/>
-          </w:tcPr>
-          <w:p>
-            <w:pPr>
-              <w:spacing w:after="0"/>
-            </w:pPr>
-            <w:r/>
-            <w:r>
-              <w:rPr>
-                <w:b w:val="0"/>
-                <w:sz w:val="20"/>
-              </w:rPr>
-              <w:t>UC-17</w:t>
-            </w:r>
-          </w:p>
-        </w:tc>
-        <w:tc>
-          <w:tcPr>
-            <w:tcW w:type="dxa" w:w="2520"/>
-            <w:vAlign w:val="center"/>
-          </w:tcPr>
-          <w:p>
-            <w:pPr>
-              <w:spacing w:after="0"/>
-            </w:pPr>
-            <w:r/>
-            <w:r>
-              <w:rPr>
-                <w:b w:val="0"/>
-                <w:sz w:val="20"/>
-              </w:rPr>
-              <w:t>Customer, Provider, Admin</w:t>
-            </w:r>
-          </w:p>
-        </w:tc>
-        <w:tc>
-          <w:tcPr>
-            <w:tcW w:type="dxa" w:w="2520"/>
-            <w:vAlign w:val="center"/>
-          </w:tcPr>
-          <w:p>
-            <w:pPr>
-              <w:spacing w:after="0"/>
-            </w:pPr>
-            <w:r/>
-            <w:r>
-              <w:rPr>
-                <w:b w:val="0"/>
-                <w:sz w:val="20"/>
-              </w:rPr>
-              <w:t>favorites, notifications</w:t>
-            </w:r>
-          </w:p>
-        </w:tc>
-      </w:tr>
-      <w:tr>
-        <w:tc>
-          <w:tcPr>
-            <w:tcW w:type="dxa" w:w="2520"/>
-            <w:vAlign w:val="center"/>
-          </w:tcPr>
-          <w:p>
-            <w:pPr>
-              <w:spacing w:after="0"/>
-            </w:pPr>
-            <w:r/>
-            <w:r>
-              <w:rPr>
-                <w:b w:val="0"/>
-                <w:sz w:val="20"/>
-              </w:rPr>
-              <w:t>AI Features</w:t>
-            </w:r>
-          </w:p>
-        </w:tc>
-        <w:tc>
-          <w:tcPr>
-            <w:tcW w:type="dxa" w:w="2520"/>
-            <w:vAlign w:val="center"/>
-          </w:tcPr>
-          <w:p>
-            <w:pPr>
-              <w:spacing w:after="0"/>
-            </w:pPr>
-            <w:r/>
-            <w:r>
-              <w:rPr>
-                <w:b w:val="0"/>
-                <w:sz w:val="20"/>
-              </w:rPr>
-              <w:t>UC-06, UC-16</w:t>
-            </w:r>
-          </w:p>
-        </w:tc>
-        <w:tc>
-          <w:tcPr>
-            <w:tcW w:type="dxa" w:w="2520"/>
-            <w:vAlign w:val="center"/>
-          </w:tcPr>
-          <w:p>
-            <w:pPr>
-              <w:spacing w:after="0"/>
-            </w:pPr>
-            <w:r/>
-            <w:r>
-              <w:rPr>
-                <w:b w:val="0"/>
-                <w:sz w:val="20"/>
-              </w:rPr>
-              <w:t>Customer, Provider, AI Assistant</w:t>
-            </w:r>
-          </w:p>
-        </w:tc>
-        <w:tc>
-          <w:tcPr>
-            <w:tcW w:type="dxa" w:w="2520"/>
-            <w:vAlign w:val="center"/>
-          </w:tcPr>
-          <w:p>
-            <w:pPr>
-              <w:spacing w:after="0"/>
-            </w:pPr>
-            <w:r/>
-            <w:r>
-              <w:rPr>
-                <w:b w:val="0"/>
-                <w:sz w:val="20"/>
-              </w:rPr>
-              <w:t>ai_conversations, ai_messages, service_embeddings, review_summaries</w:t>
-            </w:r>
-          </w:p>
-        </w:tc>
-      </w:tr>
-    </w:tbl>
-    <w:p>
-      <w:pPr>
-        <w:pStyle w:val="Heading1"/>
-      </w:pPr>
-      <w:r>
-        <w:t>13. Assumptions and Constraints</w:t>
+        <w:t>Out of scope for these diagrams</w:t>
       </w:r>
     </w:p>
     <w:p>
       <w:pPr>
         <w:pStyle w:val="ListBullet"/>
+        <w:spacing w:after="40"/>
       </w:pPr>
       <w:r>
-        <w:t>Only active services are visible to customers in search and recommendation results.</w:t>
+        <w:t>Physical delivery of a service after the booking is marked completed.</w:t>
       </w:r>
     </w:p>
     <w:p>
       <w:pPr>
         <w:pStyle w:val="ListBullet"/>
+        <w:spacing w:after="40"/>
       </w:pPr>
       <w:r>
-        <w:t>A provider must have a user account before a provider profile can be created.</w:t>
+        <w:t>External payment processor callbacks, refunds and settlement reconciliation.</w:t>
       </w:r>
     </w:p>
     <w:p>
       <w:pPr>
         <w:pStyle w:val="ListBullet"/>
+        <w:spacing w:after="40"/>
       </w:pPr>
       <w:r>
-        <w:t>Each completed booking can have only one review and one payment record.</w:t>
+        <w:t>Third-party identity or provider document verification.</w:t>
       </w:r>
     </w:p>
     <w:p>
       <w:pPr>
         <w:pStyle w:val="ListBullet"/>
+        <w:spacing w:after="40"/>
       </w:pPr>
       <w:r>
-        <w:t>The AI assistant supports the user but does not make final business decisions without system validation.</w:t>
-      </w:r>
-    </w:p>
-    <w:p>
-      <w:pPr>
-        <w:pStyle w:val="ListBullet"/>
-      </w:pPr>
-      <w:r>
-        <w:t>All important actions should create notifications for relevant users.</w:t>
-      </w:r>
-    </w:p>
-    <w:p>
-      <w:pPr>
-        <w:pStyle w:val="Heading1"/>
-      </w:pPr>
-      <w:r>
-        <w:t>14. Conclusion</w:t>
-      </w:r>
-    </w:p>
-    <w:p>
-      <w:pPr>
-        <w:spacing w:after="120"/>
-      </w:pPr>
-      <w:r>
-        <w:t>The use case model defines how customers, service providers, administrators and the AI assistant interact with the Smart Hire platform. These diagrams and specifications provide a clear functional view that can guide SRS writing, API design, database implementation, frontend screens and test case preparation.</w:t>
+        <w:t>Embeddings-based semantic search and a complaint/reporting workflow.</w:t>
       </w:r>
     </w:p>
     <w:sectPr>
       <w:footerReference w:type="default" r:id="rId9"/>
       <w:pgSz w:w="12240" w:h="15840"/>
-      <w:pgMar w:top="864" w:right="1080" w:bottom="864" w:left="1080" w:header="720" w:footer="720" w:gutter="0"/>
+      <w:pgMar w:top="879" w:right="935" w:bottom="822" w:left="935" w:header="720" w:footer="720" w:gutter="0"/>
       <w:cols w:space="720"/>
       <w:docGrid w:linePitch="360"/>
     </w:sectPr>
@@ -7240,10 +1539,11 @@
       <w:jc w:val="center"/>
     </w:pPr>
     <w:r>
-      <w:t xml:space="preserve">Smart Hire – Use Case Diagrams | Page </w:t>
-      <w:fldChar w:fldCharType="begin"/>
-      <w:instrText xml:space="preserve">PAGE</w:instrText>
-      <w:fldChar w:fldCharType="end"/>
+      <w:rPr>
+        <w:color w:val="566573"/>
+        <w:sz w:val="16"/>
+      </w:rPr>
+      <w:t>Smart Hire | Use Case Diagrams | Version 2.0 | 21 July 2026</w:t>
     </w:r>
   </w:p>
 </w:ftr>
@@ -7613,8 +1913,9 @@
     <w:qFormat/>
     <w:rsid w:val="00FC693F"/>
     <w:rPr>
-      <w:rFonts w:ascii="Arial" w:hAnsi="Arial"/>
-      <w:sz w:val="20"/>
+      <w:rFonts w:ascii="Aptos" w:hAnsi="Aptos"/>
+      <w:color w:val="1E293B"/>
+      <w:sz w:val="19"/>
     </w:rPr>
   </w:style>
   <w:style w:type="paragraph" w:styleId="Header">
@@ -7672,15 +1973,15 @@
     <w:pPr>
       <w:keepNext/>
       <w:keepLines/>
-      <w:spacing w:before="480" w:after="0"/>
+      <w:spacing w:before="240" w:after="100"/>
       <w:outlineLvl w:val="0"/>
     </w:pPr>
     <w:rPr>
-      <w:rFonts w:asciiTheme="majorHAnsi" w:eastAsiaTheme="majorEastAsia" w:hAnsiTheme="majorHAnsi" w:cstheme="majorBidi" w:ascii="Arial" w:hAnsi="Arial"/>
+      <w:rFonts w:asciiTheme="majorHAnsi" w:eastAsiaTheme="majorEastAsia" w:hAnsiTheme="majorHAnsi" w:cstheme="majorBidi" w:ascii="Aptos Display" w:hAnsi="Aptos Display"/>
       <w:b/>
       <w:bCs/>
-      <w:color w:val="1F5A85"/>
-      <w:sz w:val="36"/>
+      <w:color w:val="173B5B"/>
+      <w:sz w:val="38"/>
       <w:szCs w:val="28"/>
     </w:rPr>
   </w:style>
@@ -7696,15 +1997,15 @@
     <w:pPr>
       <w:keepNext/>
       <w:keepLines/>
-      <w:spacing w:before="200" w:after="0"/>
+      <w:spacing w:before="240" w:after="100"/>
       <w:outlineLvl w:val="1"/>
     </w:pPr>
     <w:rPr>
-      <w:rFonts w:asciiTheme="majorHAnsi" w:eastAsiaTheme="majorEastAsia" w:hAnsiTheme="majorHAnsi" w:cstheme="majorBidi" w:ascii="Arial" w:hAnsi="Arial"/>
+      <w:rFonts w:asciiTheme="majorHAnsi" w:eastAsiaTheme="majorEastAsia" w:hAnsiTheme="majorHAnsi" w:cstheme="majorBidi" w:ascii="Aptos Display" w:hAnsi="Aptos Display"/>
       <w:b/>
       <w:bCs/>
-      <w:color w:val="1F5A85"/>
-      <w:sz w:val="28"/>
+      <w:color w:val="267CA8"/>
+      <w:sz w:val="26"/>
       <w:szCs w:val="26"/>
     </w:rPr>
   </w:style>
@@ -7720,15 +2021,15 @@
     <w:pPr>
       <w:keepNext/>
       <w:keepLines/>
-      <w:spacing w:before="200" w:after="0"/>
+      <w:spacing w:before="240" w:after="100"/>
       <w:outlineLvl w:val="2"/>
     </w:pPr>
     <w:rPr>
-      <w:rFonts w:asciiTheme="majorHAnsi" w:eastAsiaTheme="majorEastAsia" w:hAnsiTheme="majorHAnsi" w:cstheme="majorBidi" w:ascii="Arial" w:hAnsi="Arial"/>
+      <w:rFonts w:asciiTheme="majorHAnsi" w:eastAsiaTheme="majorEastAsia" w:hAnsiTheme="majorHAnsi" w:cstheme="majorBidi" w:ascii="Aptos Display" w:hAnsi="Aptos Display"/>
       <w:b/>
       <w:bCs/>
-      <w:color w:val="1F5A85"/>
-      <w:sz w:val="24"/>
+      <w:color w:val="007C83"/>
+      <w:sz w:val="21"/>
     </w:rPr>
   </w:style>
   <w:style w:type="paragraph" w:styleId="Heading4">
@@ -7962,15 +2263,16 @@
       <w:pBdr>
         <w:bottom w:val="single" w:sz="8" w:space="4" w:color="4F81BD" w:themeColor="accent1"/>
       </w:pBdr>
-      <w:spacing w:after="300" w:line="240" w:lineRule="auto"/>
+      <w:spacing w:after="100" w:line="240" w:lineRule="auto" w:before="240"/>
       <w:contextualSpacing/>
     </w:pPr>
     <w:rPr>
-      <w:rFonts w:asciiTheme="majorHAnsi" w:eastAsiaTheme="majorEastAsia" w:hAnsiTheme="majorHAnsi" w:cstheme="majorBidi"/>
-      <w:color w:val="17365D" w:themeColor="text2" w:themeShade="BF"/>
+      <w:rFonts w:asciiTheme="majorHAnsi" w:eastAsiaTheme="majorEastAsia" w:hAnsiTheme="majorHAnsi" w:cstheme="majorBidi" w:ascii="Aptos Display" w:hAnsi="Aptos Display"/>
+      <w:b/>
+      <w:color w:val="173B5B"/>
       <w:spacing w:val="5"/>
       <w:kern w:val="28"/>
-      <w:sz w:val="52"/>
+      <w:sz w:val="64"/>
       <w:szCs w:val="52"/>
     </w:rPr>
   </w:style>
@@ -8408,10 +2710,12 @@
       <w:spacing w:line="240" w:lineRule="auto"/>
     </w:pPr>
     <w:rPr>
+      <w:rFonts w:ascii="Aptos" w:hAnsi="Aptos"/>
       <w:b/>
       <w:bCs/>
-      <w:color w:val="4F81BD" w:themeColor="accent1"/>
-      <w:sz w:val="18"/>
+      <w:i/>
+      <w:color w:val="566573"/>
+      <w:sz w:val="16"/>
       <w:szCs w:val="18"/>
     </w:rPr>
   </w:style>
